--- a/barlow/docs/finesst_proposal_plain.docx
+++ b/barlow/docs/finesst_proposal_plain.docx
@@ -8,10 +8,9 @@
           <w:rFonts w:ascii="Calibri" w:hAnsi="Calibri"/>
           <w:b/>
           <w:i w:val="0"/>
-          <w:color w:val="1F3864"/>
           <w:sz w:val="36"/>
         </w:rPr>
-        <w:t>From Detection to Attribution: Tracking (and Explaining) Stream Change in Antarctica from Terrain Alone</w:t>
+        <w:t>From Detection to Attribution: Tracking and Explaining Stream Change in Antarctica from Terrain Alone</w:t>
       </w:r>
     </w:p>
     <w:p>
@@ -22,12 +21,12 @@
       <w:r>
         <w:rPr>
           <w:rFonts w:ascii="Calibri" w:hAnsi="Calibri"/>
-          <w:b/>
+          <w:b w:val="0"/>
           <w:i/>
           <w:color w:val="666666"/>
           <w:sz w:val="18"/>
         </w:rPr>
-        <w:t>NASA ROSES-2025 F.5 — Future Investigators in NASA Earth and Space Science and Technology (FINESST)</w:t>
+        <w:t>NASA ROSES-2025 F.5: Future Investigators in NASA Earth and Space Science and Technology (FINESST)</w:t>
       </w:r>
     </w:p>
     <w:p>
@@ -37,7 +36,7 @@
       <w:r>
         <w:rPr>
           <w:rFonts w:ascii="Calibri" w:hAnsi="Calibri"/>
-          <w:b/>
+          <w:b w:val="0"/>
           <w:i w:val="0"/>
         </w:rPr>
         <w:t>Division:</w:t>
@@ -48,12 +47,12 @@
           <w:b w:val="0"/>
           <w:i w:val="0"/>
         </w:rPr>
-        <w:t xml:space="preserve"> Earth Science (EARTH25) — Antarctic cryosphere / climate </w:t>
+        <w:t xml:space="preserve"> Earth Science (EARTH25), Antarctic cryosphere / climate </w:t>
       </w:r>
       <w:r>
         <w:rPr>
           <w:rFonts w:ascii="Calibri" w:hAnsi="Calibri"/>
-          <w:b/>
+          <w:b w:val="0"/>
           <w:i w:val="0"/>
         </w:rPr>
         <w:t>Deadline:</w:t>
@@ -69,10 +68,10 @@
       <w:r>
         <w:rPr>
           <w:rFonts w:ascii="Calibri" w:hAnsi="Calibri"/>
-          <w:b/>
+          <w:b w:val="0"/>
           <w:i w:val="0"/>
         </w:rPr>
-        <w:t>Who's who:</w:t>
+        <w:t>Roles:</w:t>
       </w:r>
       <w:r>
         <w:rPr>
@@ -80,7 +79,7 @@
           <w:b w:val="0"/>
           <w:i w:val="0"/>
         </w:rPr>
-        <w:t xml:space="preserve"> Grad student = Future Investigator (FI), main author and brains of the project; advisor = PI on paper. Up to ~$50k/yr for up to 3 years.</w:t>
+        <w:t xml:space="preserve"> Grad student is the Future Investigator (FI), lead and main author; advisor is PI on record. Up to ~$50k/yr for up to 3 years.</w:t>
       </w:r>
     </w:p>
     <w:p>
@@ -91,29 +90,26 @@
       <w:r>
         <w:rPr>
           <w:rFonts w:ascii="Calibri" w:hAnsi="Calibri"/>
-          <w:b/>
+          <w:b w:val="0"/>
           <w:i w:val="0"/>
-          <w:color w:val="666666"/>
           <w:sz w:val="20"/>
         </w:rPr>
-        <w:t>The pitch in one breath.</w:t>
+        <w:t>Summary.</w:t>
       </w:r>
       <w:r>
         <w:rPr>
           <w:rFonts w:ascii="Calibri" w:hAnsi="Calibri"/>
           <w:b w:val="0"/>
           <w:i w:val="0"/>
-          <w:color w:val="666666"/>
           <w:sz w:val="20"/>
         </w:rPr>
-        <w:t xml:space="preserve"> There's already a tool that </w:t>
+        <w:t xml:space="preserve"> A working tool already </w:t>
       </w:r>
       <w:r>
         <w:rPr>
           <w:rFonts w:ascii="Calibri" w:hAnsi="Calibri"/>
           <w:b w:val="0"/>
           <w:i/>
-          <w:color w:val="666666"/>
           <w:sz w:val="20"/>
         </w:rPr>
         <w:t>finds</w:t>
@@ -123,50 +119,9 @@
           <w:rFonts w:ascii="Calibri" w:hAnsi="Calibri"/>
           <w:b w:val="0"/>
           <w:i w:val="0"/>
-          <w:color w:val="666666"/>
           <w:sz w:val="20"/>
         </w:rPr>
-        <w:t xml:space="preserve"> where Antarctic streams are reshaping the land. It stops there — it tells you </w:t>
-      </w:r>
-      <w:r>
-        <w:rPr>
-          <w:rFonts w:ascii="Calibri" w:hAnsi="Calibri"/>
-          <w:b w:val="0"/>
-          <w:i/>
-          <w:color w:val="666666"/>
-          <w:sz w:val="20"/>
-        </w:rPr>
-        <w:t>where</w:t>
-      </w:r>
-      <w:r>
-        <w:rPr>
-          <w:rFonts w:ascii="Calibri" w:hAnsi="Calibri"/>
-          <w:b w:val="0"/>
-          <w:i w:val="0"/>
-          <w:color w:val="666666"/>
-          <w:sz w:val="20"/>
-        </w:rPr>
-        <w:t xml:space="preserve">, never </w:t>
-      </w:r>
-      <w:r>
-        <w:rPr>
-          <w:rFonts w:ascii="Calibri" w:hAnsi="Calibri"/>
-          <w:b w:val="0"/>
-          <w:i/>
-          <w:color w:val="666666"/>
-          <w:sz w:val="20"/>
-        </w:rPr>
-        <w:t>why</w:t>
-      </w:r>
-      <w:r>
-        <w:rPr>
-          <w:rFonts w:ascii="Calibri" w:hAnsi="Calibri"/>
-          <w:b w:val="0"/>
-          <w:i w:val="0"/>
-          <w:color w:val="666666"/>
-          <w:sz w:val="20"/>
-        </w:rPr>
-        <w:t>. This project picks up exactly at that line: I'll connect the change to the things driving it (heat, melt, thawing ground), make the detector work across different sensors and valleys, and put a real uncertainty number on every pixel. I've already rebuilt and checked the existing tool myself and seen the first hint of the "why" signal — so this isn't a someday idea, it's a next-step I'm ready to run.</w:t>
+        <w:t xml:space="preserve"> where Antarctic streams are reshaping the land, but it stops at location: it says where, never why. This project starts at that line. I'll connect the measured change to the processes driving it (heat, melt, thawing ground), make the detector work across different sensors and all four valleys, and attach a real uncertainty value to every pixel. I've already rebuilt and verified the existing pipeline myself and recovered the first driver signal, so this is a concrete next step I'm ready to run, not a proposal resting on untested machinery.</w:t>
       </w:r>
     </w:p>
     <w:p>
@@ -185,10 +140,9 @@
           <w:rFonts w:ascii="Calibri" w:hAnsi="Calibri"/>
           <w:b/>
           <w:i w:val="0"/>
-          <w:color w:val="2E5496"/>
           <w:sz w:val="24"/>
         </w:rPr>
-        <w:t>1. The setup (and the gap I'm filling)</w:t>
+        <w:t>1. The setup and the gap</w:t>
       </w:r>
     </w:p>
     <w:p>
@@ -206,7 +160,7 @@
       <w:r>
         <w:rPr>
           <w:rFonts w:ascii="Calibri" w:hAnsi="Calibri"/>
-          <w:b/>
+          <w:b w:val="0"/>
           <w:i w:val="0"/>
         </w:rPr>
         <w:t>McMurdo Dry Valleys (MDVs)</w:t>
@@ -217,28 +171,12 @@
           <w:b w:val="0"/>
           <w:i w:val="0"/>
         </w:rPr>
-        <w:t xml:space="preserve"> are the biggest ice-free patch of Antarctica — a cold rocky desert that looks like Mars. For about a century everyone treated it as the most </w:t>
+        <w:t xml:space="preserve"> are the largest ice-free region in Antarctica, a cold polar desert of bare rock and gravel. For roughly a century they were treated as the most geomorphically stable place on Earth, but that's no longer holding. The system sits right at the energy threshold for melting, so small increases in absorbed heat are enough to melt ice and degrade permafrost. The visible result is </w:t>
       </w:r>
       <w:r>
         <w:rPr>
           <w:rFonts w:ascii="Calibri" w:hAnsi="Calibri"/>
           <w:b w:val="0"/>
-          <w:i/>
-        </w:rPr>
-        <w:t>boring</w:t>
-      </w:r>
-      <w:r>
-        <w:rPr>
-          <w:rFonts w:ascii="Calibri" w:hAnsi="Calibri"/>
-          <w:b w:val="0"/>
-          <w:i w:val="0"/>
-        </w:rPr>
-        <w:t xml:space="preserve"> landscape on Earth, geologically: nothing moves. That's changing. The system runs right at the edge of freezing, so it doesn't take much extra heat to start melting ice and thawing the frozen ground (permafrost). When that happens you get </w:t>
-      </w:r>
-      <w:r>
-        <w:rPr>
-          <w:rFonts w:ascii="Calibri" w:hAnsi="Calibri"/>
-          <w:b/>
           <w:i w:val="0"/>
         </w:rPr>
         <w:t>ephemeral streams</w:t>
@@ -249,7 +187,7 @@
           <w:b w:val="0"/>
           <w:i w:val="0"/>
         </w:rPr>
-        <w:t xml:space="preserve"> — little rivers that switch on for a few weeks each summer, shove sediment around, then vanish till next year.</w:t>
+        <w:t>: channels that flow for a few weeks each summer, transport sediment, and reshape the channel before going dry again.</w:t>
       </w:r>
     </w:p>
     <w:p>
@@ -262,23 +200,7 @@
           <w:b w:val="0"/>
           <w:i w:val="0"/>
         </w:rPr>
-        <w:t xml:space="preserve">Those streams are basically a </w:t>
-      </w:r>
-      <w:r>
-        <w:rPr>
-          <w:rFonts w:ascii="Calibri" w:hAnsi="Calibri"/>
-          <w:b/>
-          <w:i w:val="0"/>
-        </w:rPr>
-        <w:t>climate canary</w:t>
-      </w:r>
-      <w:r>
-        <w:rPr>
-          <w:rFonts w:ascii="Calibri" w:hAnsi="Calibri"/>
-          <w:b w:val="0"/>
-          <w:i w:val="0"/>
-        </w:rPr>
-        <w:t>: the most sensitive thing you can measure in the most stable place on Earth. If they're speeding up, that's an early warning sign.</w:t>
+        <w:t>Those streams are the clearest climate signal available in an otherwise stable landscape. If they accelerate, that's an early indicator worth taking seriously.</w:t>
       </w:r>
     </w:p>
     <w:p>
@@ -288,7 +210,7 @@
       <w:r>
         <w:rPr>
           <w:rFonts w:ascii="Calibri" w:hAnsi="Calibri"/>
-          <w:b/>
+          <w:b w:val="0"/>
           <w:i w:val="0"/>
         </w:rPr>
         <w:t>Barlow (2026)</w:t>
@@ -299,7 +221,7 @@
           <w:b w:val="0"/>
           <w:i w:val="0"/>
         </w:rPr>
-        <w:t xml:space="preserve"> [1] built the tool that measures them, and it stands on three pieces worth knowing by name:</w:t>
+        <w:t xml:space="preserve"> [1] built the tool that measures them, and it rests on three components worth naming:</w:t>
       </w:r>
     </w:p>
     <w:p>
@@ -317,7 +239,7 @@
       <w:r>
         <w:rPr>
           <w:rFonts w:ascii="Calibri" w:hAnsi="Calibri"/>
-          <w:b/>
+          <w:b w:val="0"/>
           <w:i w:val="0"/>
         </w:rPr>
         <w:t>Terrain-only segmentation.</w:t>
@@ -333,7 +255,7 @@
       <w:r>
         <w:rPr>
           <w:rFonts w:ascii="Calibri" w:hAnsi="Calibri"/>
-          <w:b/>
+          <w:b w:val="0"/>
           <w:i w:val="0"/>
         </w:rPr>
         <w:t>U-Net</w:t>
@@ -344,15 +266,7 @@
           <w:b w:val="0"/>
           <w:i w:val="0"/>
         </w:rPr>
-        <w:t xml:space="preserve"> (a standard image-segmentation neural net) traces stream channels using </w:t>
-      </w:r>
-      <w:r>
-        <w:rPr>
-          <w:rFonts w:ascii="Calibri" w:hAnsi="Calibri"/>
-          <w:b w:val="0"/>
-          <w:i/>
-        </w:rPr>
-        <w:t>only the shape of the ground</w:t>
+        <w:t xml:space="preserve"> (an image-segmentation CNN) traces stream channels from the shape of the ground alone (elevation, slope, aspect). There's no water signal to key off, since the channels are dry most of the year. 2. </w:t>
       </w:r>
       <w:r>
         <w:rPr>
@@ -360,15 +274,7 @@
           <w:b w:val="0"/>
           <w:i w:val="0"/>
         </w:rPr>
-        <w:t xml:space="preserve"> — elevation, slope, aspect. No looking for blue water, because these channels are dry 11 months a year. 2. </w:t>
-      </w:r>
-      <w:r>
-        <w:rPr>
-          <w:rFonts w:ascii="Calibri" w:hAnsi="Calibri"/>
-          <w:b/>
-          <w:i w:val="0"/>
-        </w:rPr>
-        <w:t>Trusting the free satellite data.</w:t>
+        <w:t>Validating the free satellite data.</w:t>
       </w:r>
       <w:r>
         <w:rPr>
@@ -376,12 +282,12 @@
           <w:b w:val="0"/>
           <w:i w:val="0"/>
         </w:rPr>
-        <w:t xml:space="preserve"> Airborne lidar is gold-standard but only exists for 2001 and 2014. To go past 2014 you need </w:t>
+        <w:t xml:space="preserve"> Airborne lidar is the accuracy benchmark but only exists for 2001 and 2014. Extending past 2014 means using </w:t>
       </w:r>
       <w:r>
         <w:rPr>
           <w:rFonts w:ascii="Calibri" w:hAnsi="Calibri"/>
-          <w:b/>
+          <w:b w:val="0"/>
           <w:i w:val="0"/>
         </w:rPr>
         <w:t>REMA</w:t>
@@ -392,12 +298,12 @@
           <w:b w:val="0"/>
           <w:i w:val="0"/>
         </w:rPr>
-        <w:t xml:space="preserve"> (free satellite elevation maps). She proved REMA is accurate enough using </w:t>
+        <w:t xml:space="preserve"> (free satellite elevation models). She showed REMA is good enough via </w:t>
       </w:r>
       <w:r>
         <w:rPr>
           <w:rFonts w:ascii="Calibri" w:hAnsi="Calibri"/>
-          <w:b/>
+          <w:b w:val="0"/>
           <w:i w:val="0"/>
         </w:rPr>
         <w:t>ICP</w:t>
@@ -408,12 +314,12 @@
           <w:b w:val="0"/>
           <w:i w:val="0"/>
         </w:rPr>
-        <w:t xml:space="preserve"> (lines two 3D datasets up) plus </w:t>
+        <w:t xml:space="preserve"> (a 3D alignment method) and </w:t>
       </w:r>
       <w:r>
         <w:rPr>
           <w:rFonts w:ascii="Calibri" w:hAnsi="Calibri"/>
-          <w:b/>
+          <w:b w:val="0"/>
           <w:i w:val="0"/>
         </w:rPr>
         <w:t>NMAD</w:t>
@@ -424,12 +330,12 @@
           <w:b w:val="0"/>
           <w:i w:val="0"/>
         </w:rPr>
-        <w:t xml:space="preserve"> (a median-based spread measure that ignores outliers — way more honest than standard deviation here). 3. </w:t>
+        <w:t xml:space="preserve"> (a median-based, outlier-robust spread estimate that's far more reliable here than standard deviation). 3. </w:t>
       </w:r>
       <w:r>
         <w:rPr>
           <w:rFonts w:ascii="Calibri" w:hAnsi="Calibri"/>
-          <w:b/>
+          <w:b w:val="0"/>
           <w:i w:val="0"/>
         </w:rPr>
         <w:t>Measuring change.</w:t>
@@ -440,12 +346,12 @@
           <w:b w:val="0"/>
           <w:i w:val="0"/>
         </w:rPr>
-        <w:t xml:space="preserve"> Subtract an old elevation map from a new one inside the stream channels — that's a </w:t>
+        <w:t xml:space="preserve"> Differencing an old elevation surface from a newer one inside the channels gives a </w:t>
       </w:r>
       <w:r>
         <w:rPr>
           <w:rFonts w:ascii="Calibri" w:hAnsi="Calibri"/>
-          <w:b/>
+          <w:b w:val="0"/>
           <w:i w:val="0"/>
         </w:rPr>
         <w:t>DEM-of-Difference (DoD)</w:t>
@@ -456,12 +362,12 @@
           <w:b w:val="0"/>
           <w:i w:val="0"/>
         </w:rPr>
-        <w:t>. Only count changes bigger than the noise floor (</w:t>
+        <w:t>. Only changes above the noise floor (</w:t>
       </w:r>
       <w:r>
         <w:rPr>
           <w:rFonts w:ascii="Calibri" w:hAnsi="Calibri"/>
-          <w:b/>
+          <w:b w:val="0"/>
           <w:i w:val="0"/>
         </w:rPr>
         <w:t>LOD95 = 1.96 × NMAD</w:t>
@@ -472,7 +378,7 @@
           <w:b w:val="0"/>
           <w:i w:val="0"/>
         </w:rPr>
-        <w:t>). Add it up per stream → erosion/deposition rates, even acceleration.</w:t>
+        <w:t>) count. Summed per stream, that yields erosion/deposition rates and even acceleration.</w:t>
       </w:r>
     </w:p>
     <w:p>
@@ -482,10 +388,10 @@
       <w:r>
         <w:rPr>
           <w:rFonts w:ascii="Calibri" w:hAnsi="Calibri"/>
-          <w:b/>
+          <w:b w:val="0"/>
           <w:i w:val="0"/>
         </w:rPr>
-        <w:t>Here's the gap.</w:t>
+        <w:t>The gap.</w:t>
       </w:r>
       <w:r>
         <w:rPr>
@@ -501,7 +407,7 @@
           <w:b w:val="0"/>
           <w:i/>
         </w:rPr>
-        <w:t>describing</w:t>
+        <w:t>description</w:t>
       </w:r>
       <w:r>
         <w:rPr>
@@ -509,12 +415,12 @@
           <w:b w:val="0"/>
           <w:i w:val="0"/>
         </w:rPr>
-        <w:t xml:space="preserve"> — it shows </w:t>
+        <w:t xml:space="preserve">. It maps </w:t>
       </w:r>
       <w:r>
         <w:rPr>
           <w:rFonts w:ascii="Calibri" w:hAnsi="Calibri"/>
-          <w:b/>
+          <w:b w:val="0"/>
           <w:i w:val="0"/>
         </w:rPr>
         <w:t>where</w:t>
@@ -525,12 +431,12 @@
           <w:b w:val="0"/>
           <w:i w:val="0"/>
         </w:rPr>
-        <w:t xml:space="preserve"> stuff is happening (Denton Hills erodes the hardest; parts of Taylor Valley are speeding up) but flat-out says two things are left for later: </w:t>
+        <w:t xml:space="preserve"> change happens (Denton Hills erodes hardest; parts of Taylor Valley are accelerating) but explicitly leaves two things for future work: </w:t>
       </w:r>
       <w:r>
         <w:rPr>
           <w:rFonts w:ascii="Calibri" w:hAnsi="Calibri"/>
-          <w:b/>
+          <w:b w:val="0"/>
           <w:i w:val="0"/>
         </w:rPr>
         <w:t>(a)</w:t>
@@ -541,12 +447,12 @@
           <w:b w:val="0"/>
           <w:i w:val="0"/>
         </w:rPr>
-        <w:t xml:space="preserve"> connect the change to its physical/climate </w:t>
+        <w:t xml:space="preserve"> linking the change to its physical and climate </w:t>
       </w:r>
       <w:r>
         <w:rPr>
           <w:rFonts w:ascii="Calibri" w:hAnsi="Calibri"/>
-          <w:b/>
+          <w:b w:val="0"/>
           <w:i w:val="0"/>
         </w:rPr>
         <w:t>drivers</w:t>
@@ -562,7 +468,7 @@
       <w:r>
         <w:rPr>
           <w:rFonts w:ascii="Calibri" w:hAnsi="Calibri"/>
-          <w:b/>
+          <w:b w:val="0"/>
           <w:i w:val="0"/>
         </w:rPr>
         <w:t>(b)</w:t>
@@ -573,15 +479,7 @@
           <w:b w:val="0"/>
           <w:i w:val="0"/>
         </w:rPr>
-        <w:t xml:space="preserve"> make the model work </w:t>
-      </w:r>
-      <w:r>
-        <w:rPr>
-          <w:rFonts w:ascii="Calibri" w:hAnsi="Calibri"/>
-          <w:b/>
-          <w:i w:val="0"/>
-        </w:rPr>
-        <w:t>beyond just the MDVs</w:t>
+        <w:t xml:space="preserve"> making the model work </w:t>
       </w:r>
       <w:r>
         <w:rPr>
@@ -589,7 +487,15 @@
           <w:b w:val="0"/>
           <w:i w:val="0"/>
         </w:rPr>
-        <w:t xml:space="preserve">. That "left for later" is exactly where a Future Investigator project belongs — turning a </w:t>
+        <w:t>beyond the MDVs</w:t>
+      </w:r>
+      <w:r>
+        <w:rPr>
+          <w:rFonts w:ascii="Calibri" w:hAnsi="Calibri"/>
+          <w:b w:val="0"/>
+          <w:i w:val="0"/>
+        </w:rPr>
+        <w:t xml:space="preserve">. That's the natural space for a Future Investigator project: moving from a tool that </w:t>
       </w:r>
       <w:r>
         <w:rPr>
@@ -597,7 +503,7 @@
           <w:b w:val="0"/>
           <w:i/>
         </w:rPr>
-        <w:t>thing that watches</w:t>
+        <w:t>watches</w:t>
       </w:r>
       <w:r>
         <w:rPr>
@@ -605,7 +511,7 @@
           <w:b w:val="0"/>
           <w:i w:val="0"/>
         </w:rPr>
-        <w:t xml:space="preserve"> into a </w:t>
+        <w:t xml:space="preserve"> to one that </w:t>
       </w:r>
       <w:r>
         <w:rPr>
@@ -613,7 +519,7 @@
           <w:b w:val="0"/>
           <w:i/>
         </w:rPr>
-        <w:t>thing that explains and predicts</w:t>
+        <w:t>explains and predicts</w:t>
       </w:r>
       <w:r>
         <w:rPr>
@@ -670,7 +576,7 @@
       <w:r>
         <w:rPr>
           <w:rFonts w:ascii="Calibri" w:hAnsi="Calibri"/>
-          <w:b/>
+          <w:b w:val="0"/>
           <w:i/>
         </w:rPr>
         <w:t>Figure 1.</w:t>
@@ -689,7 +595,7 @@
           <w:b w:val="0"/>
           <w:i/>
         </w:rPr>
-        <w:t>Left half (detect): Barlow's pipeline, which I've already rebuilt and checked. Right half (explain + predict): the new work I'm proposing.</w:t>
+        <w:t>Left (detect): Barlow's pipeline, which I've rebuilt and verified. Right (explain and predict): the new work proposed here.</w:t>
       </w:r>
     </w:p>
     <w:p>
@@ -708,10 +614,9 @@
           <w:rFonts w:ascii="Calibri" w:hAnsi="Calibri"/>
           <w:b/>
           <w:i w:val="0"/>
-          <w:color w:val="2E5496"/>
           <w:sz w:val="24"/>
         </w:rPr>
-        <w:t>2. What I'll actually do (objectives + the bets I'm making)</w:t>
+        <w:t>2. What I'll do (objectives and hypotheses)</w:t>
       </w:r>
     </w:p>
     <w:tbl>
@@ -732,7 +637,7 @@
         <w:tc>
           <w:tcPr>
             <w:tcW w:type="dxa" w:w="2412"/>
-            <w:shd w:val="clear" w:fill="1F3864"/>
+            <w:shd w:val="clear" w:fill="E8E8E8"/>
           </w:tcPr>
           <w:p>
             <w:pPr>
@@ -748,7 +653,6 @@
                 <w:rFonts w:ascii="Calibri" w:hAnsi="Calibri"/>
                 <w:b/>
                 <w:i w:val="0"/>
-                <w:color w:val="FFFFFF"/>
                 <w:sz w:val="18"/>
               </w:rPr>
               <w:t>#</w:t>
@@ -758,7 +662,7 @@
         <w:tc>
           <w:tcPr>
             <w:tcW w:type="dxa" w:w="2412"/>
-            <w:shd w:val="clear" w:fill="1F3864"/>
+            <w:shd w:val="clear" w:fill="E8E8E8"/>
           </w:tcPr>
           <w:p>
             <w:pPr>
@@ -774,7 +678,6 @@
                 <w:rFonts w:ascii="Calibri" w:hAnsi="Calibri"/>
                 <w:b/>
                 <w:i w:val="0"/>
-                <w:color w:val="FFFFFF"/>
                 <w:sz w:val="18"/>
               </w:rPr>
               <w:t>Objective</w:t>
@@ -784,7 +687,7 @@
         <w:tc>
           <w:tcPr>
             <w:tcW w:type="dxa" w:w="2412"/>
-            <w:shd w:val="clear" w:fill="1F3864"/>
+            <w:shd w:val="clear" w:fill="E8E8E8"/>
           </w:tcPr>
           <w:p>
             <w:pPr>
@@ -800,17 +703,16 @@
                 <w:rFonts w:ascii="Calibri" w:hAnsi="Calibri"/>
                 <w:b/>
                 <w:i w:val="0"/>
-                <w:color w:val="FFFFFF"/>
                 <w:sz w:val="18"/>
               </w:rPr>
-              <w:t>The bet (hypothesis)</w:t>
+              <w:t>Hypothesis</w:t>
             </w:r>
           </w:p>
         </w:tc>
         <w:tc>
           <w:tcPr>
             <w:tcW w:type="dxa" w:w="2412"/>
-            <w:shd w:val="clear" w:fill="1F3864"/>
+            <w:shd w:val="clear" w:fill="E8E8E8"/>
           </w:tcPr>
           <w:p>
             <w:pPr>
@@ -826,7 +728,6 @@
                 <w:rFonts w:ascii="Calibri" w:hAnsi="Calibri"/>
                 <w:b/>
                 <w:i w:val="0"/>
-                <w:color w:val="FFFFFF"/>
                 <w:sz w:val="18"/>
               </w:rPr>
               <w:t>Why it's new</w:t>
@@ -847,7 +748,7 @@
             <w:r>
               <w:rPr>
                 <w:rFonts w:ascii="Calibri" w:hAnsi="Calibri"/>
-                <w:b/>
+                <w:b w:val="0"/>
                 <w:i w:val="0"/>
                 <w:sz w:val="18"/>
               </w:rPr>
@@ -867,11 +768,11 @@
             <w:r>
               <w:rPr>
                 <w:rFonts w:ascii="Calibri" w:hAnsi="Calibri"/>
-                <w:b/>
+                <w:b w:val="0"/>
                 <w:i w:val="0"/>
                 <w:sz w:val="18"/>
               </w:rPr>
-              <w:t>Attribution — the headline.</w:t>
+              <w:t>Attribution (the headline).</w:t>
             </w:r>
             <w:r>
               <w:rPr>
@@ -880,12 +781,12 @@
                 <w:i w:val="0"/>
                 <w:sz w:val="18"/>
               </w:rPr>
-              <w:t xml:space="preserve"> Line up each stream's change rate against the drivers: temperature, sunlight, </w:t>
+              <w:t xml:space="preserve"> Relate each stream's change rate to its drivers: temperature, insolation, </w:t>
             </w:r>
             <w:r>
               <w:rPr>
                 <w:rFonts w:ascii="Calibri" w:hAnsi="Calibri"/>
-                <w:b/>
+                <w:b w:val="0"/>
                 <w:i w:val="0"/>
                 <w:sz w:val="18"/>
               </w:rPr>
@@ -898,54 +799,7 @@
                 <w:i w:val="0"/>
                 <w:sz w:val="18"/>
               </w:rPr>
-              <w:t xml:space="preserve"> (basically a running total of "how much above-freezing heat happened"), melt-season flow, glacier melt, and how deep the ground thaws (active layer). Pull these from the LTER field network + ERA5/AMPS weather reanalysis.</w:t>
-            </w:r>
-          </w:p>
-        </w:tc>
-        <w:tc>
-          <w:tcPr>
-            <w:tcW w:type="dxa" w:w="2412"/>
-          </w:tcPr>
-          <w:p>
-            <w:pPr>
-              <w:spacing w:after="20"/>
-            </w:pPr>
-            <w:r/>
-            <w:r>
-              <w:rPr>
-                <w:rFonts w:ascii="Calibri" w:hAnsi="Calibri"/>
-                <w:b/>
-                <w:i w:val="0"/>
-                <w:sz w:val="18"/>
-              </w:rPr>
-              <w:t>H1:</w:t>
-            </w:r>
-            <w:r>
-              <w:rPr>
-                <w:rFonts w:ascii="Calibri" w:hAnsi="Calibri"/>
-                <w:b w:val="0"/>
-                <w:i w:val="0"/>
-                <w:sz w:val="18"/>
-              </w:rPr>
-              <w:t xml:space="preserve"> What controls the change is </w:t>
-            </w:r>
-            <w:r>
-              <w:rPr>
-                <w:rFonts w:ascii="Calibri" w:hAnsi="Calibri"/>
-                <w:b/>
-                <w:i w:val="0"/>
-                <w:sz w:val="18"/>
-              </w:rPr>
-              <w:t>total melt energy</w:t>
-            </w:r>
-            <w:r>
-              <w:rPr>
-                <w:rFonts w:ascii="Calibri" w:hAnsi="Calibri"/>
-                <w:b w:val="0"/>
-                <w:i w:val="0"/>
-                <w:sz w:val="18"/>
-              </w:rPr>
-              <w:t>, not just how much water ran. A heat-based model beats a flow-only model and explains the leftover scatter in Fig. 5.</w:t>
+              <w:t xml:space="preserve"> (cumulative above-freezing heat), melt-season discharge, glacier melt, and active-layer (thaw) depth, drawn from the LTER field network plus ERA5/AMPS reanalysis.</w:t>
             </w:r>
           </w:p>
         </w:tc>
@@ -965,16 +819,40 @@
                 <w:i w:val="0"/>
                 <w:sz w:val="18"/>
               </w:rPr>
-              <w:t>Barlow literally lists this as future work; nobody's quantified it.</w:t>
+              <w:t>H1:</w:t>
+            </w:r>
+            <w:r>
+              <w:rPr>
+                <w:rFonts w:ascii="Calibri" w:hAnsi="Calibri"/>
+                <w:b w:val="0"/>
+                <w:i w:val="0"/>
+                <w:sz w:val="18"/>
+              </w:rPr>
+              <w:t xml:space="preserve"> Change is governed by </w:t>
+            </w:r>
+            <w:r>
+              <w:rPr>
+                <w:rFonts w:ascii="Calibri" w:hAnsi="Calibri"/>
+                <w:b w:val="0"/>
+                <w:i/>
+                <w:sz w:val="18"/>
+              </w:rPr>
+              <w:t>cumulative melt energy</w:t>
+            </w:r>
+            <w:r>
+              <w:rPr>
+                <w:rFonts w:ascii="Calibri" w:hAnsi="Calibri"/>
+                <w:b w:val="0"/>
+                <w:i w:val="0"/>
+                <w:sz w:val="18"/>
+              </w:rPr>
+              <w:t>, not raw water volume. An energy-based model outperforms a discharge-only model and explains the residual scatter in Fig. 5.</w:t>
             </w:r>
           </w:p>
         </w:tc>
-      </w:tr>
-      <w:tr>
         <w:tc>
           <w:tcPr>
             <w:tcW w:type="dxa" w:w="2412"/>
-            <w:shd w:val="clear" w:fill="EEF2F8"/>
           </w:tcPr>
           <w:p>
             <w:pPr>
@@ -984,7 +862,29 @@
             <w:r>
               <w:rPr>
                 <w:rFonts w:ascii="Calibri" w:hAnsi="Calibri"/>
-                <w:b/>
+                <w:b w:val="0"/>
+                <w:i w:val="0"/>
+                <w:sz w:val="18"/>
+              </w:rPr>
+              <w:t>Barlow lists this as future work; it hasn't been quantified.</w:t>
+            </w:r>
+          </w:p>
+        </w:tc>
+      </w:tr>
+      <w:tr>
+        <w:tc>
+          <w:tcPr>
+            <w:tcW w:type="dxa" w:w="2412"/>
+          </w:tcPr>
+          <w:p>
+            <w:pPr>
+              <w:spacing w:after="20"/>
+            </w:pPr>
+            <w:r/>
+            <w:r>
+              <w:rPr>
+                <w:rFonts w:ascii="Calibri" w:hAnsi="Calibri"/>
+                <w:b w:val="0"/>
                 <w:i w:val="0"/>
                 <w:sz w:val="18"/>
               </w:rPr>
@@ -995,7 +895,6 @@
         <w:tc>
           <w:tcPr>
             <w:tcW w:type="dxa" w:w="2412"/>
-            <w:shd w:val="clear" w:fill="EEF2F8"/>
           </w:tcPr>
           <w:p>
             <w:pPr>
@@ -1005,11 +904,11 @@
             <w:r>
               <w:rPr>
                 <w:rFonts w:ascii="Calibri" w:hAnsi="Calibri"/>
-                <w:b/>
+                <w:b w:val="0"/>
                 <w:i w:val="0"/>
                 <w:sz w:val="18"/>
               </w:rPr>
-              <w:t>Make it generalize.</w:t>
+              <w:t>Generalization.</w:t>
             </w:r>
             <w:r>
               <w:rPr>
@@ -1018,30 +917,12 @@
                 <w:i w:val="0"/>
                 <w:sz w:val="18"/>
               </w:rPr>
-              <w:t xml:space="preserve"> Get the terrain-only detector working across </w:t>
+              <w:t xml:space="preserve"> Make the terrain-only detector work across both lidar (2001/2014) and REMA, and across all four valleys. The obstacle is </w:t>
             </w:r>
             <w:r>
               <w:rPr>
                 <w:rFonts w:ascii="Calibri" w:hAnsi="Calibri"/>
                 <w:b w:val="0"/>
-                <w:i/>
-                <w:sz w:val="18"/>
-              </w:rPr>
-              <w:t>both</w:t>
-            </w:r>
-            <w:r>
-              <w:rPr>
-                <w:rFonts w:ascii="Calibri" w:hAnsi="Calibri"/>
-                <w:b w:val="0"/>
-                <w:i w:val="0"/>
-                <w:sz w:val="18"/>
-              </w:rPr>
-              <w:t xml:space="preserve"> lidar (2001/2014) and REMA satellite data, and across all four valleys. The tricky part is the </w:t>
-            </w:r>
-            <w:r>
-              <w:rPr>
-                <w:rFonts w:ascii="Calibri" w:hAnsi="Calibri"/>
-                <w:b/>
                 <w:i w:val="0"/>
                 <w:sz w:val="18"/>
               </w:rPr>
@@ -1054,14 +935,13 @@
                 <w:i w:val="0"/>
                 <w:sz w:val="18"/>
               </w:rPr>
-              <w:t xml:space="preserve"> — lidar and satellite "see" the ground slightly differently, and that gap hurts the satellite years.</w:t>
+              <w:t>: lidar and satellite represent the surface differently, which degrades the satellite epoch.</w:t>
             </w:r>
           </w:p>
         </w:tc>
         <w:tc>
           <w:tcPr>
             <w:tcW w:type="dxa" w:w="2412"/>
-            <w:shd w:val="clear" w:fill="EEF2F8"/>
           </w:tcPr>
           <w:p>
             <w:pPr>
@@ -1071,7 +951,7 @@
             <w:r>
               <w:rPr>
                 <w:rFonts w:ascii="Calibri" w:hAnsi="Calibri"/>
-                <w:b/>
+                <w:b w:val="0"/>
                 <w:i w:val="0"/>
                 <w:sz w:val="18"/>
               </w:rPr>
@@ -1084,14 +964,13 @@
                 <w:i w:val="0"/>
                 <w:sz w:val="18"/>
               </w:rPr>
-              <w:t xml:space="preserve"> A sensor-aware correction (adjust for slope/aspect, per pixel) closes most of that lidar-vs-REMA gap.</w:t>
+              <w:t xml:space="preserve"> A sensor-aware correction (conditioned on slope/aspect, per pixel) closes most of the lidar-vs-REMA gap.</w:t>
             </w:r>
           </w:p>
         </w:tc>
         <w:tc>
           <w:tcPr>
             <w:tcW w:type="dxa" w:w="2412"/>
-            <w:shd w:val="clear" w:fill="EEF2F8"/>
           </w:tcPr>
           <w:p>
             <w:pPr>
@@ -1123,7 +1002,7 @@
             <w:r>
               <w:rPr>
                 <w:rFonts w:ascii="Calibri" w:hAnsi="Calibri"/>
-                <w:b/>
+                <w:b w:val="0"/>
                 <w:i w:val="0"/>
                 <w:sz w:val="18"/>
               </w:rPr>
@@ -1143,11 +1022,11 @@
             <w:r>
               <w:rPr>
                 <w:rFonts w:ascii="Calibri" w:hAnsi="Calibri"/>
-                <w:b/>
+                <w:b w:val="0"/>
                 <w:i w:val="0"/>
                 <w:sz w:val="18"/>
               </w:rPr>
-              <w:t>Honest uncertainty.</w:t>
+              <w:t>Calibrated uncertainty.</w:t>
             </w:r>
             <w:r>
               <w:rPr>
@@ -1156,16 +1035,7 @@
                 <w:i w:val="0"/>
                 <w:sz w:val="18"/>
               </w:rPr>
-              <w:t xml:space="preserve"> Right now there's one noise number for a whole map. I'll make it </w:t>
-            </w:r>
-            <w:r>
-              <w:rPr>
-                <w:rFonts w:ascii="Calibri" w:hAnsi="Calibri"/>
-                <w:b/>
-                <w:i w:val="0"/>
-                <w:sz w:val="18"/>
-              </w:rPr>
-              <w:t>per-pixel and sensor-aware</w:t>
+              <w:t xml:space="preserve"> Replace the single global noise value with a </w:t>
             </w:r>
             <w:r>
               <w:rPr>
@@ -1174,27 +1044,7 @@
                 <w:i w:val="0"/>
                 <w:sz w:val="18"/>
               </w:rPr>
-              <w:t>, so every change map ships with a real confidence value.</w:t>
-            </w:r>
-          </w:p>
-        </w:tc>
-        <w:tc>
-          <w:tcPr>
-            <w:tcW w:type="dxa" w:w="2412"/>
-          </w:tcPr>
-          <w:p>
-            <w:pPr>
-              <w:spacing w:after="20"/>
-            </w:pPr>
-            <w:r/>
-            <w:r>
-              <w:rPr>
-                <w:rFonts w:ascii="Calibri" w:hAnsi="Calibri"/>
-                <w:b/>
-                <w:i w:val="0"/>
-                <w:sz w:val="18"/>
-              </w:rPr>
-              <w:t>H3:</w:t>
+              <w:t>per-pixel, sensor-aware</w:t>
             </w:r>
             <w:r>
               <w:rPr>
@@ -1203,7 +1053,7 @@
                 <w:i w:val="0"/>
                 <w:sz w:val="18"/>
               </w:rPr>
-              <w:t xml:space="preserve"> If you let the noise number depend on slope, aspect, and sensor, the "95% confident" line actually holds up 95% of the time.</w:t>
+              <w:t xml:space="preserve"> one, so every change map carries a defensible confidence layer.</w:t>
             </w:r>
           </w:p>
         </w:tc>
@@ -1223,7 +1073,36 @@
                 <w:i w:val="0"/>
                 <w:sz w:val="18"/>
               </w:rPr>
-              <w:t>Barlow uses a single global number per epoch pair.</w:t>
+              <w:t>H3:</w:t>
+            </w:r>
+            <w:r>
+              <w:rPr>
+                <w:rFonts w:ascii="Calibri" w:hAnsi="Calibri"/>
+                <w:b w:val="0"/>
+                <w:i w:val="0"/>
+                <w:sz w:val="18"/>
+              </w:rPr>
+              <w:t xml:space="preserve"> Conditioning NMAD on slope, aspect, and sensor produces a 95% bound that actually holds 95% of the time.</w:t>
+            </w:r>
+          </w:p>
+        </w:tc>
+        <w:tc>
+          <w:tcPr>
+            <w:tcW w:type="dxa" w:w="2412"/>
+          </w:tcPr>
+          <w:p>
+            <w:pPr>
+              <w:spacing w:after="20"/>
+            </w:pPr>
+            <w:r/>
+            <w:r>
+              <w:rPr>
+                <w:rFonts w:ascii="Calibri" w:hAnsi="Calibri"/>
+                <w:b w:val="0"/>
+                <w:i w:val="0"/>
+                <w:sz w:val="18"/>
+              </w:rPr>
+              <w:t>Barlow uses one global value per epoch pair.</w:t>
             </w:r>
           </w:p>
         </w:tc>
@@ -1241,10 +1120,10 @@
       <w:r>
         <w:rPr>
           <w:rFonts w:ascii="Calibri" w:hAnsi="Calibri"/>
-          <w:b/>
+          <w:b w:val="0"/>
           <w:i w:val="0"/>
         </w:rPr>
-        <w:t>The payoff that ties it together:</w:t>
+        <w:t>The unifying payoff:</w:t>
       </w:r>
       <w:r>
         <w:rPr>
@@ -1252,15 +1131,7 @@
           <w:b w:val="0"/>
           <w:i w:val="0"/>
         </w:rPr>
-        <w:t xml:space="preserve"> a model that takes a driver map and predicts </w:t>
-      </w:r>
-      <w:r>
-        <w:rPr>
-          <w:rFonts w:ascii="Calibri" w:hAnsi="Calibri"/>
-          <w:b/>
-          <w:i w:val="0"/>
-        </w:rPr>
-        <w:t>where the acceleration moves next</w:t>
+        <w:t xml:space="preserve"> a model that takes a driver field and predicts </w:t>
       </w:r>
       <w:r>
         <w:rPr>
@@ -1268,7 +1139,15 @@
           <w:b w:val="0"/>
           <w:i w:val="0"/>
         </w:rPr>
-        <w:t xml:space="preserve"> — the actually-useful version of the climate-canary idea.</w:t>
+        <w:t>where acceleration migrates next</w:t>
+      </w:r>
+      <w:r>
+        <w:rPr>
+          <w:rFonts w:ascii="Calibri" w:hAnsi="Calibri"/>
+          <w:b w:val="0"/>
+          <w:i w:val="0"/>
+        </w:rPr>
+        <w:t>, which is the operationally useful form of the climate-indicator idea.</w:t>
       </w:r>
     </w:p>
     <w:p>
@@ -1287,10 +1166,9 @@
           <w:rFonts w:ascii="Calibri" w:hAnsi="Calibri"/>
           <w:b/>
           <w:i w:val="0"/>
-          <w:color w:val="2E5496"/>
           <w:sz w:val="24"/>
         </w:rPr>
-        <w:t>3. How I'll do it</w:t>
+        <w:t>3. Approach</w:t>
       </w:r>
     </w:p>
     <w:p>
@@ -1300,10 +1178,10 @@
       <w:r>
         <w:rPr>
           <w:rFonts w:ascii="Calibri" w:hAnsi="Calibri"/>
-          <w:b/>
+          <w:b w:val="0"/>
           <w:i w:val="0"/>
         </w:rPr>
-        <w:t>Data (all free/public, and I already pulled it — see §6).</w:t>
+        <w:t>Data (all free/public, already pulled; see §6).</w:t>
       </w:r>
       <w:r>
         <w:rPr>
@@ -1311,12 +1189,12 @@
           <w:b w:val="0"/>
           <w:i w:val="0"/>
         </w:rPr>
-        <w:t xml:space="preserve"> Elevation: MDV lidar 2001 (2 m) + 2014 (1 m), and REMA satellite (2 m, 2021–23). From each I build the usual terrain layers — elevation, slope, aspect, </w:t>
+        <w:t xml:space="preserve"> Elevation: MDV lidar 2001 (2 m) and 2014 (1 m), plus REMA satellite (2 m, 2021–23). From each I build the standard terrain layers: elevation, slope, aspect, </w:t>
       </w:r>
       <w:r>
         <w:rPr>
           <w:rFonts w:ascii="Calibri" w:hAnsi="Calibri"/>
-          <w:b/>
+          <w:b w:val="0"/>
           <w:i w:val="0"/>
         </w:rPr>
         <w:t>profile curvature</w:t>
@@ -1327,12 +1205,12 @@
           <w:b w:val="0"/>
           <w:i w:val="0"/>
         </w:rPr>
-        <w:t xml:space="preserve"> (signed, so it tells concave channel from convex ridge), </w:t>
+        <w:t xml:space="preserve"> (signed, so it distinguishes concave channels from convex ridges), </w:t>
       </w:r>
       <w:r>
         <w:rPr>
           <w:rFonts w:ascii="Calibri" w:hAnsi="Calibri"/>
-          <w:b/>
+          <w:b w:val="0"/>
           <w:i w:val="0"/>
         </w:rPr>
         <w:t>MFD flow accumulation</w:t>
@@ -1343,12 +1221,12 @@
           <w:b w:val="0"/>
           <w:i w:val="0"/>
         </w:rPr>
-        <w:t xml:space="preserve"> (where water would pool), and lidar intensity. Drivers: LTER weather, </w:t>
+        <w:t xml:space="preserve">, and lidar intensity. Drivers: LTER meteorology, </w:t>
       </w:r>
       <w:r>
         <w:rPr>
           <w:rFonts w:ascii="Calibri" w:hAnsi="Calibri"/>
-          <w:b/>
+          <w:b w:val="0"/>
           <w:i w:val="0"/>
         </w:rPr>
         <w:t>21 stream gauges</w:t>
@@ -1359,7 +1237,7 @@
           <w:b w:val="0"/>
           <w:i w:val="0"/>
         </w:rPr>
-        <w:t>, glacier melt for 7 glaciers, and continuous soil temperature/moisture (my stand-in for how deep the ground thaws); plus ERA5 + AMPS weather to fill spatial gaps. Labels: LTER stream centerlines (public stand-in for Barlow's private hand-drawn training tiles — that's the one catch, covered in §7).</w:t>
+        <w:t>, glacier melt for 7 glaciers, and continuous soil temperature/moisture as an active-layer proxy; ERA5 and AMPS reanalysis fill spatial gaps. Labels: LTER stream centerlines, a public stand-in for Barlow's private hand-drawn training tiles (the one access constraint; see §7).</w:t>
       </w:r>
     </w:p>
     <w:p>
@@ -1369,10 +1247,10 @@
       <w:r>
         <w:rPr>
           <w:rFonts w:ascii="Calibri" w:hAnsi="Calibri"/>
-          <w:b/>
+          <w:b w:val="0"/>
           <w:i w:val="0"/>
         </w:rPr>
-        <w:t>O1 — attribution.</w:t>
+        <w:t>O1, attribution.</w:t>
       </w:r>
       <w:r>
         <w:rPr>
@@ -1380,12 +1258,12 @@
           <w:b w:val="0"/>
           <w:i w:val="0"/>
         </w:rPr>
-        <w:t xml:space="preserve"> For every gauged stream and time period I'll: </w:t>
+        <w:t xml:space="preserve"> For each gauged stream and epoch I'll: </w:t>
       </w:r>
       <w:r>
         <w:rPr>
           <w:rFonts w:ascii="Calibri" w:hAnsi="Calibri"/>
-          <w:b/>
+          <w:b w:val="0"/>
           <w:i w:val="0"/>
         </w:rPr>
         <w:t>(i)</w:t>
@@ -1396,12 +1274,12 @@
           <w:b w:val="0"/>
           <w:i w:val="0"/>
         </w:rPr>
-        <w:t xml:space="preserve"> get the change rate from the DoD inside the channel (already working — Fig. 2); </w:t>
+        <w:t xml:space="preserve"> take the change rate from the DoD inside the channel (already operational, Fig. 2); </w:t>
       </w:r>
       <w:r>
         <w:rPr>
           <w:rFonts w:ascii="Calibri" w:hAnsi="Calibri"/>
-          <w:b/>
+          <w:b w:val="0"/>
           <w:i w:val="0"/>
         </w:rPr>
         <w:t>(ii)</w:t>
@@ -1412,12 +1290,12 @@
           <w:b w:val="0"/>
           <w:i w:val="0"/>
         </w:rPr>
-        <w:t xml:space="preserve"> build a per-stream </w:t>
+        <w:t xml:space="preserve"> assemble a per-stream </w:t>
       </w:r>
       <w:r>
         <w:rPr>
           <w:rFonts w:ascii="Calibri" w:hAnsi="Calibri"/>
-          <w:b/>
+          <w:b w:val="0"/>
           <w:i w:val="0"/>
         </w:rPr>
         <w:t>energy time series</w:t>
@@ -1428,12 +1306,12 @@
           <w:b w:val="0"/>
           <w:i w:val="0"/>
         </w:rPr>
-        <w:t xml:space="preserve"> (PDD, sunlight, flow, thaw depth); </w:t>
+        <w:t xml:space="preserve"> (PDD, insolation, discharge, thaw depth); </w:t>
       </w:r>
       <w:r>
         <w:rPr>
           <w:rFonts w:ascii="Calibri" w:hAnsi="Calibri"/>
-          <w:b/>
+          <w:b w:val="0"/>
           <w:i w:val="0"/>
         </w:rPr>
         <w:t>(iii)</w:t>
@@ -1444,12 +1322,12 @@
           <w:b w:val="0"/>
           <w:i w:val="0"/>
         </w:rPr>
-        <w:t xml:space="preserve"> fit models (hierarchical regression / random forest) of rate-vs-drivers, leaving one stream out at a time to check they actually predict; </w:t>
+        <w:t xml:space="preserve"> fit rate-vs-driver models (hierarchical regression and random forest) with leave-one-stream-out validation; and </w:t>
       </w:r>
       <w:r>
         <w:rPr>
           <w:rFonts w:ascii="Calibri" w:hAnsi="Calibri"/>
-          <w:b/>
+          <w:b w:val="0"/>
           <w:i w:val="0"/>
         </w:rPr>
         <w:t>(iv)</w:t>
@@ -1460,7 +1338,7 @@
           <w:b w:val="0"/>
           <w:i w:val="0"/>
         </w:rPr>
-        <w:t xml:space="preserve"> test H1 head-to-head: heat-based model vs. flow-only. Fig. 5 is the teaser — the flow relationship is real but messy, which is the whole reason to bring in melt energy. For the streams with three time points, I'll regress </w:t>
+        <w:t xml:space="preserve"> test H1 directly: energy-based model against discharge-only. Fig. 5 is the preliminary version of this; the discharge relationship is real but leaves structured residuals, which is exactly what an energy model should resolve. For streams with three time points, I'll regress </w:t>
       </w:r>
       <w:r>
         <w:rPr>
@@ -1502,10 +1380,10 @@
       <w:r>
         <w:rPr>
           <w:rFonts w:ascii="Calibri" w:hAnsi="Calibri"/>
-          <w:b/>
+          <w:b w:val="0"/>
           <w:i w:val="0"/>
         </w:rPr>
-        <w:t>O2 — generalize.</w:t>
+        <w:t>O2, generalization.</w:t>
       </w:r>
       <w:r>
         <w:rPr>
@@ -1513,23 +1391,7 @@
           <w:b w:val="0"/>
           <w:i w:val="0"/>
         </w:rPr>
-        <w:t xml:space="preserve"> Measure the lidar-vs-REMA difference over ground that </w:t>
-      </w:r>
-      <w:r>
-        <w:rPr>
-          <w:rFonts w:ascii="Calibri" w:hAnsi="Calibri"/>
-          <w:b w:val="0"/>
-          <w:i/>
-        </w:rPr>
-        <w:t>didn't</w:t>
-      </w:r>
-      <w:r>
-        <w:rPr>
-          <w:rFonts w:ascii="Calibri" w:hAnsi="Calibri"/>
-          <w:b w:val="0"/>
-          <w:i w:val="0"/>
-        </w:rPr>
-        <w:t xml:space="preserve"> change, see how it depends on slope/aspect, learn a correction, retrain the U-Net with both sensors mixed in, then score it (F1) across all four valleys and both sensors. My WellSight work (§5) already shows this same architecture surviving a totally different landscape, so this isn't a leap of faith.</w:t>
+        <w:t xml:space="preserve"> Quantify the lidar-vs-REMA difference over stable ground as a function of slope and aspect, learn a correction, retrain the U-Net with both sensors represented, and evaluate F1 across all four valleys and both sensors. My WellSight work (§5) already shows this architecture holding up on an entirely different landscape, so the risk here is bounded.</w:t>
       </w:r>
     </w:p>
     <w:p>
@@ -1539,10 +1401,10 @@
       <w:r>
         <w:rPr>
           <w:rFonts w:ascii="Calibri" w:hAnsi="Calibri"/>
-          <w:b/>
+          <w:b w:val="0"/>
           <w:i w:val="0"/>
         </w:rPr>
-        <w:t>O3 — uncertainty.</w:t>
+        <w:t>O3, uncertainty.</w:t>
       </w:r>
       <w:r>
         <w:rPr>
@@ -1550,7 +1412,7 @@
           <w:b w:val="0"/>
           <w:i w:val="0"/>
         </w:rPr>
-        <w:t xml:space="preserve"> Swap the one-number noise estimate for one that depends on (slope, aspect, sensor), output it as a per-pixel map, and check it's honest by confirming the "95% line" is actually crossed ~5% of the time on stable ground. Fig. 4 is the global version of this idea.</w:t>
+        <w:t xml:space="preserve"> Replace the global NMAD with one conditioned on (slope, aspect, sensor), output it as a per-pixel layer, and verify calibration by confirming the 95% bound is exceeded about 5% of the time on stable ground. Fig. 4 is the global version of this result.</w:t>
       </w:r>
     </w:p>
     <w:p>
@@ -1560,7 +1422,7 @@
       <w:r>
         <w:rPr>
           <w:rFonts w:ascii="Calibri" w:hAnsi="Calibri"/>
-          <w:b/>
+          <w:b w:val="0"/>
           <w:i w:val="0"/>
         </w:rPr>
         <w:t>Reproducibility.</w:t>
@@ -1571,7 +1433,7 @@
           <w:b w:val="0"/>
           <w:i w:val="0"/>
         </w:rPr>
-        <w:t xml:space="preserve"> The whole thing is scripted end-to-end — re-run from raw data and you get the same outputs. (Sanity check that paid off: an early bug had bad nodata values blowing the noise up to 2.7 m; QC caught it and I fixed it before trusting any number.)</w:t>
+        <w:t xml:space="preserve"> The pipeline is fully scripted: re-run from source and the outputs match, with robust statistics and CRS checks enforced throughout. (One catch that validated the QC: an early nodata bug inflated the noise estimate to 2.7 m; it was caught and fixed before any result was trusted.)</w:t>
       </w:r>
     </w:p>
     <w:p>
@@ -1590,10 +1452,9 @@
           <w:rFonts w:ascii="Calibri" w:hAnsi="Calibri"/>
           <w:b/>
           <w:i w:val="0"/>
-          <w:color w:val="2E5496"/>
           <w:sz w:val="24"/>
         </w:rPr>
-        <w:t>4. Proof I can pull this off (preliminary work)</w:t>
+        <w:t>4. Evidence this is feasible (preliminary work)</w:t>
       </w:r>
     </w:p>
     <w:p>
@@ -1606,15 +1467,7 @@
           <w:b w:val="0"/>
           <w:i w:val="0"/>
         </w:rPr>
-        <w:t xml:space="preserve">This is the part that makes the proposal real instead of hopeful: </w:t>
-      </w:r>
-      <w:r>
-        <w:rPr>
-          <w:rFonts w:ascii="Calibri" w:hAnsi="Calibri"/>
-          <w:b/>
-          <w:i w:val="0"/>
-        </w:rPr>
-        <w:t>I already rebuilt Barlow's change-detection pipeline myself and got numbers that land inside her published ranges</w:t>
+        <w:t xml:space="preserve">This is what makes the proposal concrete rather than aspirational: </w:t>
       </w:r>
       <w:r>
         <w:rPr>
@@ -1622,15 +1475,7 @@
           <w:b w:val="0"/>
           <w:i w:val="0"/>
         </w:rPr>
-        <w:t xml:space="preserve">, then took one exploratory step into the new O1 science. To be clear — this is feasibility work I did to show I'm ready, </w:t>
-      </w:r>
-      <w:r>
-        <w:rPr>
-          <w:rFonts w:ascii="Calibri" w:hAnsi="Calibri"/>
-          <w:b w:val="0"/>
-          <w:i/>
-        </w:rPr>
-        <w:t>not</w:t>
+        <w:t>I've already rebuilt Barlow's change-detection pipeline and reproduced results that fall inside her published ranges</w:t>
       </w:r>
       <w:r>
         <w:rPr>
@@ -1638,7 +1483,7 @@
           <w:b w:val="0"/>
           <w:i w:val="0"/>
         </w:rPr>
-        <w:t xml:space="preserve"> the funded project itself.</w:t>
+        <w:t>, then taken a first exploratory step into the O1 science. This is feasibility work to demonstrate readiness, not the funded project itself.</w:t>
       </w:r>
     </w:p>
     <w:p>
@@ -1649,12 +1494,12 @@
       <w:r>
         <w:rPr>
           <w:rFonts w:ascii="Calibri" w:hAnsi="Calibri"/>
-          <w:b/>
+          <w:b w:val="0"/>
           <w:i/>
           <w:color w:val="666666"/>
           <w:sz w:val="18"/>
         </w:rPr>
-        <w:t>(a) Change detection, all three time periods (Fig. 2).</w:t>
+        <w:t>(a) Change detection across all three epochs (Fig. 2).</w:t>
       </w:r>
     </w:p>
     <w:p>
@@ -1703,7 +1548,7 @@
       <w:r>
         <w:rPr>
           <w:rFonts w:ascii="Calibri" w:hAnsi="Calibri"/>
-          <w:b/>
+          <w:b w:val="0"/>
           <w:i/>
         </w:rPr>
         <w:t>Figure 2.</w:t>
@@ -1722,7 +1567,7 @@
           <w:b w:val="0"/>
           <w:i/>
         </w:rPr>
-        <w:t>DoD maps for Taylor Valley stream corridors, showing only changes bigger than the noise floor. Left: 2001→2014 (lidar vs lidar). Right: 2014→2021-23 (lidar vs REMA satellite). Red = erosion, blue = deposition. Real patterns pop out above the noise.</w:t>
+        <w:t>DoD maps for Taylor Valley stream corridors, showing only changes above the noise floor. Left: 2001→2014 (lidar vs lidar). Right: 2014→2021-23 (lidar vs REMA). Red is erosion, blue is deposition. Coherent patterns emerge well above the noise.</w:t>
       </w:r>
     </w:p>
     <w:tbl>
@@ -1744,7 +1589,7 @@
         <w:tc>
           <w:tcPr>
             <w:tcW w:type="dxa" w:w="1930"/>
-            <w:shd w:val="clear" w:fill="1F3864"/>
+            <w:shd w:val="clear" w:fill="E8E8E8"/>
           </w:tcPr>
           <w:p>
             <w:pPr>
@@ -1760,17 +1605,16 @@
                 <w:rFonts w:ascii="Calibri" w:hAnsi="Calibri"/>
                 <w:b/>
                 <w:i w:val="0"/>
-                <w:color w:val="FFFFFF"/>
                 <w:sz w:val="18"/>
               </w:rPr>
-              <w:t>Time period</w:t>
+              <w:t>Epoch</w:t>
             </w:r>
           </w:p>
         </w:tc>
         <w:tc>
           <w:tcPr>
             <w:tcW w:type="dxa" w:w="1930"/>
-            <w:shd w:val="clear" w:fill="1F3864"/>
+            <w:shd w:val="clear" w:fill="E8E8E8"/>
           </w:tcPr>
           <w:p>
             <w:pPr>
@@ -1786,7 +1630,6 @@
                 <w:rFonts w:ascii="Calibri" w:hAnsi="Calibri"/>
                 <w:b/>
                 <w:i w:val="0"/>
-                <w:color w:val="FFFFFF"/>
                 <w:sz w:val="18"/>
               </w:rPr>
               <w:t>NMAD (noise)</w:t>
@@ -1796,7 +1639,7 @@
         <w:tc>
           <w:tcPr>
             <w:tcW w:type="dxa" w:w="1930"/>
-            <w:shd w:val="clear" w:fill="1F3864"/>
+            <w:shd w:val="clear" w:fill="E8E8E8"/>
           </w:tcPr>
           <w:p>
             <w:pPr>
@@ -1812,7 +1655,6 @@
                 <w:rFonts w:ascii="Calibri" w:hAnsi="Calibri"/>
                 <w:b/>
                 <w:i w:val="0"/>
-                <w:color w:val="FFFFFF"/>
                 <w:sz w:val="18"/>
               </w:rPr>
               <w:t>LOD95 (detection floor)</w:t>
@@ -1822,7 +1664,7 @@
         <w:tc>
           <w:tcPr>
             <w:tcW w:type="dxa" w:w="1930"/>
-            <w:shd w:val="clear" w:fill="1F3864"/>
+            <w:shd w:val="clear" w:fill="E8E8E8"/>
           </w:tcPr>
           <w:p>
             <w:pPr>
@@ -1838,7 +1680,6 @@
                 <w:rFonts w:ascii="Calibri" w:hAnsi="Calibri"/>
                 <w:b/>
                 <w:i w:val="0"/>
-                <w:color w:val="FFFFFF"/>
                 <w:sz w:val="18"/>
               </w:rPr>
               <w:t>Barlow's range</w:t>
@@ -1848,7 +1689,7 @@
         <w:tc>
           <w:tcPr>
             <w:tcW w:type="dxa" w:w="1930"/>
-            <w:shd w:val="clear" w:fill="1F3864"/>
+            <w:shd w:val="clear" w:fill="E8E8E8"/>
           </w:tcPr>
           <w:p>
             <w:pPr>
@@ -1864,10 +1705,9 @@
                 <w:rFonts w:ascii="Calibri" w:hAnsi="Calibri"/>
                 <w:b/>
                 <w:i w:val="0"/>
-                <w:color w:val="FFFFFF"/>
                 <w:sz w:val="18"/>
               </w:rPr>
-              <w:t>Match?</w:t>
+              <w:t>Match</w:t>
             </w:r>
           </w:p>
         </w:tc>
@@ -1978,7 +1818,6 @@
         <w:tc>
           <w:tcPr>
             <w:tcW w:type="dxa" w:w="1930"/>
-            <w:shd w:val="clear" w:fill="EEF2F8"/>
           </w:tcPr>
           <w:p>
             <w:pPr>
@@ -1999,7 +1838,6 @@
         <w:tc>
           <w:tcPr>
             <w:tcW w:type="dxa" w:w="1930"/>
-            <w:shd w:val="clear" w:fill="EEF2F8"/>
           </w:tcPr>
           <w:p>
             <w:pPr>
@@ -2020,7 +1858,6 @@
         <w:tc>
           <w:tcPr>
             <w:tcW w:type="dxa" w:w="1930"/>
-            <w:shd w:val="clear" w:fill="EEF2F8"/>
           </w:tcPr>
           <w:p>
             <w:pPr>
@@ -2041,7 +1878,6 @@
         <w:tc>
           <w:tcPr>
             <w:tcW w:type="dxa" w:w="1930"/>
-            <w:shd w:val="clear" w:fill="EEF2F8"/>
           </w:tcPr>
           <w:p>
             <w:pPr>
@@ -2062,7 +1898,6 @@
         <w:tc>
           <w:tcPr>
             <w:tcW w:type="dxa" w:w="1930"/>
-            <w:shd w:val="clear" w:fill="EEF2F8"/>
           </w:tcPr>
           <w:p>
             <w:pPr>
@@ -2094,7 +1929,7 @@
       <w:r>
         <w:rPr>
           <w:rFonts w:ascii="Calibri" w:hAnsi="Calibri"/>
-          <w:b/>
+          <w:b w:val="0"/>
           <w:i w:val="0"/>
         </w:rPr>
         <w:t>ICP</w:t>
@@ -2105,7 +1940,7 @@
           <w:b w:val="0"/>
           <w:i w:val="0"/>
         </w:rPr>
-        <w:t xml:space="preserve"> (the alignment step) behaved exactly like it should: it helped on hilly windows and correctly did nothing on the flat valley floor where there's no 3D shape to grab onto.</w:t>
+        <w:t xml:space="preserve"> behaved as expected: it improved alignment on terrain with relief and correctly added nothing on the flat valley floor, where there's no 3D structure for it to lock onto.</w:t>
       </w:r>
     </w:p>
     <w:p>
@@ -2116,12 +1951,12 @@
       <w:r>
         <w:rPr>
           <w:rFonts w:ascii="Calibri" w:hAnsi="Calibri"/>
-          <w:b/>
+          <w:b w:val="0"/>
           <w:i/>
           <w:color w:val="666666"/>
           <w:sz w:val="18"/>
         </w:rPr>
-        <w:t>(b) Per-stream rates (Fig. 3) — the exact input O1 needs.</w:t>
+        <w:t>(b) Per-stream rates (Fig. 3), the direct input for O1.</w:t>
       </w:r>
     </w:p>
     <w:p>
@@ -2170,7 +2005,7 @@
       <w:r>
         <w:rPr>
           <w:rFonts w:ascii="Calibri" w:hAnsi="Calibri"/>
-          <w:b/>
+          <w:b w:val="0"/>
           <w:i/>
         </w:rPr>
         <w:t>Figure 3.</w:t>
@@ -2189,7 +2024,7 @@
           <w:b w:val="0"/>
           <w:i/>
         </w:rPr>
-        <w:t>Per-stream rates for six gauged Taylor Valley streams. "Gross" = total hustle (erosion + deposition); "Net" = which way it leans (+ building up / − wearing down).</w:t>
+        <w:t>Per-stream rates for six gauged Taylor Valley streams. Gross is total activity (erosion plus deposition); net is the balance (positive = building up, negative = wearing down).</w:t>
       </w:r>
     </w:p>
     <w:p>
@@ -2200,12 +2035,12 @@
       <w:r>
         <w:rPr>
           <w:rFonts w:ascii="Calibri" w:hAnsi="Calibri"/>
-          <w:b/>
+          <w:b w:val="0"/>
           <w:i/>
           <w:color w:val="666666"/>
           <w:sz w:val="18"/>
         </w:rPr>
-        <w:t>(c) The noise is Laplacian, not Gaussian (Fig. 4) — basis for O3.</w:t>
+        <w:t>(c) The noise is Laplacian, not Gaussian (Fig. 4), the basis for O3.</w:t>
       </w:r>
     </w:p>
     <w:p>
@@ -2249,13 +2084,16 @@
     </w:p>
     <w:p>
       <w:pPr>
-        <w:spacing w:after="120"/>
+        <w:spacing w:after="160"/>
+        <w:jc w:val="center"/>
       </w:pPr>
       <w:r>
         <w:rPr>
           <w:rFonts w:ascii="Calibri" w:hAnsi="Calibri"/>
-          <w:b/>
+          <w:b w:val="0"/>
           <w:i/>
+          <w:color w:val="666666"/>
+          <w:sz w:val="18"/>
         </w:rPr>
         <w:t>Figure 4.</w:t>
       </w:r>
@@ -2263,7 +2101,9 @@
         <w:rPr>
           <w:rFonts w:ascii="Calibri" w:hAnsi="Calibri"/>
           <w:b w:val="0"/>
-          <w:i w:val="0"/>
+          <w:i/>
+          <w:color w:val="666666"/>
+          <w:sz w:val="18"/>
         </w:rPr>
         <w:t xml:space="preserve"> </w:t>
       </w:r>
@@ -2272,14 +2112,18 @@
           <w:rFonts w:ascii="Calibri" w:hAnsi="Calibri"/>
           <w:b w:val="0"/>
           <w:i/>
+          <w:color w:val="666666"/>
+          <w:sz w:val="18"/>
         </w:rPr>
-        <w:t xml:space="preserve">The leftover differences on stable ground are sharply peaked with fat tails — that's a </w:t>
+        <w:t xml:space="preserve">Residuals on stable ground are sharply peaked with heavy tails, i.e. </w:t>
       </w:r>
       <w:r>
         <w:rPr>
           <w:rFonts w:ascii="Calibri" w:hAnsi="Calibri"/>
           <w:b w:val="0"/>
           <w:i/>
+          <w:color w:val="666666"/>
+          <w:sz w:val="18"/>
         </w:rPr>
         <w:t>Laplacian</w:t>
       </w:r>
@@ -2288,8 +2132,23 @@
           <w:rFonts w:ascii="Calibri" w:hAnsi="Calibri"/>
           <w:b w:val="0"/>
           <w:i/>
+          <w:color w:val="666666"/>
+          <w:sz w:val="18"/>
         </w:rPr>
-        <w:t>, not the bell curve everyone defaults to. If you assumed a bell curve (use σ), the outliers would fake-inflate your noise. This is why NMAD is the right call, and it's the jumping-off point for the per-pixel uncertainty layer in O3.</w:t>
+        <w:t>*</w:t>
+      </w:r>
+    </w:p>
+    <w:p>
+      <w:pPr>
+        <w:spacing w:after="120"/>
+      </w:pPr>
+      <w:r>
+        <w:rPr>
+          <w:rFonts w:ascii="Calibri" w:hAnsi="Calibri"/>
+          <w:b w:val="0"/>
+          <w:i w:val="0"/>
+        </w:rPr>
+        <w:t>rather than the usual bell curve. Assuming a bell curve (and using σ) would let the tails inflate the noise estimate, which is why NMAD is the right choice and the starting point for the per-pixel uncertainty layer in O3.*</w:t>
       </w:r>
     </w:p>
     <w:p>
@@ -2300,12 +2159,12 @@
       <w:r>
         <w:rPr>
           <w:rFonts w:ascii="Calibri" w:hAnsi="Calibri"/>
-          <w:b/>
+          <w:b w:val="0"/>
           <w:i/>
           <w:color w:val="666666"/>
           <w:sz w:val="18"/>
         </w:rPr>
-        <w:t>(d) First whiff of the attribution signal (Fig. 5) — evidence O1 works.</w:t>
+        <w:t>(d) A first attribution signal (Fig. 5), evidence O1 is tractable.</w:t>
       </w:r>
     </w:p>
     <w:p>
@@ -2354,7 +2213,7 @@
       <w:r>
         <w:rPr>
           <w:rFonts w:ascii="Calibri" w:hAnsi="Calibri"/>
-          <w:b/>
+          <w:b w:val="0"/>
           <w:i/>
         </w:rPr>
         <w:t>Figure 5.</w:t>
@@ -2373,7 +2232,7 @@
           <w:b w:val="0"/>
           <w:i/>
         </w:rPr>
-        <w:t>Each stream's "hustle" (gross rate) vs. how much melt water ran through it. In the lidar period the link is strong and positive (</w:t>
+        <w:t>Each stream's gross rate against its cumulative melt discharge. In the lidar epoch the relationship is strongly positive (</w:t>
       </w:r>
       <w:r>
         <w:rPr>
@@ -2389,7 +2248,7 @@
           <w:b w:val="0"/>
           <w:i/>
         </w:rPr>
-        <w:t xml:space="preserve"> — busier streams move more dirt, makes sense). In the satellite period it's noisier (r = +0.43; fewer gauge records after 2014 and a larger satellite noise floor). That's the point of O1: raw flow gets you the first-order story but leaves real scatter, so I'll bring in </w:t>
+        <w:t xml:space="preserve">): more active streams move more sediment. In the satellite epoch it's noisier (r = +0.43; fewer post-2014 gauge records and a higher satellite noise floor). That contrast is the case for O1: discharge captures the first-order signal but leaves real scatter, so the proposed work brings in </w:t>
       </w:r>
       <w:r>
         <w:rPr>
@@ -2405,7 +2264,7 @@
           <w:b w:val="0"/>
           <w:i/>
         </w:rPr>
-        <w:t xml:space="preserve"> (PDD / sunlight / thaw) to nail the "why."</w:t>
+        <w:t xml:space="preserve"> (PDD / insolation / thaw) to resolve the why.</w:t>
       </w:r>
     </w:p>
     <w:p>
@@ -2415,10 +2274,10 @@
       <w:r>
         <w:rPr>
           <w:rFonts w:ascii="Calibri" w:hAnsi="Calibri"/>
-          <w:b/>
+          <w:b w:val="0"/>
           <w:i w:val="0"/>
         </w:rPr>
-        <w:t>Bottom line on feasibility:</w:t>
+        <w:t>Feasibility takeaway:</w:t>
       </w:r>
       <w:r>
         <w:rPr>
@@ -2426,23 +2285,7 @@
           <w:b w:val="0"/>
           <w:i w:val="0"/>
         </w:rPr>
-        <w:t xml:space="preserve"> the scary question for any FINESST proposal — </w:t>
-      </w:r>
-      <w:r>
-        <w:rPr>
-          <w:rFonts w:ascii="Calibri" w:hAnsi="Calibri"/>
-          <w:b w:val="0"/>
-          <w:i/>
-        </w:rPr>
-        <w:t>can this person actually run the whole pipeline?</w:t>
-      </w:r>
-      <w:r>
-        <w:rPr>
-          <w:rFonts w:ascii="Calibri" w:hAnsi="Calibri"/>
-          <w:b w:val="0"/>
-          <w:i w:val="0"/>
-        </w:rPr>
-        <w:t xml:space="preserve"> — is already answered. The new science (O1–O3) sits on top of a foundation I've test-driven.</w:t>
+        <w:t xml:space="preserve"> the central execution risk in any FINESST proposal, whether the applicant can run the full pipeline, is already addressed. The new science (O1–O3) builds on a foundation I've tested.</w:t>
       </w:r>
     </w:p>
     <w:p>
@@ -2461,10 +2304,9 @@
           <w:rFonts w:ascii="Calibri" w:hAnsi="Calibri"/>
           <w:b/>
           <w:i w:val="0"/>
-          <w:color w:val="2E5496"/>
           <w:sz w:val="24"/>
         </w:rPr>
-        <w:t>5. Why I'm the right person (track record)</w:t>
+        <w:t>5. Why I'm positioned to do this</w:t>
       </w:r>
     </w:p>
     <w:p>
@@ -2477,12 +2319,12 @@
           <w:b w:val="0"/>
           <w:i w:val="0"/>
         </w:rPr>
-        <w:t xml:space="preserve">I already run an end-to-end pipeline called </w:t>
+        <w:t xml:space="preserve">I already run an end-to-end pipeline, </w:t>
       </w:r>
       <w:r>
         <w:rPr>
           <w:rFonts w:ascii="Calibri" w:hAnsi="Calibri"/>
-          <w:b/>
+          <w:b w:val="0"/>
           <w:i w:val="0"/>
         </w:rPr>
         <w:t>WellSight</w:t>
@@ -2493,23 +2335,7 @@
           <w:b w:val="0"/>
           <w:i w:val="0"/>
         </w:rPr>
-        <w:t xml:space="preserve"> that uses the </w:t>
-      </w:r>
-      <w:r>
-        <w:rPr>
-          <w:rFonts w:ascii="Calibri" w:hAnsi="Calibri"/>
-          <w:b w:val="0"/>
-          <w:i/>
-        </w:rPr>
-        <w:t>exact same machinery</w:t>
-      </w:r>
-      <w:r>
-        <w:rPr>
-          <w:rFonts w:ascii="Calibri" w:hAnsi="Calibri"/>
-          <w:b w:val="0"/>
-          <w:i w:val="0"/>
-        </w:rPr>
-        <w:t xml:space="preserve"> — U-Net segmentation on terrain layers, ICP alignment, DoD change detection — on a completely different landscape: spotting channels, roads, and old well-pad scars in the Appalachian Plateau from elevation alone. So I've already proven this approach travels across sensors and biomes (that's literally O2's risk, pre-retired), and that I can drive the full toolchain. The Antarctic preliminary work in §4 is me pointing that same toolchain at this project's target.</w:t>
+        <w:t>, that uses the same machinery (U-Net segmentation on terrain layers, ICP alignment, DoD change detection) on a very different landscape: detecting channels, roads, and abandoned well-pad scars in the Appalachian Plateau from elevation alone. That demonstrates the approach transfers across sensors and biomes, which is precisely O2's risk, and that I can operate the full toolchain. The Antarctic preliminary work in §4 applies that same toolchain to this project's target system.</w:t>
       </w:r>
     </w:p>
     <w:p>
@@ -2528,10 +2354,9 @@
           <w:rFonts w:ascii="Calibri" w:hAnsi="Calibri"/>
           <w:b/>
           <w:i w:val="0"/>
-          <w:color w:val="2E5496"/>
           <w:sz w:val="24"/>
         </w:rPr>
-        <w:t>6. Data — what I need and whether I have it</w:t>
+        <w:t>6. Data: requirements and availability</w:t>
       </w:r>
     </w:p>
     <w:p>
@@ -2544,12 +2369,12 @@
           <w:b w:val="0"/>
           <w:i w:val="0"/>
         </w:rPr>
-        <w:t xml:space="preserve">Everything the project needs is </w:t>
+        <w:t xml:space="preserve">Every dataset the project needs is </w:t>
       </w:r>
       <w:r>
         <w:rPr>
           <w:rFonts w:ascii="Calibri" w:hAnsi="Calibri"/>
-          <w:b/>
+          <w:b w:val="0"/>
           <w:i w:val="0"/>
         </w:rPr>
         <w:t>free/public</w:t>
@@ -2560,7 +2385,7 @@
           <w:b w:val="0"/>
           <w:i w:val="0"/>
         </w:rPr>
-        <w:t>, and I've already downloaded the whole stack (scripted, so it regenerates from source). Translation: data availability won't blow up the schedule. The only gated thing is Barlow's training labels (handled in §7).</w:t>
+        <w:t>, and I've already assembled the full stack (scripted, so it regenerates from source). Data availability isn't a schedule risk. The only access-gated item is Barlow's training labels (addressed in §7).</w:t>
       </w:r>
     </w:p>
     <w:tbl>
@@ -2580,7 +2405,7 @@
         <w:tc>
           <w:tcPr>
             <w:tcW w:type="dxa" w:w="3216"/>
-            <w:shd w:val="clear" w:fill="1F3864"/>
+            <w:shd w:val="clear" w:fill="E8E8E8"/>
           </w:tcPr>
           <w:p>
             <w:pPr>
@@ -2596,7 +2421,6 @@
                 <w:rFonts w:ascii="Calibri" w:hAnsi="Calibri"/>
                 <w:b/>
                 <w:i w:val="0"/>
-                <w:color w:val="FFFFFF"/>
                 <w:sz w:val="18"/>
               </w:rPr>
               <w:t>Category</w:t>
@@ -2606,7 +2430,7 @@
         <w:tc>
           <w:tcPr>
             <w:tcW w:type="dxa" w:w="3216"/>
-            <w:shd w:val="clear" w:fill="1F3864"/>
+            <w:shd w:val="clear" w:fill="E8E8E8"/>
           </w:tcPr>
           <w:p>
             <w:pPr>
@@ -2622,17 +2446,16 @@
                 <w:rFonts w:ascii="Calibri" w:hAnsi="Calibri"/>
                 <w:b/>
                 <w:i w:val="0"/>
-                <w:color w:val="FFFFFF"/>
                 <w:sz w:val="18"/>
               </w:rPr>
-              <w:t>Where it's from</w:t>
+              <w:t>Source</w:t>
             </w:r>
           </w:p>
         </w:tc>
         <w:tc>
           <w:tcPr>
             <w:tcW w:type="dxa" w:w="3216"/>
-            <w:shd w:val="clear" w:fill="1F3864"/>
+            <w:shd w:val="clear" w:fill="E8E8E8"/>
           </w:tcPr>
           <w:p>
             <w:pPr>
@@ -2648,10 +2471,9 @@
                 <w:rFonts w:ascii="Calibri" w:hAnsi="Calibri"/>
                 <w:b/>
                 <w:i w:val="0"/>
-                <w:color w:val="FFFFFF"/>
                 <w:sz w:val="18"/>
               </w:rPr>
-              <w:t>Got it?</w:t>
+              <w:t>Status</w:t>
             </w:r>
           </w:p>
         </w:tc>
@@ -2669,11 +2491,11 @@
             <w:r>
               <w:rPr>
                 <w:rFonts w:ascii="Calibri" w:hAnsi="Calibri"/>
-                <w:b/>
+                <w:b w:val="0"/>
                 <w:i w:val="0"/>
                 <w:sz w:val="18"/>
               </w:rPr>
-              <w:t>A. Terrain</w:t>
+              <w:t>A. Terrain:</w:t>
             </w:r>
             <w:r>
               <w:rPr>
@@ -2682,7 +2504,7 @@
                 <w:i w:val="0"/>
                 <w:sz w:val="18"/>
               </w:rPr>
-              <w:t xml:space="preserve"> — MDV lidar 2001 + 2014; REMA 2021-23</w:t>
+              <w:t xml:space="preserve"> MDV lidar 2001 + 2014; REMA 2021-23</w:t>
             </w:r>
           </w:p>
         </w:tc>
@@ -2731,7 +2553,6 @@
         <w:tc>
           <w:tcPr>
             <w:tcW w:type="dxa" w:w="3216"/>
-            <w:shd w:val="clear" w:fill="EEF2F8"/>
           </w:tcPr>
           <w:p>
             <w:pPr>
@@ -2745,14 +2566,13 @@
                 <w:i w:val="0"/>
                 <w:sz w:val="18"/>
               </w:rPr>
-              <w:t>Per-period terrain layers (slope/aspect/curvature/flow/intensity)</w:t>
+              <w:t>Per-epoch terrain layers (slope/aspect/curvature/flow/intensity)</w:t>
             </w:r>
           </w:p>
         </w:tc>
         <w:tc>
           <w:tcPr>
             <w:tcW w:type="dxa" w:w="3216"/>
-            <w:shd w:val="clear" w:fill="EEF2F8"/>
           </w:tcPr>
           <w:p>
             <w:pPr>
@@ -2773,7 +2593,6 @@
         <w:tc>
           <w:tcPr>
             <w:tcW w:type="dxa" w:w="3216"/>
-            <w:shd w:val="clear" w:fill="EEF2F8"/>
           </w:tcPr>
           <w:p>
             <w:pPr>
@@ -2805,11 +2624,11 @@
             <w:r>
               <w:rPr>
                 <w:rFonts w:ascii="Calibri" w:hAnsi="Calibri"/>
-                <w:b/>
+                <w:b w:val="0"/>
                 <w:i w:val="0"/>
                 <w:sz w:val="18"/>
               </w:rPr>
-              <w:t>B. Labels</w:t>
+              <w:t>B. Labels:</w:t>
             </w:r>
             <w:r>
               <w:rPr>
@@ -2818,7 +2637,7 @@
                 <w:i w:val="0"/>
                 <w:sz w:val="18"/>
               </w:rPr>
-              <w:t xml:space="preserve"> — LTER stream centerlines (for QC)</w:t>
+              <w:t xml:space="preserve"> LTER stream centerlines (QC)</w:t>
             </w:r>
           </w:p>
         </w:tc>
@@ -2876,7 +2695,6 @@
         <w:tc>
           <w:tcPr>
             <w:tcW w:type="dxa" w:w="3216"/>
-            <w:shd w:val="clear" w:fill="EEF2F8"/>
           </w:tcPr>
           <w:p>
             <w:pPr>
@@ -2897,7 +2715,6 @@
         <w:tc>
           <w:tcPr>
             <w:tcW w:type="dxa" w:w="3216"/>
-            <w:shd w:val="clear" w:fill="EEF2F8"/>
           </w:tcPr>
           <w:p>
             <w:pPr>
@@ -2918,7 +2735,6 @@
         <w:tc>
           <w:tcPr>
             <w:tcW w:type="dxa" w:w="3216"/>
-            <w:shd w:val="clear" w:fill="EEF2F8"/>
           </w:tcPr>
           <w:p>
             <w:pPr>
@@ -2937,11 +2753,11 @@
             <w:r>
               <w:rPr>
                 <w:rFonts w:ascii="Calibri" w:hAnsi="Calibri"/>
-                <w:b/>
+                <w:b w:val="0"/>
                 <w:i w:val="0"/>
                 <w:sz w:val="18"/>
               </w:rPr>
-              <w:t>the one catch</w:t>
+              <w:t>the one access constraint</w:t>
             </w:r>
             <w:r>
               <w:rPr>
@@ -2968,11 +2784,11 @@
             <w:r>
               <w:rPr>
                 <w:rFonts w:ascii="Calibri" w:hAnsi="Calibri"/>
-                <w:b/>
+                <w:b w:val="0"/>
                 <w:i w:val="0"/>
                 <w:sz w:val="18"/>
               </w:rPr>
-              <w:t>C. Drivers</w:t>
+              <w:t>C. Drivers:</w:t>
             </w:r>
             <w:r>
               <w:rPr>
@@ -2981,7 +2797,7 @@
                 <w:i w:val="0"/>
                 <w:sz w:val="18"/>
               </w:rPr>
-              <w:t xml:space="preserve"> — LTER weather, 21 gauges, glacier melt, soil/thaw</w:t>
+              <w:t xml:space="preserve"> LTER meteorology, 21 gauges, glacier melt, soil/thaw</w:t>
             </w:r>
           </w:p>
         </w:tc>
@@ -3030,7 +2846,6 @@
         <w:tc>
           <w:tcPr>
             <w:tcW w:type="dxa" w:w="3216"/>
-            <w:shd w:val="clear" w:fill="EEF2F8"/>
           </w:tcPr>
           <w:p>
             <w:pPr>
@@ -3044,14 +2859,13 @@
                 <w:i w:val="0"/>
                 <w:sz w:val="18"/>
               </w:rPr>
-              <w:t>Weather reanalysis — ERA5, AMPS</w:t>
+              <w:t>Reanalysis: ERA5, AMPS</w:t>
             </w:r>
           </w:p>
         </w:tc>
         <w:tc>
           <w:tcPr>
             <w:tcW w:type="dxa" w:w="3216"/>
-            <w:shd w:val="clear" w:fill="EEF2F8"/>
           </w:tcPr>
           <w:p>
             <w:pPr>
@@ -3072,7 +2886,6 @@
         <w:tc>
           <w:tcPr>
             <w:tcW w:type="dxa" w:w="3216"/>
-            <w:shd w:val="clear" w:fill="EEF2F8"/>
           </w:tcPr>
           <w:p>
             <w:pPr>
@@ -3104,11 +2917,11 @@
             <w:r>
               <w:rPr>
                 <w:rFonts w:ascii="Calibri" w:hAnsi="Calibri"/>
-                <w:b/>
+                <w:b w:val="0"/>
                 <w:i w:val="0"/>
                 <w:sz w:val="18"/>
               </w:rPr>
-              <w:t>D. Cross-valley</w:t>
+              <w:t>D. Cross-valley:</w:t>
             </w:r>
             <w:r>
               <w:rPr>
@@ -3117,7 +2930,7 @@
                 <w:i w:val="0"/>
                 <w:sz w:val="18"/>
               </w:rPr>
-              <w:t xml:space="preserve"> — all four valleys, lidar + REMA</w:t>
+              <w:t xml:space="preserve"> all four valleys, lidar + REMA</w:t>
             </w:r>
           </w:p>
         </w:tc>
@@ -3166,37 +2979,6 @@
         <w:tc>
           <w:tcPr>
             <w:tcW w:type="dxa" w:w="3216"/>
-            <w:shd w:val="clear" w:fill="EEF2F8"/>
-          </w:tcPr>
-          <w:p>
-            <w:pPr>
-              <w:spacing w:after="20"/>
-            </w:pPr>
-            <w:r/>
-            <w:r>
-              <w:rPr>
-                <w:rFonts w:ascii="Calibri" w:hAnsi="Calibri"/>
-                <w:b/>
-                <w:i w:val="0"/>
-                <w:sz w:val="18"/>
-              </w:rPr>
-              <w:t>E. Validation</w:t>
-            </w:r>
-            <w:r>
-              <w:rPr>
-                <w:rFonts w:ascii="Calibri" w:hAnsi="Calibri"/>
-                <w:b w:val="0"/>
-                <w:i w:val="0"/>
-                <w:sz w:val="18"/>
-              </w:rPr>
-              <w:t xml:space="preserve"> — high-res imagery; published rates</w:t>
-            </w:r>
-          </w:p>
-        </w:tc>
-        <w:tc>
-          <w:tcPr>
-            <w:tcW w:type="dxa" w:w="3216"/>
-            <w:shd w:val="clear" w:fill="EEF2F8"/>
           </w:tcPr>
           <w:p>
             <w:pPr>
@@ -3210,14 +2992,42 @@
                 <w:i w:val="0"/>
                 <w:sz w:val="18"/>
               </w:rPr>
-              <w:t>PGC (restricted); papers</w:t>
+              <w:t>E. Validation:</w:t>
+            </w:r>
+            <w:r>
+              <w:rPr>
+                <w:rFonts w:ascii="Calibri" w:hAnsi="Calibri"/>
+                <w:b w:val="0"/>
+                <w:i w:val="0"/>
+                <w:sz w:val="18"/>
+              </w:rPr>
+              <w:t xml:space="preserve"> high-res imagery; published rates</w:t>
             </w:r>
           </w:p>
         </w:tc>
         <w:tc>
           <w:tcPr>
             <w:tcW w:type="dxa" w:w="3216"/>
-            <w:shd w:val="clear" w:fill="EEF2F8"/>
+          </w:tcPr>
+          <w:p>
+            <w:pPr>
+              <w:spacing w:after="20"/>
+            </w:pPr>
+            <w:r/>
+            <w:r>
+              <w:rPr>
+                <w:rFonts w:ascii="Calibri" w:hAnsi="Calibri"/>
+                <w:b w:val="0"/>
+                <w:i w:val="0"/>
+                <w:sz w:val="18"/>
+              </w:rPr>
+              <w:t>PGC (restricted); literature</w:t>
+            </w:r>
+          </w:p>
+        </w:tc>
+        <w:tc>
+          <w:tcPr>
+            <w:tcW w:type="dxa" w:w="3216"/>
           </w:tcPr>
           <w:p>
             <w:pPr>
@@ -3258,7 +3068,6 @@
           <w:rFonts w:ascii="Calibri" w:hAnsi="Calibri"/>
           <w:b/>
           <w:i w:val="0"/>
-          <w:color w:val="2E5496"/>
           <w:sz w:val="24"/>
         </w:rPr>
         <w:t>7. Plan, timeline, risks, and data sharing</w:t>
@@ -3271,10 +3080,10 @@
       <w:r>
         <w:rPr>
           <w:rFonts w:ascii="Calibri" w:hAnsi="Calibri"/>
-          <w:b/>
+          <w:b w:val="0"/>
           <w:i w:val="0"/>
         </w:rPr>
-        <w:t>My role &amp; growth.</w:t>
+        <w:t>My role and development.</w:t>
       </w:r>
       <w:r>
         <w:rPr>
@@ -3282,7 +3091,7 @@
           <w:b w:val="0"/>
           <w:i w:val="0"/>
         </w:rPr>
-        <w:t xml:space="preserve"> I'm the lead and main author; my advisor mentors and is PI on record. Along the way I'll present at AGU and a SCAR/ISAES Antarctic venue, push the O1 attribution result out as its own paper, and take coursework in Bayesian/hierarchical modeling and remote-sensing uncertainty.</w:t>
+        <w:t xml:space="preserve"> I'm the lead and main author; my advisor mentors and is PI of record. I'll present at AGU and a SCAR/ISAES Antarctic venue, publish the O1 attribution result as its own paper, and take coursework in Bayesian/hierarchical modeling and remote-sensing uncertainty.</w:t>
       </w:r>
     </w:p>
     <w:p>
@@ -3293,7 +3102,7 @@
       <w:r>
         <w:rPr>
           <w:rFonts w:ascii="Calibri" w:hAnsi="Calibri"/>
-          <w:b/>
+          <w:b w:val="0"/>
           <w:i/>
           <w:color w:val="666666"/>
           <w:sz w:val="18"/>
@@ -3317,7 +3126,7 @@
         <w:tc>
           <w:tcPr>
             <w:tcW w:type="dxa" w:w="4824"/>
-            <w:shd w:val="clear" w:fill="1F3864"/>
+            <w:shd w:val="clear" w:fill="E8E8E8"/>
           </w:tcPr>
           <w:p>
             <w:pPr>
@@ -3333,7 +3142,6 @@
                 <w:rFonts w:ascii="Calibri" w:hAnsi="Calibri"/>
                 <w:b/>
                 <w:i w:val="0"/>
-                <w:color w:val="FFFFFF"/>
                 <w:sz w:val="18"/>
               </w:rPr>
               <w:t>Year</w:t>
@@ -3343,7 +3151,7 @@
         <w:tc>
           <w:tcPr>
             <w:tcW w:type="dxa" w:w="4824"/>
-            <w:shd w:val="clear" w:fill="1F3864"/>
+            <w:shd w:val="clear" w:fill="E8E8E8"/>
           </w:tcPr>
           <w:p>
             <w:pPr>
@@ -3359,10 +3167,9 @@
                 <w:rFonts w:ascii="Calibri" w:hAnsi="Calibri"/>
                 <w:b/>
                 <w:i w:val="0"/>
-                <w:color w:val="FFFFFF"/>
                 <w:sz w:val="18"/>
               </w:rPr>
-              <w:t>What ships</w:t>
+              <w:t>Deliverables</w:t>
             </w:r>
           </w:p>
         </w:tc>
@@ -3380,7 +3187,7 @@
             <w:r>
               <w:rPr>
                 <w:rFonts w:ascii="Calibri" w:hAnsi="Calibri"/>
-                <w:b/>
+                <w:b w:val="0"/>
                 <w:i w:val="0"/>
                 <w:sz w:val="18"/>
               </w:rPr>
@@ -3404,87 +3211,7 @@
                 <w:i w:val="0"/>
                 <w:sz w:val="18"/>
               </w:rPr>
-              <w:t xml:space="preserve">Build the driver time series per stream; first O1 attribution model on Taylor Valley (extends Fig. 5); prototype the per-pixel uncertainty (O3). </w:t>
-            </w:r>
-            <w:r>
-              <w:rPr>
-                <w:rFonts w:ascii="Calibri" w:hAnsi="Calibri"/>
-                <w:b/>
-                <w:i w:val="0"/>
-                <w:sz w:val="18"/>
-              </w:rPr>
-              <w:t>Deliverable:</w:t>
-            </w:r>
-            <w:r>
-              <w:rPr>
-                <w:rFonts w:ascii="Calibri" w:hAnsi="Calibri"/>
-                <w:b w:val="0"/>
-                <w:i w:val="0"/>
-                <w:sz w:val="18"/>
-              </w:rPr>
-              <w:t xml:space="preserve"> attribution paper drafted.</w:t>
-            </w:r>
-          </w:p>
-        </w:tc>
-      </w:tr>
-      <w:tr>
-        <w:tc>
-          <w:tcPr>
-            <w:tcW w:type="dxa" w:w="4824"/>
-            <w:shd w:val="clear" w:fill="EEF2F8"/>
-          </w:tcPr>
-          <w:p>
-            <w:pPr>
-              <w:spacing w:after="20"/>
-            </w:pPr>
-            <w:r/>
-            <w:r>
-              <w:rPr>
-                <w:rFonts w:ascii="Calibri" w:hAnsi="Calibri"/>
-                <w:b/>
-                <w:i w:val="0"/>
-                <w:sz w:val="18"/>
-              </w:rPr>
-              <w:t>Yr 2</w:t>
-            </w:r>
-          </w:p>
-        </w:tc>
-        <w:tc>
-          <w:tcPr>
-            <w:tcW w:type="dxa" w:w="4824"/>
-            <w:shd w:val="clear" w:fill="EEF2F8"/>
-          </w:tcPr>
-          <w:p>
-            <w:pPr>
-              <w:spacing w:after="20"/>
-            </w:pPr>
-            <w:r/>
-            <w:r>
-              <w:rPr>
-                <w:rFonts w:ascii="Calibri" w:hAnsi="Calibri"/>
-                <w:b w:val="0"/>
-                <w:i w:val="0"/>
-                <w:sz w:val="18"/>
-              </w:rPr>
-              <w:t xml:space="preserve">Fix the lidar↔REMA domain shift and generalize the detector to all four valleys (O2); run attribution basin-wide; AGU talk. </w:t>
-            </w:r>
-            <w:r>
-              <w:rPr>
-                <w:rFonts w:ascii="Calibri" w:hAnsi="Calibri"/>
-                <w:b/>
-                <w:i w:val="0"/>
-                <w:sz w:val="18"/>
-              </w:rPr>
-              <w:t>Deliverable:</w:t>
-            </w:r>
-            <w:r>
-              <w:rPr>
-                <w:rFonts w:ascii="Calibri" w:hAnsi="Calibri"/>
-                <w:b w:val="0"/>
-                <w:i w:val="0"/>
-                <w:sz w:val="18"/>
-              </w:rPr>
-              <w:t xml:space="preserve"> O2 paper.</w:t>
+              <w:t>Build the per-stream driver time series; first O1 attribution model on Taylor Valley (extending Fig. 5); prototype the per-pixel uncertainty layer (O3). Output: attribution paper drafted.</w:t>
             </w:r>
           </w:p>
         </w:tc>
@@ -3502,7 +3229,49 @@
             <w:r>
               <w:rPr>
                 <w:rFonts w:ascii="Calibri" w:hAnsi="Calibri"/>
-                <w:b/>
+                <w:b w:val="0"/>
+                <w:i w:val="0"/>
+                <w:sz w:val="18"/>
+              </w:rPr>
+              <w:t>Yr 2</w:t>
+            </w:r>
+          </w:p>
+        </w:tc>
+        <w:tc>
+          <w:tcPr>
+            <w:tcW w:type="dxa" w:w="4824"/>
+          </w:tcPr>
+          <w:p>
+            <w:pPr>
+              <w:spacing w:after="20"/>
+            </w:pPr>
+            <w:r/>
+            <w:r>
+              <w:rPr>
+                <w:rFonts w:ascii="Calibri" w:hAnsi="Calibri"/>
+                <w:b w:val="0"/>
+                <w:i w:val="0"/>
+                <w:sz w:val="18"/>
+              </w:rPr>
+              <w:t>Correct the lidar↔REMA domain shift and generalize the detector to all four valleys (O2); run attribution basin-wide; AGU talk. Output: O2 paper.</w:t>
+            </w:r>
+          </w:p>
+        </w:tc>
+      </w:tr>
+      <w:tr>
+        <w:tc>
+          <w:tcPr>
+            <w:tcW w:type="dxa" w:w="4824"/>
+          </w:tcPr>
+          <w:p>
+            <w:pPr>
+              <w:spacing w:after="20"/>
+            </w:pPr>
+            <w:r/>
+            <w:r>
+              <w:rPr>
+                <w:rFonts w:ascii="Calibri" w:hAnsi="Calibri"/>
+                <w:b w:val="0"/>
                 <w:i w:val="0"/>
                 <w:sz w:val="18"/>
               </w:rPr>
@@ -3526,25 +3295,7 @@
                 <w:i w:val="0"/>
                 <w:sz w:val="18"/>
               </w:rPr>
-              <w:t xml:space="preserve">Predict where acceleration migrates next; full three-period acceleration attribution; release the uncertainty product (O3). </w:t>
-            </w:r>
-            <w:r>
-              <w:rPr>
-                <w:rFonts w:ascii="Calibri" w:hAnsi="Calibri"/>
-                <w:b/>
-                <w:i w:val="0"/>
-                <w:sz w:val="18"/>
-              </w:rPr>
-              <w:t>Deliverable:</w:t>
-            </w:r>
-            <w:r>
-              <w:rPr>
-                <w:rFonts w:ascii="Calibri" w:hAnsi="Calibri"/>
-                <w:b w:val="0"/>
-                <w:i w:val="0"/>
-                <w:sz w:val="18"/>
-              </w:rPr>
-              <w:t xml:space="preserve"> synthesis/prediction paper + public datasets.</w:t>
+              <w:t>Predict where acceleration migrates next; full three-epoch acceleration attribution; release the uncertainty product (O3). Output: synthesis/prediction paper plus public datasets.</w:t>
             </w:r>
           </w:p>
         </w:tc>
@@ -3562,10 +3313,10 @@
       <w:r>
         <w:rPr>
           <w:rFonts w:ascii="Calibri" w:hAnsi="Calibri"/>
-          <w:b/>
+          <w:b w:val="0"/>
           <w:i w:val="0"/>
         </w:rPr>
-        <w:t>Risks &amp; how I dodge them.</w:t>
+        <w:t>Risks and mitigations.</w:t>
       </w:r>
       <w:r>
         <w:rPr>
@@ -3578,7 +3329,7 @@
       <w:r>
         <w:rPr>
           <w:rFonts w:ascii="Calibri" w:hAnsi="Calibri"/>
-          <w:b/>
+          <w:b w:val="0"/>
           <w:i w:val="0"/>
         </w:rPr>
         <w:t>(1)</w:t>
@@ -3597,7 +3348,7 @@
           <w:b w:val="0"/>
           <w:i/>
         </w:rPr>
-        <w:t>Barlow's training labels are gated</w:t>
+        <w:t>Barlow's training labels are gated.</w:t>
       </w:r>
       <w:r>
         <w:rPr>
@@ -3605,12 +3356,12 @@
           <w:b w:val="0"/>
           <w:i w:val="0"/>
         </w:rPr>
-        <w:t xml:space="preserve"> → I'll ask her group; if that stalls, the LTER centerlines already work as a stand-in (Figs. 2–3 were built on them), and WellSight proves I can build labels from scratch. </w:t>
+        <w:t xml:space="preserve"> I'll request them from her group; if that stalls, the LTER centerlines already serve as a stand-in (Figs. 2–3 were built on them), and WellSight shows I can build labels from scratch. </w:t>
       </w:r>
       <w:r>
         <w:rPr>
           <w:rFonts w:ascii="Calibri" w:hAnsi="Calibri"/>
-          <w:b/>
+          <w:b w:val="0"/>
           <w:i w:val="0"/>
         </w:rPr>
         <w:t>(2)</w:t>
@@ -3629,7 +3380,7 @@
           <w:b w:val="0"/>
           <w:i/>
         </w:rPr>
-        <w:t>REMA coverage after 2014 is patchy</w:t>
+        <w:t>REMA coverage after 2014 is uneven.</w:t>
       </w:r>
       <w:r>
         <w:rPr>
@@ -3637,12 +3388,12 @@
           <w:b w:val="0"/>
           <w:i w:val="0"/>
         </w:rPr>
-        <w:t xml:space="preserve"> → prioritize Taylor Valley (it has all three periods) for the acceleration work; treat other valleys as two-period. </w:t>
+        <w:t xml:space="preserve"> Prioritize Taylor Valley (full three-epoch coverage) for the acceleration work; treat other valleys as two-epoch. </w:t>
       </w:r>
       <w:r>
         <w:rPr>
           <w:rFonts w:ascii="Calibri" w:hAnsi="Calibri"/>
-          <w:b/>
+          <w:b w:val="0"/>
           <w:i w:val="0"/>
         </w:rPr>
         <w:t>(3)</w:t>
@@ -3661,7 +3412,7 @@
           <w:b w:val="0"/>
           <w:i/>
         </w:rPr>
-        <w:t>Gauge records have gaps</w:t>
+        <w:t>Gauge records have gaps.</w:t>
       </w:r>
       <w:r>
         <w:rPr>
@@ -3669,7 +3420,7 @@
           <w:b w:val="0"/>
           <w:i w:val="0"/>
         </w:rPr>
-        <w:t xml:space="preserve"> → that's a big reason O1 leans on melt </w:t>
+        <w:t xml:space="preserve"> That's a core reason O1 relies on melt </w:t>
       </w:r>
       <w:r>
         <w:rPr>
@@ -3685,7 +3436,7 @@
           <w:b w:val="0"/>
           <w:i w:val="0"/>
         </w:rPr>
-        <w:t xml:space="preserve"> from reanalysis, not just raw gauge flow.</w:t>
+        <w:t xml:space="preserve"> from reanalysis rather than raw gauge discharge alone.</w:t>
       </w:r>
     </w:p>
     <w:p>
@@ -3695,7 +3446,7 @@
       <w:r>
         <w:rPr>
           <w:rFonts w:ascii="Calibri" w:hAnsi="Calibri"/>
-          <w:b/>
+          <w:b w:val="0"/>
           <w:i w:val="0"/>
         </w:rPr>
         <w:t>Data sharing.</w:t>
@@ -3706,7 +3457,7 @@
           <w:b w:val="0"/>
           <w:i w:val="0"/>
         </w:rPr>
-        <w:t xml:space="preserve"> All inputs are free/public and cited. My outputs — change maps, per-stream rate tables, uncertainty layers, stream-boundary polygons — go out open-access (DOIs via Zenodo/EDI) with the code. Heavy regenerable rasters stay out of version control; scripts, figures, and tables are tracked. Everything carries explicit coordinate-system, method, and uncertainty metadata, in line with NASA's open-science push.</w:t>
+        <w:t xml:space="preserve"> All inputs are free/public and cited. My outputs (change maps, per-stream rate tables, uncertainty layers, stream-boundary polygons) will be released open-access (DOIs via Zenodo/EDI) alongside the code. Heavy regenerable rasters stay out of version control; scripts, figures, and tables are tracked. Everything carries explicit CRS, method, and uncertainty metadata, consistent with NASA's open-science requirements.</w:t>
       </w:r>
     </w:p>
     <w:p>
@@ -3725,7 +3476,6 @@
           <w:rFonts w:ascii="Calibri" w:hAnsi="Calibri"/>
           <w:b/>
           <w:i w:val="0"/>
-          <w:color w:val="2E5496"/>
           <w:sz w:val="24"/>
         </w:rPr>
         <w:t>References</w:t>
@@ -3794,7 +3544,7 @@
           <w:b w:val="0"/>
           <w:i/>
         </w:rPr>
-        <w:t>(Dissertation Ch. 4 — the proof of concept.)</w:t>
+        <w:t>(Dissertation Ch. 4, the proof of concept.)</w:t>
       </w:r>
     </w:p>
     <w:p>
@@ -3831,7 +3581,7 @@
           <w:b w:val="0"/>
           <w:i/>
         </w:rPr>
-        <w:t>(Where NMAD comes from.)</w:t>
+        <w:t>(Origin of NMAD.)</w:t>
       </w:r>
     </w:p>
     <w:p>
@@ -3902,7 +3652,7 @@
           <w:b w:val="0"/>
           <w:i w:val="0"/>
         </w:rPr>
-        <w:t xml:space="preserve">[6] McMurdo Dry Valleys LTER datasets (stream discharge, weather, glacier mass balance, soil), Environmental Data Initiative, </w:t>
+        <w:t xml:space="preserve">[6] McMurdo Dry Valleys LTER datasets (stream discharge, meteorology, glacier mass balance, soil), Environmental Data Initiative, </w:t>
       </w:r>
       <w:r>
         <w:rPr>
@@ -3968,7 +3718,7 @@
           <w:b w:val="0"/>
           <w:i/>
         </w:rPr>
-        <w:t>Plain-language version of `finesst_proposal.md` — same science, same real numbers, friendlier voice. The §4 results are preliminary feasibility work by the FI, not funded-project deliverables. Figures from `barlow/build/_finesst_figures.py`. Not a submitted proposal.</w:t>
+        <w:t>Plain-language version of `finesst_proposal.md`: same science and same real numbers, more direct voice. The §4 results are preliminary feasibility work by the FI, not funded-project deliverables. Figures from `barlow/build/_finesst_figures.py`. Not a submitted proposal.</w:t>
       </w:r>
     </w:p>
     <w:sectPr>

--- a/barlow/docs/finesst_proposal_plain.docx
+++ b/barlow/docs/finesst_proposal_plain.docx
@@ -3744,7 +3744,7 @@
         <w:color w:val="666666"/>
         <w:sz w:val="16"/>
       </w:rPr>
-      <w:t>FINESST S/T/M — MDV ephemeral-channel attribution (draft)</w:t>
+      <w:t>FINESST S/T/M: MDV ephemeral-channel attribution (draft)</w:t>
       <w:tab/>
       <w:tab/>
     </w:r>

--- a/barlow/docs/finesst_proposal_plain.docx
+++ b/barlow/docs/finesst_proposal_plain.docx
@@ -1338,7 +1338,7 @@
           <w:b w:val="0"/>
           <w:i w:val="0"/>
         </w:rPr>
-        <w:t xml:space="preserve"> test H1 directly: energy-based model against discharge-only. Fig. 5 is the preliminary version of this; the discharge relationship is real but leaves structured residuals, which is exactly what an energy model should resolve. For streams with three time points, I'll regress </w:t>
+        <w:t xml:space="preserve"> test H1 directly: energy-based model against discharge-only. The discharge relationship in Fig. 5 is real but leaves structured residuals, which is exactly what an energy model should resolve. For streams with three time points, I'll regress </w:t>
       </w:r>
       <w:r>
         <w:rPr>
@@ -1391,7 +1391,7 @@
           <w:b w:val="0"/>
           <w:i w:val="0"/>
         </w:rPr>
-        <w:t xml:space="preserve"> Quantify the lidar-vs-REMA difference over stable ground as a function of slope and aspect, learn a correction, retrain the U-Net with both sensors represented, and evaluate F1 across all four valleys and both sensors. My WellSight work (§5) already shows this architecture holding up on an entirely different landscape, so the risk here is bounded.</w:t>
+        <w:t xml:space="preserve"> Quantify the lidar-vs-REMA difference over stable ground as a function of slope and aspect, learn a correction, retrain the U-Net with both sensors represented, and evaluate F1 across all four valleys and both sensors. My prior work (§5) already shows this architecture holding up on an entirely different landscape, so the risk here is bounded.</w:t>
       </w:r>
     </w:p>
     <w:p>
@@ -1454,7 +1454,7 @@
           <w:i w:val="0"/>
           <w:sz w:val="24"/>
         </w:rPr>
-        <w:t>4. Evidence this is feasible (preliminary work)</w:t>
+        <w:t>4. Preliminary results</w:t>
       </w:r>
     </w:p>
     <w:p>
@@ -1467,7 +1467,7 @@
           <w:b w:val="0"/>
           <w:i w:val="0"/>
         </w:rPr>
-        <w:t xml:space="preserve">This is what makes the proposal concrete rather than aspirational: </w:t>
+        <w:t xml:space="preserve">The change-detection foundation this project builds on already works. Rebuilding Barlow's pipeline on Taylor Valley reproduces results </w:t>
       </w:r>
       <w:r>
         <w:rPr>
@@ -1475,7 +1475,7 @@
           <w:b w:val="0"/>
           <w:i w:val="0"/>
         </w:rPr>
-        <w:t>I've already rebuilt Barlow's change-detection pipeline and reproduced results that fall inside her published ranges</w:t>
+        <w:t>inside her published ranges</w:t>
       </w:r>
       <w:r>
         <w:rPr>
@@ -1483,7 +1483,7 @@
           <w:b w:val="0"/>
           <w:i w:val="0"/>
         </w:rPr>
-        <w:t>, then taken a first exploratory step into the O1 science. This is feasibility work to demonstrate readiness, not the funded project itself.</w:t>
+        <w:t xml:space="preserve"> (below), and a first driver analysis surfaces the attribution signal that O1 develops.</w:t>
       </w:r>
     </w:p>
     <w:p>
@@ -2164,7 +2164,7 @@
           <w:color w:val="666666"/>
           <w:sz w:val="18"/>
         </w:rPr>
-        <w:t>(d) A first attribution signal (Fig. 5), evidence O1 is tractable.</w:t>
+        <w:t>(d) A first attribution signal (Fig. 5).</w:t>
       </w:r>
     </w:p>
     <w:p>
@@ -2269,27 +2269,6 @@
     </w:p>
     <w:p>
       <w:pPr>
-        <w:spacing w:after="120"/>
-      </w:pPr>
-      <w:r>
-        <w:rPr>
-          <w:rFonts w:ascii="Calibri" w:hAnsi="Calibri"/>
-          <w:b w:val="0"/>
-          <w:i w:val="0"/>
-        </w:rPr>
-        <w:t>Feasibility takeaway:</w:t>
-      </w:r>
-      <w:r>
-        <w:rPr>
-          <w:rFonts w:ascii="Calibri" w:hAnsi="Calibri"/>
-          <w:b w:val="0"/>
-          <w:i w:val="0"/>
-        </w:rPr>
-        <w:t xml:space="preserve"> the central execution risk in any FINESST proposal, whether the applicant can run the full pipeline, is already addressed. The new science (O1–O3) builds on a foundation I've tested.</w:t>
-      </w:r>
-    </w:p>
-    <w:p>
-      <w:pPr>
         <w:pBdr>
           <w:bottom w:val="single" w:sz="6" w:space="1" w:color="BBBBBB"/>
         </w:pBdr>
@@ -2319,23 +2298,7 @@
           <w:b w:val="0"/>
           <w:i w:val="0"/>
         </w:rPr>
-        <w:t xml:space="preserve">I already run an end-to-end pipeline, </w:t>
-      </w:r>
-      <w:r>
-        <w:rPr>
-          <w:rFonts w:ascii="Calibri" w:hAnsi="Calibri"/>
-          <w:b w:val="0"/>
-          <w:i w:val="0"/>
-        </w:rPr>
-        <w:t>WellSight</w:t>
-      </w:r>
-      <w:r>
-        <w:rPr>
-          <w:rFonts w:ascii="Calibri" w:hAnsi="Calibri"/>
-          <w:b w:val="0"/>
-          <w:i w:val="0"/>
-        </w:rPr>
-        <w:t>, that uses the same machinery (U-Net segmentation on terrain layers, ICP alignment, DoD change detection) on a very different landscape: detecting channels, roads, and abandoned well-pad scars in the Appalachian Plateau from elevation alone. That demonstrates the approach transfers across sensors and biomes, which is precisely O2's risk, and that I can operate the full toolchain. The Antarctic preliminary work in §4 applies that same toolchain to this project's target system.</w:t>
+        <w:t>I've built and run this exact machinery (U-Net segmentation on terrain layers, ICP alignment, DoD change detection) on a very different landscape: detecting channels, roads, and disturbance scars in the Appalachian Plateau from elevation alone. That shows the approach transfers across sensors and biomes, which is precisely O2's risk, and that I can operate the full pipeline end to end.</w:t>
       </w:r>
     </w:p>
     <w:p>
@@ -3356,7 +3319,7 @@
           <w:b w:val="0"/>
           <w:i w:val="0"/>
         </w:rPr>
-        <w:t xml:space="preserve"> I'll request them from her group; if that stalls, the LTER centerlines already serve as a stand-in (Figs. 2–3 were built on them), and WellSight shows I can build labels from scratch. </w:t>
+        <w:t xml:space="preserve"> I'll request them from her group; if that stalls, the LTER centerlines already serve as a stand-in (Figs. 2–3 were built on them), and my prior work shows I can build labels from scratch. </w:t>
       </w:r>
       <w:r>
         <w:rPr>
@@ -3718,7 +3681,7 @@
           <w:b w:val="0"/>
           <w:i/>
         </w:rPr>
-        <w:t>Plain-language version of `finesst_proposal.md`: same science and same real numbers, more direct voice. The §4 results are preliminary feasibility work by the FI, not funded-project deliverables. Figures from `barlow/build/_finesst_figures.py`. Not a submitted proposal.</w:t>
+        <w:t>Plain-language version of `finesst_proposal.md`: same science and same real numbers, more direct voice. Figures from `barlow/build/_finesst_figures.py`. Not a submitted proposal.</w:t>
       </w:r>
     </w:p>
     <w:sectPr>

--- a/barlow/docs/finesst_proposal_plain.docx
+++ b/barlow/docs/finesst_proposal_plain.docx
@@ -1567,7 +1567,7 @@
           <w:b w:val="0"/>
           <w:i/>
         </w:rPr>
-        <w:t>DoD maps for Taylor Valley stream corridors, showing only changes above the noise floor. Left: 2001→2014 (lidar vs lidar). Right: 2014→2021-23 (lidar vs REMA). Red is erosion, blue is deposition. Coherent patterns emerge well above the noise.</w:t>
+        <w:t>DoD maps over the same Taylor Valley stream-corridor window, showing only changes above the noise floor. Left: 2001→2014 (lidar vs lidar). Right: 2014→2021-23 (lidar vs REMA). Red is erosion, blue is deposition. The big flat patch on the left is Lake Fryxell rising ~1.5 m, real change, but water, so an automated screen detects flat water surfaces and drops them from every stream rate.</w:t>
       </w:r>
     </w:p>
     <w:tbl>
@@ -2024,7 +2024,7 @@
           <w:b w:val="0"/>
           <w:i/>
         </w:rPr>
-        <w:t>Per-stream rates for six gauged Taylor Valley streams. Gross is total activity (erosion plus deposition); net is the balance (positive = building up, negative = wearing down).</w:t>
+        <w:t>Per-stream rates for six gauged Taylor Valley streams, reported as mm/yr over the channel area rather than raw volume. Gross is total activity (erosion plus deposition); net is the balance (positive = building up, negative = wearing down). Area-normalizing matters because the two epochs don't cover identical footprints (the 2001 lidar swath is narrower), so raw volumes would mix real change with coverage differences.</w:t>
       </w:r>
     </w:p>
     <w:p>
@@ -2174,7 +2174,7 @@
       <w:r>
         <w:drawing>
           <wp:inline xmlns:a="http://schemas.openxmlformats.org/drawingml/2006/main" xmlns:pic="http://schemas.openxmlformats.org/drawingml/2006/picture">
-            <wp:extent cx="5230981" cy="3657600"/>
+            <wp:extent cx="6126480" cy="2695024"/>
             <wp:docPr id="5" name="Picture 5"/>
             <wp:cNvGraphicFramePr>
               <a:graphicFrameLocks noChangeAspect="1"/>
@@ -2195,7 +2195,7 @@
                   <pic:spPr>
                     <a:xfrm>
                       <a:off x="0" y="0"/>
-                      <a:ext cx="5230981" cy="3657600"/>
+                      <a:ext cx="6126480" cy="2695024"/>
                     </a:xfrm>
                     <a:prstGeom prst="rect"/>
                   </pic:spPr>
@@ -2232,7 +2232,7 @@
           <w:b w:val="0"/>
           <w:i/>
         </w:rPr>
-        <w:t>Each stream's gross rate against its cumulative melt discharge. In the lidar epoch the relationship is strongly positive (</w:t>
+        <w:t xml:space="preserve">Each stream's rate against its mean gauged melt discharge (lake signal screened out). In the lidar epoch the per-area rate scales strongly with discharge, </w:t>
       </w:r>
       <w:r>
         <w:rPr>
@@ -2240,7 +2240,7 @@
           <w:b w:val="0"/>
           <w:i/>
         </w:rPr>
-        <w:t>r = +0.89</w:t>
+        <w:t>r = +0.95 (p = 0.004), Spearman ρ = +0.94 (p = 0.005)</w:t>
       </w:r>
       <w:r>
         <w:rPr>
@@ -2248,7 +2248,7 @@
           <w:b w:val="0"/>
           <w:i/>
         </w:rPr>
-        <w:t xml:space="preserve">): more active streams move more sediment. In the satellite epoch it's noisier (r = +0.43; fewer post-2014 gauge records and a higher satellite noise floor). That contrast is the case for O1: discharge captures the first-order signal but leaves real scatter, so the proposed work brings in </w:t>
+        <w:t xml:space="preserve">, and dropping any single stream doesn't break it. In the satellite epoch there's no coherent relation, because post-2015 gauge records are thin (as few as 48 gauged days for one stream), so no fit is drawn. That contrast is the case for O1: where gauges are dense the melt–sediment link is strong, so the project swaps patchy gauge data for </w:t>
       </w:r>
       <w:r>
         <w:rPr>
@@ -2256,7 +2256,7 @@
           <w:b w:val="0"/>
           <w:i/>
         </w:rPr>
-        <w:t>melt energy</w:t>
+        <w:t>modeled melt energy</w:t>
       </w:r>
       <w:r>
         <w:rPr>
@@ -2264,7 +2264,7 @@
           <w:b w:val="0"/>
           <w:i/>
         </w:rPr>
-        <w:t xml:space="preserve"> (PDD / insolation / thaw) to resolve the why.</w:t>
+        <w:t xml:space="preserve"> (PDD / insolation / thaw) that exists everywhere, every year.</w:t>
       </w:r>
     </w:p>
     <w:p>

--- a/barlow/docs/finesst_proposal_plain.docx
+++ b/barlow/docs/finesst_proposal_plain.docx
@@ -616,7 +616,52 @@
           <w:i w:val="0"/>
           <w:sz w:val="24"/>
         </w:rPr>
-        <w:t>2. What I'll do (objectives and hypotheses)</w:t>
+        <w:t>2. What we need to do</w:t>
+      </w:r>
+    </w:p>
+    <w:p>
+      <w:pPr>
+        <w:spacing w:after="120"/>
+      </w:pPr>
+      <w:r>
+        <w:rPr>
+          <w:rFonts w:ascii="Calibri" w:hAnsi="Calibri"/>
+          <w:b w:val="0"/>
+          <w:i w:val="0"/>
+        </w:rPr>
+        <w:t xml:space="preserve">In one sentence: measure how fast each Antarctic stream is reshaping its channel, then explain that rate with heat and melt, so the map stops just </w:t>
+      </w:r>
+      <w:r>
+        <w:rPr>
+          <w:rFonts w:ascii="Calibri" w:hAnsi="Calibri"/>
+          <w:b w:val="0"/>
+          <w:i/>
+        </w:rPr>
+        <w:t>describing</w:t>
+      </w:r>
+      <w:r>
+        <w:rPr>
+          <w:rFonts w:ascii="Calibri" w:hAnsi="Calibri"/>
+          <w:b w:val="0"/>
+          <w:i w:val="0"/>
+        </w:rPr>
+        <w:t xml:space="preserve"> change and starts </w:t>
+      </w:r>
+      <w:r>
+        <w:rPr>
+          <w:rFonts w:ascii="Calibri" w:hAnsi="Calibri"/>
+          <w:b w:val="0"/>
+          <w:i/>
+        </w:rPr>
+        <w:t>predicting</w:t>
+      </w:r>
+      <w:r>
+        <w:rPr>
+          <w:rFonts w:ascii="Calibri" w:hAnsi="Calibri"/>
+          <w:b w:val="0"/>
+          <w:i w:val="0"/>
+        </w:rPr>
+        <w:t xml:space="preserve"> it. That breaks into three concrete objectives:</w:t>
       </w:r>
     </w:p>
     <w:tbl>
@@ -1168,7 +1213,7 @@
           <w:i w:val="0"/>
           <w:sz w:val="24"/>
         </w:rPr>
-        <w:t>3. Approach</w:t>
+        <w:t>3. The data: what we'll use, where it's from, what it shows</w:t>
       </w:r>
     </w:p>
     <w:p>
@@ -1181,7 +1226,7 @@
           <w:b w:val="0"/>
           <w:i w:val="0"/>
         </w:rPr>
-        <w:t>Data (all free/public, already pulled; see §6).</w:t>
+        <w:t xml:space="preserve">Everything below is free and public, and already downloaded and organized (the one exception is flagged). The datasets fall into three jobs: </w:t>
       </w:r>
       <w:r>
         <w:rPr>
@@ -1189,7 +1234,476 @@
           <w:b w:val="0"/>
           <w:i w:val="0"/>
         </w:rPr>
-        <w:t xml:space="preserve"> Elevation: MDV lidar 2001 (2 m) and 2014 (1 m), plus REMA satellite (2 m, 2021–23). From each I build the standard terrain layers: elevation, slope, aspect, </w:t>
+        <w:t>snapshots of the ground</w:t>
+      </w:r>
+      <w:r>
+        <w:rPr>
+          <w:rFonts w:ascii="Calibri" w:hAnsi="Calibri"/>
+          <w:b w:val="0"/>
+          <w:i w:val="0"/>
+        </w:rPr>
+        <w:t xml:space="preserve"> (to measure change), </w:t>
+      </w:r>
+      <w:r>
+        <w:rPr>
+          <w:rFonts w:ascii="Calibri" w:hAnsi="Calibri"/>
+          <w:b w:val="0"/>
+          <w:i w:val="0"/>
+        </w:rPr>
+        <w:t>drivers</w:t>
+      </w:r>
+      <w:r>
+        <w:rPr>
+          <w:rFonts w:ascii="Calibri" w:hAnsi="Calibri"/>
+          <w:b w:val="0"/>
+          <w:i w:val="0"/>
+        </w:rPr>
+        <w:t xml:space="preserve"> (to explain it), and </w:t>
+      </w:r>
+      <w:r>
+        <w:rPr>
+          <w:rFonts w:ascii="Calibri" w:hAnsi="Calibri"/>
+          <w:b w:val="0"/>
+          <w:i w:val="0"/>
+        </w:rPr>
+        <w:t>labels</w:t>
+      </w:r>
+      <w:r>
+        <w:rPr>
+          <w:rFonts w:ascii="Calibri" w:hAnsi="Calibri"/>
+          <w:b w:val="0"/>
+          <w:i w:val="0"/>
+        </w:rPr>
+        <w:t xml:space="preserve"> (to know where the streams are).</w:t>
+      </w:r>
+    </w:p>
+    <w:p>
+      <w:pPr>
+        <w:spacing w:after="120"/>
+      </w:pPr>
+      <w:r>
+        <w:rPr>
+          <w:rFonts w:ascii="Calibri" w:hAnsi="Calibri"/>
+          <w:b w:val="0"/>
+          <w:i w:val="0"/>
+        </w:rPr>
+        <w:t>Three snapshots of the ground.</w:t>
+      </w:r>
+      <w:r>
+        <w:rPr>
+          <w:rFonts w:ascii="Calibri" w:hAnsi="Calibri"/>
+          <w:b w:val="0"/>
+          <w:i w:val="0"/>
+        </w:rPr>
+        <w:t xml:space="preserve"> Change detection needs the same terrain measured at different times. We have three epochs:</w:t>
+      </w:r>
+    </w:p>
+    <w:tbl>
+      <w:tblPr>
+        <w:tblStyle w:val="TableGrid"/>
+        <w:tblW w:type="auto" w:w="0"/>
+        <w:jc w:val="center"/>
+        <w:tblLayout w:type="autofit"/>
+        <w:tblLook w:firstColumn="1" w:firstRow="1" w:lastColumn="0" w:lastRow="0" w:noHBand="0" w:noVBand="1" w:val="04A0"/>
+      </w:tblPr>
+      <w:tblGrid>
+        <w:gridCol w:w="2412"/>
+        <w:gridCol w:w="2412"/>
+        <w:gridCol w:w="2412"/>
+        <w:gridCol w:w="2412"/>
+      </w:tblGrid>
+      <w:tr>
+        <w:tc>
+          <w:tcPr>
+            <w:tcW w:type="dxa" w:w="2412"/>
+            <w:shd w:val="clear" w:fill="E8E8E8"/>
+          </w:tcPr>
+          <w:p>
+            <w:pPr>
+              <w:spacing w:after="20"/>
+            </w:pPr>
+            <w:r>
+              <w:rPr>
+                <w:b/>
+              </w:rPr>
+            </w:r>
+            <w:r>
+              <w:rPr>
+                <w:rFonts w:ascii="Calibri" w:hAnsi="Calibri"/>
+                <w:b/>
+                <w:i w:val="0"/>
+                <w:sz w:val="18"/>
+              </w:rPr>
+              <w:t>Dataset</w:t>
+            </w:r>
+          </w:p>
+        </w:tc>
+        <w:tc>
+          <w:tcPr>
+            <w:tcW w:type="dxa" w:w="2412"/>
+            <w:shd w:val="clear" w:fill="E8E8E8"/>
+          </w:tcPr>
+          <w:p>
+            <w:pPr>
+              <w:spacing w:after="20"/>
+            </w:pPr>
+            <w:r>
+              <w:rPr>
+                <w:b/>
+              </w:rPr>
+            </w:r>
+            <w:r>
+              <w:rPr>
+                <w:rFonts w:ascii="Calibri" w:hAnsi="Calibri"/>
+                <w:b/>
+                <w:i w:val="0"/>
+                <w:sz w:val="18"/>
+              </w:rPr>
+              <w:t>Where it's from</w:t>
+            </w:r>
+          </w:p>
+        </w:tc>
+        <w:tc>
+          <w:tcPr>
+            <w:tcW w:type="dxa" w:w="2412"/>
+            <w:shd w:val="clear" w:fill="E8E8E8"/>
+          </w:tcPr>
+          <w:p>
+            <w:pPr>
+              <w:spacing w:after="20"/>
+            </w:pPr>
+            <w:r>
+              <w:rPr>
+                <w:b/>
+              </w:rPr>
+            </w:r>
+            <w:r>
+              <w:rPr>
+                <w:rFonts w:ascii="Calibri" w:hAnsi="Calibri"/>
+                <w:b/>
+                <w:i w:val="0"/>
+                <w:sz w:val="18"/>
+              </w:rPr>
+              <w:t>What it shows</w:t>
+            </w:r>
+          </w:p>
+        </w:tc>
+        <w:tc>
+          <w:tcPr>
+            <w:tcW w:type="dxa" w:w="2412"/>
+            <w:shd w:val="clear" w:fill="E8E8E8"/>
+          </w:tcPr>
+          <w:p>
+            <w:pPr>
+              <w:spacing w:after="20"/>
+            </w:pPr>
+            <w:r>
+              <w:rPr>
+                <w:b/>
+              </w:rPr>
+            </w:r>
+            <w:r>
+              <w:rPr>
+                <w:rFonts w:ascii="Calibri" w:hAnsi="Calibri"/>
+                <w:b/>
+                <w:i w:val="0"/>
+                <w:sz w:val="18"/>
+              </w:rPr>
+              <w:t>What it does for us</w:t>
+            </w:r>
+          </w:p>
+        </w:tc>
+      </w:tr>
+      <w:tr>
+        <w:tc>
+          <w:tcPr>
+            <w:tcW w:type="dxa" w:w="2412"/>
+          </w:tcPr>
+          <w:p>
+            <w:pPr>
+              <w:spacing w:after="20"/>
+            </w:pPr>
+            <w:r/>
+            <w:r>
+              <w:rPr>
+                <w:rFonts w:ascii="Calibri" w:hAnsi="Calibri"/>
+                <w:b w:val="0"/>
+                <w:i w:val="0"/>
+                <w:sz w:val="18"/>
+              </w:rPr>
+              <w:t>2001 airborne lidar</w:t>
+            </w:r>
+            <w:r>
+              <w:rPr>
+                <w:rFonts w:ascii="Calibri" w:hAnsi="Calibri"/>
+                <w:b w:val="0"/>
+                <w:i w:val="0"/>
+                <w:sz w:val="18"/>
+              </w:rPr>
+              <w:t xml:space="preserve"> (2 m)</w:t>
+            </w:r>
+          </w:p>
+        </w:tc>
+        <w:tc>
+          <w:tcPr>
+            <w:tcW w:type="dxa" w:w="2412"/>
+          </w:tcPr>
+          <w:p>
+            <w:pPr>
+              <w:spacing w:after="20"/>
+            </w:pPr>
+            <w:r/>
+            <w:r>
+              <w:rPr>
+                <w:rFonts w:ascii="Calibri" w:hAnsi="Calibri"/>
+                <w:b w:val="0"/>
+                <w:i w:val="0"/>
+                <w:sz w:val="18"/>
+              </w:rPr>
+              <w:t>NASA Airborne Topographic Mapper survey (via USGS)</w:t>
+            </w:r>
+          </w:p>
+        </w:tc>
+        <w:tc>
+          <w:tcPr>
+            <w:tcW w:type="dxa" w:w="2412"/>
+          </w:tcPr>
+          <w:p>
+            <w:pPr>
+              <w:spacing w:after="20"/>
+            </w:pPr>
+            <w:r/>
+            <w:r>
+              <w:rPr>
+                <w:rFonts w:ascii="Calibri" w:hAnsi="Calibri"/>
+                <w:b w:val="0"/>
+                <w:i w:val="0"/>
+                <w:sz w:val="18"/>
+              </w:rPr>
+              <w:t>The valley floors as they were in 2001</w:t>
+            </w:r>
+          </w:p>
+        </w:tc>
+        <w:tc>
+          <w:tcPr>
+            <w:tcW w:type="dxa" w:w="2412"/>
+          </w:tcPr>
+          <w:p>
+            <w:pPr>
+              <w:spacing w:after="20"/>
+            </w:pPr>
+            <w:r/>
+            <w:r>
+              <w:rPr>
+                <w:rFonts w:ascii="Calibri" w:hAnsi="Calibri"/>
+                <w:b w:val="0"/>
+                <w:i w:val="0"/>
+                <w:sz w:val="18"/>
+              </w:rPr>
+              <w:t>The baseline: every change is measured against this starting surface</w:t>
+            </w:r>
+          </w:p>
+        </w:tc>
+      </w:tr>
+      <w:tr>
+        <w:tc>
+          <w:tcPr>
+            <w:tcW w:type="dxa" w:w="2412"/>
+          </w:tcPr>
+          <w:p>
+            <w:pPr>
+              <w:spacing w:after="20"/>
+            </w:pPr>
+            <w:r/>
+            <w:r>
+              <w:rPr>
+                <w:rFonts w:ascii="Calibri" w:hAnsi="Calibri"/>
+                <w:b w:val="0"/>
+                <w:i w:val="0"/>
+                <w:sz w:val="18"/>
+              </w:rPr>
+              <w:t>2014 airborne lidar</w:t>
+            </w:r>
+            <w:r>
+              <w:rPr>
+                <w:rFonts w:ascii="Calibri" w:hAnsi="Calibri"/>
+                <w:b w:val="0"/>
+                <w:i w:val="0"/>
+                <w:sz w:val="18"/>
+              </w:rPr>
+              <w:t xml:space="preserve"> (1 m)</w:t>
+            </w:r>
+          </w:p>
+        </w:tc>
+        <w:tc>
+          <w:tcPr>
+            <w:tcW w:type="dxa" w:w="2412"/>
+          </w:tcPr>
+          <w:p>
+            <w:pPr>
+              <w:spacing w:after="20"/>
+            </w:pPr>
+            <w:r/>
+            <w:r>
+              <w:rPr>
+                <w:rFonts w:ascii="Calibri" w:hAnsi="Calibri"/>
+                <w:b w:val="0"/>
+                <w:i w:val="0"/>
+                <w:sz w:val="18"/>
+              </w:rPr>
+              <w:t>NCALM flight campaign (via OpenTopography)</w:t>
+            </w:r>
+          </w:p>
+        </w:tc>
+        <w:tc>
+          <w:tcPr>
+            <w:tcW w:type="dxa" w:w="2412"/>
+          </w:tcPr>
+          <w:p>
+            <w:pPr>
+              <w:spacing w:after="20"/>
+            </w:pPr>
+            <w:r/>
+            <w:r>
+              <w:rPr>
+                <w:rFonts w:ascii="Calibri" w:hAnsi="Calibri"/>
+                <w:b w:val="0"/>
+                <w:i w:val="0"/>
+                <w:sz w:val="18"/>
+              </w:rPr>
+              <w:t>The same terrain 13 years later, at the highest accuracy available</w:t>
+            </w:r>
+          </w:p>
+        </w:tc>
+        <w:tc>
+          <w:tcPr>
+            <w:tcW w:type="dxa" w:w="2412"/>
+          </w:tcPr>
+          <w:p>
+            <w:pPr>
+              <w:spacing w:after="20"/>
+            </w:pPr>
+            <w:r/>
+            <w:r>
+              <w:rPr>
+                <w:rFonts w:ascii="Calibri" w:hAnsi="Calibri"/>
+                <w:b w:val="0"/>
+                <w:i w:val="0"/>
+                <w:sz w:val="18"/>
+              </w:rPr>
+              <w:t>The benchmark epoch: sharpest data, anchors the noise model, midpoint of the record</w:t>
+            </w:r>
+          </w:p>
+        </w:tc>
+      </w:tr>
+      <w:tr>
+        <w:tc>
+          <w:tcPr>
+            <w:tcW w:type="dxa" w:w="2412"/>
+          </w:tcPr>
+          <w:p>
+            <w:pPr>
+              <w:spacing w:after="20"/>
+            </w:pPr>
+            <w:r/>
+            <w:r>
+              <w:rPr>
+                <w:rFonts w:ascii="Calibri" w:hAnsi="Calibri"/>
+                <w:b w:val="0"/>
+                <w:i w:val="0"/>
+                <w:sz w:val="18"/>
+              </w:rPr>
+              <w:t>REMA satellite DEM</w:t>
+            </w:r>
+            <w:r>
+              <w:rPr>
+                <w:rFonts w:ascii="Calibri" w:hAnsi="Calibri"/>
+                <w:b w:val="0"/>
+                <w:i w:val="0"/>
+                <w:sz w:val="18"/>
+              </w:rPr>
+              <w:t xml:space="preserve"> (2 m, 2021–23)</w:t>
+            </w:r>
+          </w:p>
+        </w:tc>
+        <w:tc>
+          <w:tcPr>
+            <w:tcW w:type="dxa" w:w="2412"/>
+          </w:tcPr>
+          <w:p>
+            <w:pPr>
+              <w:spacing w:after="20"/>
+            </w:pPr>
+            <w:r/>
+            <w:r>
+              <w:rPr>
+                <w:rFonts w:ascii="Calibri" w:hAnsi="Calibri"/>
+                <w:b w:val="0"/>
+                <w:i w:val="0"/>
+                <w:sz w:val="18"/>
+              </w:rPr>
+              <w:t>Polar Geospatial Center, built from Maxar stereo imagery</w:t>
+            </w:r>
+          </w:p>
+        </w:tc>
+        <w:tc>
+          <w:tcPr>
+            <w:tcW w:type="dxa" w:w="2412"/>
+          </w:tcPr>
+          <w:p>
+            <w:pPr>
+              <w:spacing w:after="20"/>
+            </w:pPr>
+            <w:r/>
+            <w:r>
+              <w:rPr>
+                <w:rFonts w:ascii="Calibri" w:hAnsi="Calibri"/>
+                <w:b w:val="0"/>
+                <w:i w:val="0"/>
+                <w:sz w:val="18"/>
+              </w:rPr>
+              <w:t>The most recent surface, covering all of Antarctica</w:t>
+            </w:r>
+          </w:p>
+        </w:tc>
+        <w:tc>
+          <w:tcPr>
+            <w:tcW w:type="dxa" w:w="2412"/>
+          </w:tcPr>
+          <w:p>
+            <w:pPr>
+              <w:spacing w:after="20"/>
+            </w:pPr>
+            <w:r/>
+            <w:r>
+              <w:rPr>
+                <w:rFonts w:ascii="Calibri" w:hAnsi="Calibri"/>
+                <w:b w:val="0"/>
+                <w:i w:val="0"/>
+                <w:sz w:val="18"/>
+              </w:rPr>
+              <w:t>Extends the record past the last lidar flight; since no new lidar is planned, this is the future of monitoring, which is why O2 (making it interchangeable with lidar) matters</w:t>
+            </w:r>
+          </w:p>
+        </w:tc>
+      </w:tr>
+    </w:tbl>
+    <w:p>
+      <w:pPr>
+        <w:spacing w:after="40"/>
+      </w:pPr>
+    </w:p>
+    <w:p>
+      <w:pPr>
+        <w:spacing w:after="120"/>
+      </w:pPr>
+      <w:r>
+        <w:rPr>
+          <w:rFonts w:ascii="Calibri" w:hAnsi="Calibri"/>
+          <w:b w:val="0"/>
+          <w:i w:val="0"/>
+        </w:rPr>
+        <w:t xml:space="preserve">From each snapshot we compute the terrain layers the detector reads: slope, aspect, </w:t>
       </w:r>
       <w:r>
         <w:rPr>
@@ -1205,7 +1719,7 @@
           <w:b w:val="0"/>
           <w:i w:val="0"/>
         </w:rPr>
-        <w:t xml:space="preserve"> (signed, so it distinguishes concave channels from convex ridges), </w:t>
+        <w:t xml:space="preserve"> (signed, so concave channels separate from convex ridges), </w:t>
       </w:r>
       <w:r>
         <w:rPr>
@@ -1221,7 +1735,20 @@
           <w:b w:val="0"/>
           <w:i w:val="0"/>
         </w:rPr>
-        <w:t xml:space="preserve">, and lidar intensity. Drivers: LTER meteorology, </w:t>
+        <w:t xml:space="preserve"> (where water would collect), and lidar intensity.</w:t>
+      </w:r>
+    </w:p>
+    <w:p>
+      <w:pPr>
+        <w:spacing w:after="120"/>
+      </w:pPr>
+      <w:r>
+        <w:rPr>
+          <w:rFonts w:ascii="Calibri" w:hAnsi="Calibri"/>
+          <w:b w:val="0"/>
+          <w:i w:val="0"/>
+        </w:rPr>
+        <w:t>Drivers: the "why" variables.</w:t>
       </w:r>
       <w:r>
         <w:rPr>
@@ -1229,15 +1756,1111 @@
           <w:b w:val="0"/>
           <w:i w:val="0"/>
         </w:rPr>
-        <w:t>21 stream gauges</w:t>
+        <w:t xml:space="preserve"> O1 tests whether melt energy explains the measured change, so we need the energy and water records:</w:t>
       </w:r>
+    </w:p>
+    <w:tbl>
+      <w:tblPr>
+        <w:tblStyle w:val="TableGrid"/>
+        <w:tblW w:type="auto" w:w="0"/>
+        <w:jc w:val="center"/>
+        <w:tblLayout w:type="autofit"/>
+        <w:tblLook w:firstColumn="1" w:firstRow="1" w:lastColumn="0" w:lastRow="0" w:noHBand="0" w:noVBand="1" w:val="04A0"/>
+      </w:tblPr>
+      <w:tblGrid>
+        <w:gridCol w:w="2412"/>
+        <w:gridCol w:w="2412"/>
+        <w:gridCol w:w="2412"/>
+        <w:gridCol w:w="2412"/>
+      </w:tblGrid>
+      <w:tr>
+        <w:tc>
+          <w:tcPr>
+            <w:tcW w:type="dxa" w:w="2412"/>
+            <w:shd w:val="clear" w:fill="E8E8E8"/>
+          </w:tcPr>
+          <w:p>
+            <w:pPr>
+              <w:spacing w:after="20"/>
+            </w:pPr>
+            <w:r>
+              <w:rPr>
+                <w:b/>
+              </w:rPr>
+            </w:r>
+            <w:r>
+              <w:rPr>
+                <w:rFonts w:ascii="Calibri" w:hAnsi="Calibri"/>
+                <w:b/>
+                <w:i w:val="0"/>
+                <w:sz w:val="18"/>
+              </w:rPr>
+              <w:t>Dataset</w:t>
+            </w:r>
+          </w:p>
+        </w:tc>
+        <w:tc>
+          <w:tcPr>
+            <w:tcW w:type="dxa" w:w="2412"/>
+            <w:shd w:val="clear" w:fill="E8E8E8"/>
+          </w:tcPr>
+          <w:p>
+            <w:pPr>
+              <w:spacing w:after="20"/>
+            </w:pPr>
+            <w:r>
+              <w:rPr>
+                <w:b/>
+              </w:rPr>
+            </w:r>
+            <w:r>
+              <w:rPr>
+                <w:rFonts w:ascii="Calibri" w:hAnsi="Calibri"/>
+                <w:b/>
+                <w:i w:val="0"/>
+                <w:sz w:val="18"/>
+              </w:rPr>
+              <w:t>Where it's from</w:t>
+            </w:r>
+          </w:p>
+        </w:tc>
+        <w:tc>
+          <w:tcPr>
+            <w:tcW w:type="dxa" w:w="2412"/>
+            <w:shd w:val="clear" w:fill="E8E8E8"/>
+          </w:tcPr>
+          <w:p>
+            <w:pPr>
+              <w:spacing w:after="20"/>
+            </w:pPr>
+            <w:r>
+              <w:rPr>
+                <w:b/>
+              </w:rPr>
+            </w:r>
+            <w:r>
+              <w:rPr>
+                <w:rFonts w:ascii="Calibri" w:hAnsi="Calibri"/>
+                <w:b/>
+                <w:i w:val="0"/>
+                <w:sz w:val="18"/>
+              </w:rPr>
+              <w:t>What it shows</w:t>
+            </w:r>
+          </w:p>
+        </w:tc>
+        <w:tc>
+          <w:tcPr>
+            <w:tcW w:type="dxa" w:w="2412"/>
+            <w:shd w:val="clear" w:fill="E8E8E8"/>
+          </w:tcPr>
+          <w:p>
+            <w:pPr>
+              <w:spacing w:after="20"/>
+            </w:pPr>
+            <w:r>
+              <w:rPr>
+                <w:b/>
+              </w:rPr>
+            </w:r>
+            <w:r>
+              <w:rPr>
+                <w:rFonts w:ascii="Calibri" w:hAnsi="Calibri"/>
+                <w:b/>
+                <w:i w:val="0"/>
+                <w:sz w:val="18"/>
+              </w:rPr>
+              <w:t>What it does for us</w:t>
+            </w:r>
+          </w:p>
+        </w:tc>
+      </w:tr>
+      <w:tr>
+        <w:tc>
+          <w:tcPr>
+            <w:tcW w:type="dxa" w:w="2412"/>
+          </w:tcPr>
+          <w:p>
+            <w:pPr>
+              <w:spacing w:after="20"/>
+            </w:pPr>
+            <w:r/>
+            <w:r>
+              <w:rPr>
+                <w:rFonts w:ascii="Calibri" w:hAnsi="Calibri"/>
+                <w:b w:val="0"/>
+                <w:i w:val="0"/>
+                <w:sz w:val="18"/>
+              </w:rPr>
+              <w:t>Stream gauges</w:t>
+            </w:r>
+            <w:r>
+              <w:rPr>
+                <w:rFonts w:ascii="Calibri" w:hAnsi="Calibri"/>
+                <w:b w:val="0"/>
+                <w:i w:val="0"/>
+                <w:sz w:val="18"/>
+              </w:rPr>
+              <w:t xml:space="preserve"> (21 streams, daily, 1990s–present)</w:t>
+            </w:r>
+          </w:p>
+        </w:tc>
+        <w:tc>
+          <w:tcPr>
+            <w:tcW w:type="dxa" w:w="2412"/>
+          </w:tcPr>
+          <w:p>
+            <w:pPr>
+              <w:spacing w:after="20"/>
+            </w:pPr>
+            <w:r/>
+            <w:r>
+              <w:rPr>
+                <w:rFonts w:ascii="Calibri" w:hAnsi="Calibri"/>
+                <w:b w:val="0"/>
+                <w:i w:val="0"/>
+                <w:sz w:val="18"/>
+              </w:rPr>
+              <w:t>McMurdo LTER field network (via EDI)</w:t>
+            </w:r>
+          </w:p>
+        </w:tc>
+        <w:tc>
+          <w:tcPr>
+            <w:tcW w:type="dxa" w:w="2412"/>
+          </w:tcPr>
+          <w:p>
+            <w:pPr>
+              <w:spacing w:after="20"/>
+            </w:pPr>
+            <w:r/>
+            <w:r>
+              <w:rPr>
+                <w:rFonts w:ascii="Calibri" w:hAnsi="Calibri"/>
+                <w:b w:val="0"/>
+                <w:i w:val="0"/>
+                <w:sz w:val="18"/>
+              </w:rPr>
+              <w:t>How much meltwater each stream actually carried, day by day</w:t>
+            </w:r>
+          </w:p>
+        </w:tc>
+        <w:tc>
+          <w:tcPr>
+            <w:tcW w:type="dxa" w:w="2412"/>
+          </w:tcPr>
+          <w:p>
+            <w:pPr>
+              <w:spacing w:after="20"/>
+            </w:pPr>
+            <w:r/>
+            <w:r>
+              <w:rPr>
+                <w:rFonts w:ascii="Calibri" w:hAnsi="Calibri"/>
+                <w:b w:val="0"/>
+                <w:i w:val="0"/>
+                <w:sz w:val="18"/>
+              </w:rPr>
+              <w:t>The direct water driver; already produced the Fig. 5 signal</w:t>
+            </w:r>
+          </w:p>
+        </w:tc>
+      </w:tr>
+      <w:tr>
+        <w:tc>
+          <w:tcPr>
+            <w:tcW w:type="dxa" w:w="2412"/>
+          </w:tcPr>
+          <w:p>
+            <w:pPr>
+              <w:spacing w:after="20"/>
+            </w:pPr>
+            <w:r/>
+            <w:r>
+              <w:rPr>
+                <w:rFonts w:ascii="Calibri" w:hAnsi="Calibri"/>
+                <w:b w:val="0"/>
+                <w:i w:val="0"/>
+                <w:sz w:val="18"/>
+              </w:rPr>
+              <w:t>Meteorology stations</w:t>
+            </w:r>
+          </w:p>
+        </w:tc>
+        <w:tc>
+          <w:tcPr>
+            <w:tcW w:type="dxa" w:w="2412"/>
+          </w:tcPr>
+          <w:p>
+            <w:pPr>
+              <w:spacing w:after="20"/>
+            </w:pPr>
+            <w:r/>
+            <w:r>
+              <w:rPr>
+                <w:rFonts w:ascii="Calibri" w:hAnsi="Calibri"/>
+                <w:b w:val="0"/>
+                <w:i w:val="0"/>
+                <w:sz w:val="18"/>
+              </w:rPr>
+              <w:t>McMurdo LTER (via EDI)</w:t>
+            </w:r>
+          </w:p>
+        </w:tc>
+        <w:tc>
+          <w:tcPr>
+            <w:tcW w:type="dxa" w:w="2412"/>
+          </w:tcPr>
+          <w:p>
+            <w:pPr>
+              <w:spacing w:after="20"/>
+            </w:pPr>
+            <w:r/>
+            <w:r>
+              <w:rPr>
+                <w:rFonts w:ascii="Calibri" w:hAnsi="Calibri"/>
+                <w:b w:val="0"/>
+                <w:i w:val="0"/>
+                <w:sz w:val="18"/>
+              </w:rPr>
+              <w:t>Air temperature, solar radiation, wind on the valley floors</w:t>
+            </w:r>
+          </w:p>
+        </w:tc>
+        <w:tc>
+          <w:tcPr>
+            <w:tcW w:type="dxa" w:w="2412"/>
+          </w:tcPr>
+          <w:p>
+            <w:pPr>
+              <w:spacing w:after="20"/>
+            </w:pPr>
+            <w:r/>
+            <w:r>
+              <w:rPr>
+                <w:rFonts w:ascii="Calibri" w:hAnsi="Calibri"/>
+                <w:b w:val="0"/>
+                <w:i w:val="0"/>
+                <w:sz w:val="18"/>
+              </w:rPr>
+              <w:t>Builds the melt-energy drivers: positive-degree-days and insolation</w:t>
+            </w:r>
+          </w:p>
+        </w:tc>
+      </w:tr>
+      <w:tr>
+        <w:tc>
+          <w:tcPr>
+            <w:tcW w:type="dxa" w:w="2412"/>
+          </w:tcPr>
+          <w:p>
+            <w:pPr>
+              <w:spacing w:after="20"/>
+            </w:pPr>
+            <w:r/>
+            <w:r>
+              <w:rPr>
+                <w:rFonts w:ascii="Calibri" w:hAnsi="Calibri"/>
+                <w:b w:val="0"/>
+                <w:i w:val="0"/>
+                <w:sz w:val="18"/>
+              </w:rPr>
+              <w:t>Glacier mass balance</w:t>
+            </w:r>
+            <w:r>
+              <w:rPr>
+                <w:rFonts w:ascii="Calibri" w:hAnsi="Calibri"/>
+                <w:b w:val="0"/>
+                <w:i w:val="0"/>
+                <w:sz w:val="18"/>
+              </w:rPr>
+              <w:t xml:space="preserve"> (7 glaciers)</w:t>
+            </w:r>
+          </w:p>
+        </w:tc>
+        <w:tc>
+          <w:tcPr>
+            <w:tcW w:type="dxa" w:w="2412"/>
+          </w:tcPr>
+          <w:p>
+            <w:pPr>
+              <w:spacing w:after="20"/>
+            </w:pPr>
+            <w:r/>
+            <w:r>
+              <w:rPr>
+                <w:rFonts w:ascii="Calibri" w:hAnsi="Calibri"/>
+                <w:b w:val="0"/>
+                <w:i w:val="0"/>
+                <w:sz w:val="18"/>
+              </w:rPr>
+              <w:t>McMurdo LTER (via EDI)</w:t>
+            </w:r>
+          </w:p>
+        </w:tc>
+        <w:tc>
+          <w:tcPr>
+            <w:tcW w:type="dxa" w:w="2412"/>
+          </w:tcPr>
+          <w:p>
+            <w:pPr>
+              <w:spacing w:after="20"/>
+            </w:pPr>
+            <w:r/>
+            <w:r>
+              <w:rPr>
+                <w:rFonts w:ascii="Calibri" w:hAnsi="Calibri"/>
+                <w:b w:val="0"/>
+                <w:i w:val="0"/>
+                <w:sz w:val="18"/>
+              </w:rPr>
+              <w:t>How much ice each glacier gained or lost per season</w:t>
+            </w:r>
+          </w:p>
+        </w:tc>
+        <w:tc>
+          <w:tcPr>
+            <w:tcW w:type="dxa" w:w="2412"/>
+          </w:tcPr>
+          <w:p>
+            <w:pPr>
+              <w:spacing w:after="20"/>
+            </w:pPr>
+            <w:r/>
+            <w:r>
+              <w:rPr>
+                <w:rFonts w:ascii="Calibri" w:hAnsi="Calibri"/>
+                <w:b w:val="0"/>
+                <w:i w:val="0"/>
+                <w:sz w:val="18"/>
+              </w:rPr>
+              <w:t>Ties each stream's water supply to its source glacier</w:t>
+            </w:r>
+          </w:p>
+        </w:tc>
+      </w:tr>
+      <w:tr>
+        <w:tc>
+          <w:tcPr>
+            <w:tcW w:type="dxa" w:w="2412"/>
+          </w:tcPr>
+          <w:p>
+            <w:pPr>
+              <w:spacing w:after="20"/>
+            </w:pPr>
+            <w:r/>
+            <w:r>
+              <w:rPr>
+                <w:rFonts w:ascii="Calibri" w:hAnsi="Calibri"/>
+                <w:b w:val="0"/>
+                <w:i w:val="0"/>
+                <w:sz w:val="18"/>
+              </w:rPr>
+              <w:t>Soil temperature and moisture</w:t>
+            </w:r>
+          </w:p>
+        </w:tc>
+        <w:tc>
+          <w:tcPr>
+            <w:tcW w:type="dxa" w:w="2412"/>
+          </w:tcPr>
+          <w:p>
+            <w:pPr>
+              <w:spacing w:after="20"/>
+            </w:pPr>
+            <w:r/>
+            <w:r>
+              <w:rPr>
+                <w:rFonts w:ascii="Calibri" w:hAnsi="Calibri"/>
+                <w:b w:val="0"/>
+                <w:i w:val="0"/>
+                <w:sz w:val="18"/>
+              </w:rPr>
+              <w:t>McMurdo LTER (via EDI)</w:t>
+            </w:r>
+          </w:p>
+        </w:tc>
+        <w:tc>
+          <w:tcPr>
+            <w:tcW w:type="dxa" w:w="2412"/>
+          </w:tcPr>
+          <w:p>
+            <w:pPr>
+              <w:spacing w:after="20"/>
+            </w:pPr>
+            <w:r/>
+            <w:r>
+              <w:rPr>
+                <w:rFonts w:ascii="Calibri" w:hAnsi="Calibri"/>
+                <w:b w:val="0"/>
+                <w:i w:val="0"/>
+                <w:sz w:val="18"/>
+              </w:rPr>
+              <w:t>How deep the ground thaws each summer</w:t>
+            </w:r>
+          </w:p>
+        </w:tc>
+        <w:tc>
+          <w:tcPr>
+            <w:tcW w:type="dxa" w:w="2412"/>
+          </w:tcPr>
+          <w:p>
+            <w:pPr>
+              <w:spacing w:after="20"/>
+            </w:pPr>
+            <w:r/>
+            <w:r>
+              <w:rPr>
+                <w:rFonts w:ascii="Calibri" w:hAnsi="Calibri"/>
+                <w:b w:val="0"/>
+                <w:i w:val="0"/>
+                <w:sz w:val="18"/>
+              </w:rPr>
+              <w:t>The active-layer driver: thawed banks erode more easily</w:t>
+            </w:r>
+          </w:p>
+        </w:tc>
+      </w:tr>
+      <w:tr>
+        <w:tc>
+          <w:tcPr>
+            <w:tcW w:type="dxa" w:w="2412"/>
+          </w:tcPr>
+          <w:p>
+            <w:pPr>
+              <w:spacing w:after="20"/>
+            </w:pPr>
+            <w:r/>
+            <w:r>
+              <w:rPr>
+                <w:rFonts w:ascii="Calibri" w:hAnsi="Calibri"/>
+                <w:b w:val="0"/>
+                <w:i w:val="0"/>
+                <w:sz w:val="18"/>
+              </w:rPr>
+              <w:t>ERA5 reanalysis</w:t>
+            </w:r>
+          </w:p>
+        </w:tc>
+        <w:tc>
+          <w:tcPr>
+            <w:tcW w:type="dxa" w:w="2412"/>
+          </w:tcPr>
+          <w:p>
+            <w:pPr>
+              <w:spacing w:after="20"/>
+            </w:pPr>
+            <w:r/>
+            <w:r>
+              <w:rPr>
+                <w:rFonts w:ascii="Calibri" w:hAnsi="Calibri"/>
+                <w:b w:val="0"/>
+                <w:i w:val="0"/>
+                <w:sz w:val="18"/>
+              </w:rPr>
+              <w:t>ECMWF Copernicus Climate Data Store</w:t>
+            </w:r>
+          </w:p>
+        </w:tc>
+        <w:tc>
+          <w:tcPr>
+            <w:tcW w:type="dxa" w:w="2412"/>
+          </w:tcPr>
+          <w:p>
+            <w:pPr>
+              <w:spacing w:after="20"/>
+            </w:pPr>
+            <w:r/>
+            <w:r>
+              <w:rPr>
+                <w:rFonts w:ascii="Calibri" w:hAnsi="Calibri"/>
+                <w:b w:val="0"/>
+                <w:i w:val="0"/>
+                <w:sz w:val="18"/>
+              </w:rPr>
+              <w:t>Continuous modeled weather for every point, 1993–present</w:t>
+            </w:r>
+          </w:p>
+        </w:tc>
+        <w:tc>
+          <w:tcPr>
+            <w:tcW w:type="dxa" w:w="2412"/>
+          </w:tcPr>
+          <w:p>
+            <w:pPr>
+              <w:spacing w:after="20"/>
+            </w:pPr>
+            <w:r/>
+            <w:r>
+              <w:rPr>
+                <w:rFonts w:ascii="Calibri" w:hAnsi="Calibri"/>
+                <w:b w:val="0"/>
+                <w:i w:val="0"/>
+                <w:sz w:val="18"/>
+              </w:rPr>
+              <w:t>Fills the gaps between stations, and between gauged and ungauged streams</w:t>
+            </w:r>
+          </w:p>
+        </w:tc>
+      </w:tr>
+      <w:tr>
+        <w:tc>
+          <w:tcPr>
+            <w:tcW w:type="dxa" w:w="2412"/>
+          </w:tcPr>
+          <w:p>
+            <w:pPr>
+              <w:spacing w:after="20"/>
+            </w:pPr>
+            <w:r/>
+            <w:r>
+              <w:rPr>
+                <w:rFonts w:ascii="Calibri" w:hAnsi="Calibri"/>
+                <w:b w:val="0"/>
+                <w:i w:val="0"/>
+                <w:sz w:val="18"/>
+              </w:rPr>
+              <w:t>AMPS forecasts</w:t>
+            </w:r>
+            <w:r>
+              <w:rPr>
+                <w:rFonts w:ascii="Calibri" w:hAnsi="Calibri"/>
+                <w:b w:val="0"/>
+                <w:i w:val="0"/>
+                <w:sz w:val="18"/>
+              </w:rPr>
+              <w:t xml:space="preserve"> (2.67 km)</w:t>
+            </w:r>
+          </w:p>
+        </w:tc>
+        <w:tc>
+          <w:tcPr>
+            <w:tcW w:type="dxa" w:w="2412"/>
+          </w:tcPr>
+          <w:p>
+            <w:pPr>
+              <w:spacing w:after="20"/>
+            </w:pPr>
+            <w:r/>
+            <w:r>
+              <w:rPr>
+                <w:rFonts w:ascii="Calibri" w:hAnsi="Calibri"/>
+                <w:b w:val="0"/>
+                <w:i w:val="0"/>
+                <w:sz w:val="18"/>
+              </w:rPr>
+              <w:t>NCAR (via GDEX)</w:t>
+            </w:r>
+          </w:p>
+        </w:tc>
+        <w:tc>
+          <w:tcPr>
+            <w:tcW w:type="dxa" w:w="2412"/>
+          </w:tcPr>
+          <w:p>
+            <w:pPr>
+              <w:spacing w:after="20"/>
+            </w:pPr>
+            <w:r/>
+            <w:r>
+              <w:rPr>
+                <w:rFonts w:ascii="Calibri" w:hAnsi="Calibri"/>
+                <w:b w:val="0"/>
+                <w:i w:val="0"/>
+                <w:sz w:val="18"/>
+              </w:rPr>
+              <w:t>Antarctic-specific high-resolution atmosphere</w:t>
+            </w:r>
+          </w:p>
+        </w:tc>
+        <w:tc>
+          <w:tcPr>
+            <w:tcW w:type="dxa" w:w="2412"/>
+          </w:tcPr>
+          <w:p>
+            <w:pPr>
+              <w:spacing w:after="20"/>
+            </w:pPr>
+            <w:r/>
+            <w:r>
+              <w:rPr>
+                <w:rFonts w:ascii="Calibri" w:hAnsi="Calibri"/>
+                <w:b w:val="0"/>
+                <w:i w:val="0"/>
+                <w:sz w:val="18"/>
+              </w:rPr>
+              <w:t>Cross-checks ERA5 in the valleys' complicated terrain</w:t>
+            </w:r>
+          </w:p>
+        </w:tc>
+      </w:tr>
+    </w:tbl>
+    <w:p>
+      <w:pPr>
+        <w:spacing w:after="40"/>
+      </w:pPr>
+    </w:p>
+    <w:p>
+      <w:pPr>
+        <w:spacing w:after="160"/>
+        <w:jc w:val="center"/>
+      </w:pPr>
+      <w:r>
+        <w:rPr>
+          <w:rFonts w:ascii="Calibri" w:hAnsi="Calibri"/>
+          <w:b w:val="0"/>
+          <w:i/>
+          <w:color w:val="666666"/>
+          <w:sz w:val="18"/>
+        </w:rPr>
+        <w:t>Labels: where the streams are.</w:t>
+      </w:r>
+    </w:p>
+    <w:tbl>
+      <w:tblPr>
+        <w:tblStyle w:val="TableGrid"/>
+        <w:tblW w:type="auto" w:w="0"/>
+        <w:jc w:val="center"/>
+        <w:tblLayout w:type="autofit"/>
+        <w:tblLook w:firstColumn="1" w:firstRow="1" w:lastColumn="0" w:lastRow="0" w:noHBand="0" w:noVBand="1" w:val="04A0"/>
+      </w:tblPr>
+      <w:tblGrid>
+        <w:gridCol w:w="2412"/>
+        <w:gridCol w:w="2412"/>
+        <w:gridCol w:w="2412"/>
+        <w:gridCol w:w="2412"/>
+      </w:tblGrid>
+      <w:tr>
+        <w:tc>
+          <w:tcPr>
+            <w:tcW w:type="dxa" w:w="2412"/>
+            <w:shd w:val="clear" w:fill="E8E8E8"/>
+          </w:tcPr>
+          <w:p>
+            <w:pPr>
+              <w:spacing w:after="20"/>
+            </w:pPr>
+            <w:r>
+              <w:rPr>
+                <w:b/>
+              </w:rPr>
+            </w:r>
+            <w:r>
+              <w:rPr>
+                <w:rFonts w:ascii="Calibri" w:hAnsi="Calibri"/>
+                <w:b/>
+                <w:i w:val="0"/>
+                <w:sz w:val="18"/>
+              </w:rPr>
+              <w:t>Dataset</w:t>
+            </w:r>
+          </w:p>
+        </w:tc>
+        <w:tc>
+          <w:tcPr>
+            <w:tcW w:type="dxa" w:w="2412"/>
+            <w:shd w:val="clear" w:fill="E8E8E8"/>
+          </w:tcPr>
+          <w:p>
+            <w:pPr>
+              <w:spacing w:after="20"/>
+            </w:pPr>
+            <w:r>
+              <w:rPr>
+                <w:b/>
+              </w:rPr>
+            </w:r>
+            <w:r>
+              <w:rPr>
+                <w:rFonts w:ascii="Calibri" w:hAnsi="Calibri"/>
+                <w:b/>
+                <w:i w:val="0"/>
+                <w:sz w:val="18"/>
+              </w:rPr>
+              <w:t>Where it's from</w:t>
+            </w:r>
+          </w:p>
+        </w:tc>
+        <w:tc>
+          <w:tcPr>
+            <w:tcW w:type="dxa" w:w="2412"/>
+            <w:shd w:val="clear" w:fill="E8E8E8"/>
+          </w:tcPr>
+          <w:p>
+            <w:pPr>
+              <w:spacing w:after="20"/>
+            </w:pPr>
+            <w:r>
+              <w:rPr>
+                <w:b/>
+              </w:rPr>
+            </w:r>
+            <w:r>
+              <w:rPr>
+                <w:rFonts w:ascii="Calibri" w:hAnsi="Calibri"/>
+                <w:b/>
+                <w:i w:val="0"/>
+                <w:sz w:val="18"/>
+              </w:rPr>
+              <w:t>What it shows</w:t>
+            </w:r>
+          </w:p>
+        </w:tc>
+        <w:tc>
+          <w:tcPr>
+            <w:tcW w:type="dxa" w:w="2412"/>
+            <w:shd w:val="clear" w:fill="E8E8E8"/>
+          </w:tcPr>
+          <w:p>
+            <w:pPr>
+              <w:spacing w:after="20"/>
+            </w:pPr>
+            <w:r>
+              <w:rPr>
+                <w:b/>
+              </w:rPr>
+            </w:r>
+            <w:r>
+              <w:rPr>
+                <w:rFonts w:ascii="Calibri" w:hAnsi="Calibri"/>
+                <w:b/>
+                <w:i w:val="0"/>
+                <w:sz w:val="18"/>
+              </w:rPr>
+              <w:t>What it does for us</w:t>
+            </w:r>
+          </w:p>
+        </w:tc>
+      </w:tr>
+      <w:tr>
+        <w:tc>
+          <w:tcPr>
+            <w:tcW w:type="dxa" w:w="2412"/>
+          </w:tcPr>
+          <w:p>
+            <w:pPr>
+              <w:spacing w:after="20"/>
+            </w:pPr>
+            <w:r/>
+            <w:r>
+              <w:rPr>
+                <w:rFonts w:ascii="Calibri" w:hAnsi="Calibri"/>
+                <w:b w:val="0"/>
+                <w:i w:val="0"/>
+                <w:sz w:val="18"/>
+              </w:rPr>
+              <w:t>Stream channel polygons</w:t>
+            </w:r>
+          </w:p>
+        </w:tc>
+        <w:tc>
+          <w:tcPr>
+            <w:tcW w:type="dxa" w:w="2412"/>
+          </w:tcPr>
+          <w:p>
+            <w:pPr>
+              <w:spacing w:after="20"/>
+            </w:pPr>
+            <w:r/>
+            <w:r>
+              <w:rPr>
+                <w:rFonts w:ascii="Calibri" w:hAnsi="Calibri"/>
+                <w:b w:val="0"/>
+                <w:i w:val="0"/>
+                <w:sz w:val="18"/>
+              </w:rPr>
+              <w:t xml:space="preserve">McMurdo LTER GIS (EDI </w:t>
+            </w:r>
+            <w:r>
+              <w:rPr>
+                <w:rFonts w:ascii="Consolas" w:hAnsi="Consolas"/>
+                <w:b w:val="0"/>
+                <w:i w:val="0"/>
+                <w:sz w:val="15"/>
+              </w:rPr>
+              <w:t>knb-lter-mcm.6007</w:t>
+            </w:r>
+            <w:r>
+              <w:rPr>
+                <w:rFonts w:ascii="Calibri" w:hAnsi="Calibri"/>
+                <w:b w:val="0"/>
+                <w:i w:val="0"/>
+                <w:sz w:val="18"/>
+              </w:rPr>
+              <w:t>)</w:t>
+            </w:r>
+          </w:p>
+        </w:tc>
+        <w:tc>
+          <w:tcPr>
+            <w:tcW w:type="dxa" w:w="2412"/>
+          </w:tcPr>
+          <w:p>
+            <w:pPr>
+              <w:spacing w:after="20"/>
+            </w:pPr>
+            <w:r/>
+            <w:r>
+              <w:rPr>
+                <w:rFonts w:ascii="Calibri" w:hAnsi="Calibri"/>
+                <w:b w:val="0"/>
+                <w:i w:val="0"/>
+                <w:sz w:val="18"/>
+              </w:rPr>
+              <w:t>The mapped channel of every named stream</w:t>
+            </w:r>
+          </w:p>
+        </w:tc>
+        <w:tc>
+          <w:tcPr>
+            <w:tcW w:type="dxa" w:w="2412"/>
+          </w:tcPr>
+          <w:p>
+            <w:pPr>
+              <w:spacing w:after="20"/>
+            </w:pPr>
+            <w:r/>
+            <w:r>
+              <w:rPr>
+                <w:rFonts w:ascii="Calibri" w:hAnsi="Calibri"/>
+                <w:b w:val="0"/>
+                <w:i w:val="0"/>
+                <w:sz w:val="18"/>
+              </w:rPr>
+              <w:t>Masks the change maps to actual channels (used in every per-stream number here) and stands in as training labels</w:t>
+            </w:r>
+          </w:p>
+        </w:tc>
+      </w:tr>
+      <w:tr>
+        <w:tc>
+          <w:tcPr>
+            <w:tcW w:type="dxa" w:w="2412"/>
+          </w:tcPr>
+          <w:p>
+            <w:pPr>
+              <w:spacing w:after="20"/>
+            </w:pPr>
+            <w:r/>
+            <w:r>
+              <w:rPr>
+                <w:rFonts w:ascii="Calibri" w:hAnsi="Calibri"/>
+                <w:b w:val="0"/>
+                <w:i w:val="0"/>
+                <w:sz w:val="18"/>
+              </w:rPr>
+              <w:t>Barlow's 217 hand-drawn tiles</w:t>
+            </w:r>
+          </w:p>
+        </w:tc>
+        <w:tc>
+          <w:tcPr>
+            <w:tcW w:type="dxa" w:w="2412"/>
+          </w:tcPr>
+          <w:p>
+            <w:pPr>
+              <w:spacing w:after="20"/>
+            </w:pPr>
+            <w:r/>
+            <w:r>
+              <w:rPr>
+                <w:rFonts w:ascii="Calibri" w:hAnsi="Calibri"/>
+                <w:b w:val="0"/>
+                <w:i w:val="0"/>
+                <w:sz w:val="18"/>
+              </w:rPr>
+              <w:t>Her research group (not public)</w:t>
+            </w:r>
+          </w:p>
+        </w:tc>
+        <w:tc>
+          <w:tcPr>
+            <w:tcW w:type="dxa" w:w="2412"/>
+          </w:tcPr>
+          <w:p>
+            <w:pPr>
+              <w:spacing w:after="20"/>
+            </w:pPr>
+            <w:r/>
+            <w:r>
+              <w:rPr>
+                <w:rFonts w:ascii="Calibri" w:hAnsi="Calibri"/>
+                <w:b w:val="0"/>
+                <w:i w:val="0"/>
+                <w:sz w:val="18"/>
+              </w:rPr>
+              <w:t>Expert-traced channel boundaries used to train her U-Net</w:t>
+            </w:r>
+          </w:p>
+        </w:tc>
+        <w:tc>
+          <w:tcPr>
+            <w:tcW w:type="dxa" w:w="2412"/>
+          </w:tcPr>
+          <w:p>
+            <w:pPr>
+              <w:spacing w:after="20"/>
+            </w:pPr>
+            <w:r/>
+            <w:r>
+              <w:rPr>
+                <w:rFonts w:ascii="Calibri" w:hAnsi="Calibri"/>
+                <w:b w:val="0"/>
+                <w:i w:val="0"/>
+                <w:sz w:val="18"/>
+              </w:rPr>
+              <w:t xml:space="preserve">The gold-standard training set, </w:t>
+            </w:r>
+            <w:r>
+              <w:rPr>
+                <w:rFonts w:ascii="Calibri" w:hAnsi="Calibri"/>
+                <w:b w:val="0"/>
+                <w:i w:val="0"/>
+                <w:sz w:val="18"/>
+              </w:rPr>
+              <w:t>the one access-gated item</w:t>
+            </w:r>
+            <w:r>
+              <w:rPr>
+                <w:rFonts w:ascii="Calibri" w:hAnsi="Calibri"/>
+                <w:b w:val="0"/>
+                <w:i w:val="0"/>
+                <w:sz w:val="18"/>
+              </w:rPr>
+              <w:t>; §7 covers the fallback</w:t>
+            </w:r>
+          </w:p>
+        </w:tc>
+      </w:tr>
+      <w:tr>
+        <w:tc>
+          <w:tcPr>
+            <w:tcW w:type="dxa" w:w="2412"/>
+          </w:tcPr>
+          <w:p>
+            <w:pPr>
+              <w:spacing w:after="20"/>
+            </w:pPr>
+            <w:r/>
+            <w:r>
+              <w:rPr>
+                <w:rFonts w:ascii="Calibri" w:hAnsi="Calibri"/>
+                <w:b w:val="0"/>
+                <w:i w:val="0"/>
+                <w:sz w:val="18"/>
+              </w:rPr>
+              <w:t>High-res satellite imagery</w:t>
+            </w:r>
+            <w:r>
+              <w:rPr>
+                <w:rFonts w:ascii="Calibri" w:hAnsi="Calibri"/>
+                <w:b w:val="0"/>
+                <w:i w:val="0"/>
+                <w:sz w:val="18"/>
+              </w:rPr>
+              <w:t xml:space="preserve"> (optional)</w:t>
+            </w:r>
+          </w:p>
+        </w:tc>
+        <w:tc>
+          <w:tcPr>
+            <w:tcW w:type="dxa" w:w="2412"/>
+          </w:tcPr>
+          <w:p>
+            <w:pPr>
+              <w:spacing w:after="20"/>
+            </w:pPr>
+            <w:r/>
+            <w:r>
+              <w:rPr>
+                <w:rFonts w:ascii="Calibri" w:hAnsi="Calibri"/>
+                <w:b w:val="0"/>
+                <w:i w:val="0"/>
+                <w:sz w:val="18"/>
+              </w:rPr>
+              <w:t>Polar Geospatial Center</w:t>
+            </w:r>
+          </w:p>
+        </w:tc>
+        <w:tc>
+          <w:tcPr>
+            <w:tcW w:type="dxa" w:w="2412"/>
+          </w:tcPr>
+          <w:p>
+            <w:pPr>
+              <w:spacing w:after="20"/>
+            </w:pPr>
+            <w:r/>
+            <w:r>
+              <w:rPr>
+                <w:rFonts w:ascii="Calibri" w:hAnsi="Calibri"/>
+                <w:b w:val="0"/>
+                <w:i w:val="0"/>
+                <w:sz w:val="18"/>
+              </w:rPr>
+              <w:t>Visual ground truth</w:t>
+            </w:r>
+          </w:p>
+        </w:tc>
+        <w:tc>
+          <w:tcPr>
+            <w:tcW w:type="dxa" w:w="2412"/>
+          </w:tcPr>
+          <w:p>
+            <w:pPr>
+              <w:spacing w:after="20"/>
+            </w:pPr>
+            <w:r/>
+            <w:r>
+              <w:rPr>
+                <w:rFonts w:ascii="Calibri" w:hAnsi="Calibri"/>
+                <w:b w:val="0"/>
+                <w:i w:val="0"/>
+                <w:sz w:val="18"/>
+              </w:rPr>
+              <w:t>Spot-checking labels and odd change patches</w:t>
+            </w:r>
+          </w:p>
+        </w:tc>
+      </w:tr>
+    </w:tbl>
+    <w:p>
+      <w:pPr>
+        <w:spacing w:after="40"/>
+      </w:pPr>
+    </w:p>
+    <w:p>
+      <w:pPr>
+        <w:pBdr>
+          <w:bottom w:val="single" w:sz="6" w:space="1" w:color="BBBBBB"/>
+        </w:pBdr>
+      </w:pPr>
+    </w:p>
+    <w:p>
+      <w:pPr>
+        <w:spacing w:before="140" w:after="60"/>
+      </w:pPr>
+      <w:r>
+        <w:rPr>
+          <w:rFonts w:ascii="Calibri" w:hAnsi="Calibri"/>
+          <w:b/>
+          <w:i w:val="0"/>
+          <w:sz w:val="24"/>
+        </w:rPr>
+        <w:t>4. How we'll do it</w:t>
+      </w:r>
+    </w:p>
+    <w:p>
+      <w:pPr>
+        <w:spacing w:after="120"/>
+      </w:pPr>
       <w:r>
         <w:rPr>
           <w:rFonts w:ascii="Calibri" w:hAnsi="Calibri"/>
           <w:b w:val="0"/>
           <w:i w:val="0"/>
         </w:rPr>
-        <w:t>, glacier melt for 7 glaciers, and continuous soil temperature/moisture as an active-layer proxy; ERA5 and AMPS reanalysis fill spatial gaps. Labels: LTER stream centerlines, a public stand-in for Barlow's private hand-drawn training tiles (the one access constraint; see §7).</w:t>
+        <w:t>The data above feed three work packages, one per objective.</w:t>
       </w:r>
     </w:p>
     <w:p>
@@ -1391,7 +3014,7 @@
           <w:b w:val="0"/>
           <w:i w:val="0"/>
         </w:rPr>
-        <w:t xml:space="preserve"> Quantify the lidar-vs-REMA difference over stable ground as a function of slope and aspect, learn a correction, retrain the U-Net with both sensors represented, and evaluate F1 across all four valleys and both sensors. My prior work (§5) already shows this architecture holding up on an entirely different landscape, so the risk here is bounded.</w:t>
+        <w:t xml:space="preserve"> Quantify the lidar-vs-REMA difference over stable ground as a function of slope and aspect, learn a correction, retrain the U-Net with both sensors represented, and evaluate F1 across all four valleys and both sensors. My prior work (§6) already shows this architecture holding up on an entirely different landscape, so the risk here is bounded.</w:t>
       </w:r>
     </w:p>
     <w:p>
@@ -1454,7 +3077,7 @@
           <w:i w:val="0"/>
           <w:sz w:val="24"/>
         </w:rPr>
-        <w:t>4. Preliminary results</w:t>
+        <w:t>5. Preliminary results</w:t>
       </w:r>
     </w:p>
     <w:p>
@@ -2285,7 +3908,7 @@
           <w:i w:val="0"/>
           <w:sz w:val="24"/>
         </w:rPr>
-        <w:t>5. Why I'm positioned to do this</w:t>
+        <w:t>6. Why I'm positioned to do this</w:t>
       </w:r>
     </w:p>
     <w:p>
@@ -2300,720 +3923,6 @@
         </w:rPr>
         <w:t>I've built and run this exact machinery (U-Net segmentation on terrain layers, ICP alignment, DoD change detection) on a very different landscape: detecting channels, roads, and disturbance scars in the Appalachian Plateau from elevation alone. That shows the approach transfers across sensors and biomes, which is precisely O2's risk, and that I can operate the full pipeline end to end.</w:t>
       </w:r>
-    </w:p>
-    <w:p>
-      <w:pPr>
-        <w:pBdr>
-          <w:bottom w:val="single" w:sz="6" w:space="1" w:color="BBBBBB"/>
-        </w:pBdr>
-      </w:pPr>
-    </w:p>
-    <w:p>
-      <w:pPr>
-        <w:spacing w:before="140" w:after="60"/>
-      </w:pPr>
-      <w:r>
-        <w:rPr>
-          <w:rFonts w:ascii="Calibri" w:hAnsi="Calibri"/>
-          <w:b/>
-          <w:i w:val="0"/>
-          <w:sz w:val="24"/>
-        </w:rPr>
-        <w:t>6. Data: requirements and availability</w:t>
-      </w:r>
-    </w:p>
-    <w:p>
-      <w:pPr>
-        <w:spacing w:after="120"/>
-      </w:pPr>
-      <w:r>
-        <w:rPr>
-          <w:rFonts w:ascii="Calibri" w:hAnsi="Calibri"/>
-          <w:b w:val="0"/>
-          <w:i w:val="0"/>
-        </w:rPr>
-        <w:t xml:space="preserve">Every dataset the project needs is </w:t>
-      </w:r>
-      <w:r>
-        <w:rPr>
-          <w:rFonts w:ascii="Calibri" w:hAnsi="Calibri"/>
-          <w:b w:val="0"/>
-          <w:i w:val="0"/>
-        </w:rPr>
-        <w:t>free/public</w:t>
-      </w:r>
-      <w:r>
-        <w:rPr>
-          <w:rFonts w:ascii="Calibri" w:hAnsi="Calibri"/>
-          <w:b w:val="0"/>
-          <w:i w:val="0"/>
-        </w:rPr>
-        <w:t>, and I've already assembled the full stack (scripted, so it regenerates from source). Data availability isn't a schedule risk. The only access-gated item is Barlow's training labels (addressed in §7).</w:t>
-      </w:r>
-    </w:p>
-    <w:tbl>
-      <w:tblPr>
-        <w:tblStyle w:val="TableGrid"/>
-        <w:tblW w:type="auto" w:w="0"/>
-        <w:jc w:val="center"/>
-        <w:tblLayout w:type="autofit"/>
-        <w:tblLook w:firstColumn="1" w:firstRow="1" w:lastColumn="0" w:lastRow="0" w:noHBand="0" w:noVBand="1" w:val="04A0"/>
-      </w:tblPr>
-      <w:tblGrid>
-        <w:gridCol w:w="3216"/>
-        <w:gridCol w:w="3216"/>
-        <w:gridCol w:w="3216"/>
-      </w:tblGrid>
-      <w:tr>
-        <w:tc>
-          <w:tcPr>
-            <w:tcW w:type="dxa" w:w="3216"/>
-            <w:shd w:val="clear" w:fill="E8E8E8"/>
-          </w:tcPr>
-          <w:p>
-            <w:pPr>
-              <w:spacing w:after="20"/>
-            </w:pPr>
-            <w:r>
-              <w:rPr>
-                <w:b/>
-              </w:rPr>
-            </w:r>
-            <w:r>
-              <w:rPr>
-                <w:rFonts w:ascii="Calibri" w:hAnsi="Calibri"/>
-                <w:b/>
-                <w:i w:val="0"/>
-                <w:sz w:val="18"/>
-              </w:rPr>
-              <w:t>Category</w:t>
-            </w:r>
-          </w:p>
-        </w:tc>
-        <w:tc>
-          <w:tcPr>
-            <w:tcW w:type="dxa" w:w="3216"/>
-            <w:shd w:val="clear" w:fill="E8E8E8"/>
-          </w:tcPr>
-          <w:p>
-            <w:pPr>
-              <w:spacing w:after="20"/>
-            </w:pPr>
-            <w:r>
-              <w:rPr>
-                <w:b/>
-              </w:rPr>
-            </w:r>
-            <w:r>
-              <w:rPr>
-                <w:rFonts w:ascii="Calibri" w:hAnsi="Calibri"/>
-                <w:b/>
-                <w:i w:val="0"/>
-                <w:sz w:val="18"/>
-              </w:rPr>
-              <w:t>Source</w:t>
-            </w:r>
-          </w:p>
-        </w:tc>
-        <w:tc>
-          <w:tcPr>
-            <w:tcW w:type="dxa" w:w="3216"/>
-            <w:shd w:val="clear" w:fill="E8E8E8"/>
-          </w:tcPr>
-          <w:p>
-            <w:pPr>
-              <w:spacing w:after="20"/>
-            </w:pPr>
-            <w:r>
-              <w:rPr>
-                <w:b/>
-              </w:rPr>
-            </w:r>
-            <w:r>
-              <w:rPr>
-                <w:rFonts w:ascii="Calibri" w:hAnsi="Calibri"/>
-                <w:b/>
-                <w:i w:val="0"/>
-                <w:sz w:val="18"/>
-              </w:rPr>
-              <w:t>Status</w:t>
-            </w:r>
-          </w:p>
-        </w:tc>
-      </w:tr>
-      <w:tr>
-        <w:tc>
-          <w:tcPr>
-            <w:tcW w:type="dxa" w:w="3216"/>
-          </w:tcPr>
-          <w:p>
-            <w:pPr>
-              <w:spacing w:after="20"/>
-            </w:pPr>
-            <w:r/>
-            <w:r>
-              <w:rPr>
-                <w:rFonts w:ascii="Calibri" w:hAnsi="Calibri"/>
-                <w:b w:val="0"/>
-                <w:i w:val="0"/>
-                <w:sz w:val="18"/>
-              </w:rPr>
-              <w:t>A. Terrain:</w:t>
-            </w:r>
-            <w:r>
-              <w:rPr>
-                <w:rFonts w:ascii="Calibri" w:hAnsi="Calibri"/>
-                <w:b w:val="0"/>
-                <w:i w:val="0"/>
-                <w:sz w:val="18"/>
-              </w:rPr>
-              <w:t xml:space="preserve"> MDV lidar 2001 + 2014; REMA 2021-23</w:t>
-            </w:r>
-          </w:p>
-        </w:tc>
-        <w:tc>
-          <w:tcPr>
-            <w:tcW w:type="dxa" w:w="3216"/>
-          </w:tcPr>
-          <w:p>
-            <w:pPr>
-              <w:spacing w:after="20"/>
-            </w:pPr>
-            <w:r/>
-            <w:r>
-              <w:rPr>
-                <w:rFonts w:ascii="Calibri" w:hAnsi="Calibri"/>
-                <w:b w:val="0"/>
-                <w:i w:val="0"/>
-                <w:sz w:val="18"/>
-              </w:rPr>
-              <w:t>free/public</w:t>
-            </w:r>
-          </w:p>
-        </w:tc>
-        <w:tc>
-          <w:tcPr>
-            <w:tcW w:type="dxa" w:w="3216"/>
-          </w:tcPr>
-          <w:p>
-            <w:pPr>
-              <w:spacing w:after="20"/>
-            </w:pPr>
-            <w:r/>
-            <w:r>
-              <w:rPr>
-                <w:rFonts w:ascii="Calibri" w:hAnsi="Calibri"/>
-                <w:b w:val="0"/>
-                <w:i w:val="0"/>
-                <w:sz w:val="18"/>
-              </w:rPr>
-              <w:t>✅ in hand</w:t>
-            </w:r>
-          </w:p>
-        </w:tc>
-      </w:tr>
-      <w:tr>
-        <w:tc>
-          <w:tcPr>
-            <w:tcW w:type="dxa" w:w="3216"/>
-          </w:tcPr>
-          <w:p>
-            <w:pPr>
-              <w:spacing w:after="20"/>
-            </w:pPr>
-            <w:r/>
-            <w:r>
-              <w:rPr>
-                <w:rFonts w:ascii="Calibri" w:hAnsi="Calibri"/>
-                <w:b w:val="0"/>
-                <w:i w:val="0"/>
-                <w:sz w:val="18"/>
-              </w:rPr>
-              <w:t>Per-epoch terrain layers (slope/aspect/curvature/flow/intensity)</w:t>
-            </w:r>
-          </w:p>
-        </w:tc>
-        <w:tc>
-          <w:tcPr>
-            <w:tcW w:type="dxa" w:w="3216"/>
-          </w:tcPr>
-          <w:p>
-            <w:pPr>
-              <w:spacing w:after="20"/>
-            </w:pPr>
-            <w:r/>
-            <w:r>
-              <w:rPr>
-                <w:rFonts w:ascii="Calibri" w:hAnsi="Calibri"/>
-                <w:b w:val="0"/>
-                <w:i w:val="0"/>
-                <w:sz w:val="18"/>
-              </w:rPr>
-              <w:t>scripted from terrain</w:t>
-            </w:r>
-          </w:p>
-        </w:tc>
-        <w:tc>
-          <w:tcPr>
-            <w:tcW w:type="dxa" w:w="3216"/>
-          </w:tcPr>
-          <w:p>
-            <w:pPr>
-              <w:spacing w:after="20"/>
-            </w:pPr>
-            <w:r/>
-            <w:r>
-              <w:rPr>
-                <w:rFonts w:ascii="Calibri" w:hAnsi="Calibri"/>
-                <w:b w:val="0"/>
-                <w:i w:val="0"/>
-                <w:sz w:val="18"/>
-              </w:rPr>
-              <w:t>✅ shown on Taylor pilot</w:t>
-            </w:r>
-          </w:p>
-        </w:tc>
-      </w:tr>
-      <w:tr>
-        <w:tc>
-          <w:tcPr>
-            <w:tcW w:type="dxa" w:w="3216"/>
-          </w:tcPr>
-          <w:p>
-            <w:pPr>
-              <w:spacing w:after="20"/>
-            </w:pPr>
-            <w:r/>
-            <w:r>
-              <w:rPr>
-                <w:rFonts w:ascii="Calibri" w:hAnsi="Calibri"/>
-                <w:b w:val="0"/>
-                <w:i w:val="0"/>
-                <w:sz w:val="18"/>
-              </w:rPr>
-              <w:t>B. Labels:</w:t>
-            </w:r>
-            <w:r>
-              <w:rPr>
-                <w:rFonts w:ascii="Calibri" w:hAnsi="Calibri"/>
-                <w:b w:val="0"/>
-                <w:i w:val="0"/>
-                <w:sz w:val="18"/>
-              </w:rPr>
-              <w:t xml:space="preserve"> LTER stream centerlines (QC)</w:t>
-            </w:r>
-          </w:p>
-        </w:tc>
-        <w:tc>
-          <w:tcPr>
-            <w:tcW w:type="dxa" w:w="3216"/>
-          </w:tcPr>
-          <w:p>
-            <w:pPr>
-              <w:spacing w:after="20"/>
-            </w:pPr>
-            <w:r/>
-            <w:r>
-              <w:rPr>
-                <w:rFonts w:ascii="Calibri" w:hAnsi="Calibri"/>
-                <w:b w:val="0"/>
-                <w:i w:val="0"/>
-                <w:sz w:val="18"/>
-              </w:rPr>
-              <w:t xml:space="preserve">EDI </w:t>
-            </w:r>
-            <w:r>
-              <w:rPr>
-                <w:rFonts w:ascii="Consolas" w:hAnsi="Consolas"/>
-                <w:b w:val="0"/>
-                <w:i w:val="0"/>
-                <w:sz w:val="15"/>
-              </w:rPr>
-              <w:t>knb-lter-mcm.6007</w:t>
-            </w:r>
-          </w:p>
-        </w:tc>
-        <w:tc>
-          <w:tcPr>
-            <w:tcW w:type="dxa" w:w="3216"/>
-          </w:tcPr>
-          <w:p>
-            <w:pPr>
-              <w:spacing w:after="20"/>
-            </w:pPr>
-            <w:r/>
-            <w:r>
-              <w:rPr>
-                <w:rFonts w:ascii="Calibri" w:hAnsi="Calibri"/>
-                <w:b w:val="0"/>
-                <w:i w:val="0"/>
-                <w:sz w:val="18"/>
-              </w:rPr>
-              <w:t>✅ in hand</w:t>
-            </w:r>
-          </w:p>
-        </w:tc>
-      </w:tr>
-      <w:tr>
-        <w:tc>
-          <w:tcPr>
-            <w:tcW w:type="dxa" w:w="3216"/>
-          </w:tcPr>
-          <w:p>
-            <w:pPr>
-              <w:spacing w:after="20"/>
-            </w:pPr>
-            <w:r/>
-            <w:r>
-              <w:rPr>
-                <w:rFonts w:ascii="Calibri" w:hAnsi="Calibri"/>
-                <w:b w:val="0"/>
-                <w:i w:val="0"/>
-                <w:sz w:val="18"/>
-              </w:rPr>
-              <w:t>Barlow's hand-drawn training tiles</w:t>
-            </w:r>
-          </w:p>
-        </w:tc>
-        <w:tc>
-          <w:tcPr>
-            <w:tcW w:type="dxa" w:w="3216"/>
-          </w:tcPr>
-          <w:p>
-            <w:pPr>
-              <w:spacing w:after="20"/>
-            </w:pPr>
-            <w:r/>
-            <w:r>
-              <w:rPr>
-                <w:rFonts w:ascii="Calibri" w:hAnsi="Calibri"/>
-                <w:b w:val="0"/>
-                <w:i w:val="0"/>
-                <w:sz w:val="18"/>
-              </w:rPr>
-              <w:t>author-gated</w:t>
-            </w:r>
-          </w:p>
-        </w:tc>
-        <w:tc>
-          <w:tcPr>
-            <w:tcW w:type="dxa" w:w="3216"/>
-          </w:tcPr>
-          <w:p>
-            <w:pPr>
-              <w:spacing w:after="20"/>
-            </w:pPr>
-            <w:r/>
-            <w:r>
-              <w:rPr>
-                <w:rFonts w:ascii="Calibri" w:hAnsi="Calibri"/>
-                <w:b w:val="0"/>
-                <w:i w:val="0"/>
-                <w:sz w:val="18"/>
-              </w:rPr>
-              <w:t xml:space="preserve">⚠️ </w:t>
-            </w:r>
-            <w:r>
-              <w:rPr>
-                <w:rFonts w:ascii="Calibri" w:hAnsi="Calibri"/>
-                <w:b w:val="0"/>
-                <w:i w:val="0"/>
-                <w:sz w:val="18"/>
-              </w:rPr>
-              <w:t>the one access constraint</w:t>
-            </w:r>
-            <w:r>
-              <w:rPr>
-                <w:rFonts w:ascii="Calibri" w:hAnsi="Calibri"/>
-                <w:b w:val="0"/>
-                <w:i w:val="0"/>
-                <w:sz w:val="18"/>
-              </w:rPr>
-              <w:t xml:space="preserve"> (see §7)</w:t>
-            </w:r>
-          </w:p>
-        </w:tc>
-      </w:tr>
-      <w:tr>
-        <w:tc>
-          <w:tcPr>
-            <w:tcW w:type="dxa" w:w="3216"/>
-          </w:tcPr>
-          <w:p>
-            <w:pPr>
-              <w:spacing w:after="20"/>
-            </w:pPr>
-            <w:r/>
-            <w:r>
-              <w:rPr>
-                <w:rFonts w:ascii="Calibri" w:hAnsi="Calibri"/>
-                <w:b w:val="0"/>
-                <w:i w:val="0"/>
-                <w:sz w:val="18"/>
-              </w:rPr>
-              <w:t>C. Drivers:</w:t>
-            </w:r>
-            <w:r>
-              <w:rPr>
-                <w:rFonts w:ascii="Calibri" w:hAnsi="Calibri"/>
-                <w:b w:val="0"/>
-                <w:i w:val="0"/>
-                <w:sz w:val="18"/>
-              </w:rPr>
-              <w:t xml:space="preserve"> LTER meteorology, 21 gauges, glacier melt, soil/thaw</w:t>
-            </w:r>
-          </w:p>
-        </w:tc>
-        <w:tc>
-          <w:tcPr>
-            <w:tcW w:type="dxa" w:w="3216"/>
-          </w:tcPr>
-          <w:p>
-            <w:pPr>
-              <w:spacing w:after="20"/>
-            </w:pPr>
-            <w:r/>
-            <w:r>
-              <w:rPr>
-                <w:rFonts w:ascii="Calibri" w:hAnsi="Calibri"/>
-                <w:b w:val="0"/>
-                <w:i w:val="0"/>
-                <w:sz w:val="18"/>
-              </w:rPr>
-              <w:t>EDI</w:t>
-            </w:r>
-          </w:p>
-        </w:tc>
-        <w:tc>
-          <w:tcPr>
-            <w:tcW w:type="dxa" w:w="3216"/>
-          </w:tcPr>
-          <w:p>
-            <w:pPr>
-              <w:spacing w:after="20"/>
-            </w:pPr>
-            <w:r/>
-            <w:r>
-              <w:rPr>
-                <w:rFonts w:ascii="Calibri" w:hAnsi="Calibri"/>
-                <w:b w:val="0"/>
-                <w:i w:val="0"/>
-                <w:sz w:val="18"/>
-              </w:rPr>
-              <w:t>✅ in hand</w:t>
-            </w:r>
-          </w:p>
-        </w:tc>
-      </w:tr>
-      <w:tr>
-        <w:tc>
-          <w:tcPr>
-            <w:tcW w:type="dxa" w:w="3216"/>
-          </w:tcPr>
-          <w:p>
-            <w:pPr>
-              <w:spacing w:after="20"/>
-            </w:pPr>
-            <w:r/>
-            <w:r>
-              <w:rPr>
-                <w:rFonts w:ascii="Calibri" w:hAnsi="Calibri"/>
-                <w:b w:val="0"/>
-                <w:i w:val="0"/>
-                <w:sz w:val="18"/>
-              </w:rPr>
-              <w:t>Reanalysis: ERA5, AMPS</w:t>
-            </w:r>
-          </w:p>
-        </w:tc>
-        <w:tc>
-          <w:tcPr>
-            <w:tcW w:type="dxa" w:w="3216"/>
-          </w:tcPr>
-          <w:p>
-            <w:pPr>
-              <w:spacing w:after="20"/>
-            </w:pPr>
-            <w:r/>
-            <w:r>
-              <w:rPr>
-                <w:rFonts w:ascii="Calibri" w:hAnsi="Calibri"/>
-                <w:b w:val="0"/>
-                <w:i w:val="0"/>
-                <w:sz w:val="18"/>
-              </w:rPr>
-              <w:t>CDS; GDEX</w:t>
-            </w:r>
-          </w:p>
-        </w:tc>
-        <w:tc>
-          <w:tcPr>
-            <w:tcW w:type="dxa" w:w="3216"/>
-          </w:tcPr>
-          <w:p>
-            <w:pPr>
-              <w:spacing w:after="20"/>
-            </w:pPr>
-            <w:r/>
-            <w:r>
-              <w:rPr>
-                <w:rFonts w:ascii="Calibri" w:hAnsi="Calibri"/>
-                <w:b w:val="0"/>
-                <w:i w:val="0"/>
-                <w:sz w:val="18"/>
-              </w:rPr>
-              <w:t>✅ in hand</w:t>
-            </w:r>
-          </w:p>
-        </w:tc>
-      </w:tr>
-      <w:tr>
-        <w:tc>
-          <w:tcPr>
-            <w:tcW w:type="dxa" w:w="3216"/>
-          </w:tcPr>
-          <w:p>
-            <w:pPr>
-              <w:spacing w:after="20"/>
-            </w:pPr>
-            <w:r/>
-            <w:r>
-              <w:rPr>
-                <w:rFonts w:ascii="Calibri" w:hAnsi="Calibri"/>
-                <w:b w:val="0"/>
-                <w:i w:val="0"/>
-                <w:sz w:val="18"/>
-              </w:rPr>
-              <w:t>D. Cross-valley:</w:t>
-            </w:r>
-            <w:r>
-              <w:rPr>
-                <w:rFonts w:ascii="Calibri" w:hAnsi="Calibri"/>
-                <w:b w:val="0"/>
-                <w:i w:val="0"/>
-                <w:sz w:val="18"/>
-              </w:rPr>
-              <w:t xml:space="preserve"> all four valleys, lidar + REMA</w:t>
-            </w:r>
-          </w:p>
-        </w:tc>
-        <w:tc>
-          <w:tcPr>
-            <w:tcW w:type="dxa" w:w="3216"/>
-          </w:tcPr>
-          <w:p>
-            <w:pPr>
-              <w:spacing w:after="20"/>
-            </w:pPr>
-            <w:r/>
-            <w:r>
-              <w:rPr>
-                <w:rFonts w:ascii="Calibri" w:hAnsi="Calibri"/>
-                <w:b w:val="0"/>
-                <w:i w:val="0"/>
-                <w:sz w:val="18"/>
-              </w:rPr>
-              <w:t>OpenTopography/PGC</w:t>
-            </w:r>
-          </w:p>
-        </w:tc>
-        <w:tc>
-          <w:tcPr>
-            <w:tcW w:type="dxa" w:w="3216"/>
-          </w:tcPr>
-          <w:p>
-            <w:pPr>
-              <w:spacing w:after="20"/>
-            </w:pPr>
-            <w:r/>
-            <w:r>
-              <w:rPr>
-                <w:rFonts w:ascii="Calibri" w:hAnsi="Calibri"/>
-                <w:b w:val="0"/>
-                <w:i w:val="0"/>
-                <w:sz w:val="18"/>
-              </w:rPr>
-              <w:t>✅ DEMs in hand; per-valley layers to build</w:t>
-            </w:r>
-          </w:p>
-        </w:tc>
-      </w:tr>
-      <w:tr>
-        <w:tc>
-          <w:tcPr>
-            <w:tcW w:type="dxa" w:w="3216"/>
-          </w:tcPr>
-          <w:p>
-            <w:pPr>
-              <w:spacing w:after="20"/>
-            </w:pPr>
-            <w:r/>
-            <w:r>
-              <w:rPr>
-                <w:rFonts w:ascii="Calibri" w:hAnsi="Calibri"/>
-                <w:b w:val="0"/>
-                <w:i w:val="0"/>
-                <w:sz w:val="18"/>
-              </w:rPr>
-              <w:t>E. Validation:</w:t>
-            </w:r>
-            <w:r>
-              <w:rPr>
-                <w:rFonts w:ascii="Calibri" w:hAnsi="Calibri"/>
-                <w:b w:val="0"/>
-                <w:i w:val="0"/>
-                <w:sz w:val="18"/>
-              </w:rPr>
-              <w:t xml:space="preserve"> high-res imagery; published rates</w:t>
-            </w:r>
-          </w:p>
-        </w:tc>
-        <w:tc>
-          <w:tcPr>
-            <w:tcW w:type="dxa" w:w="3216"/>
-          </w:tcPr>
-          <w:p>
-            <w:pPr>
-              <w:spacing w:after="20"/>
-            </w:pPr>
-            <w:r/>
-            <w:r>
-              <w:rPr>
-                <w:rFonts w:ascii="Calibri" w:hAnsi="Calibri"/>
-                <w:b w:val="0"/>
-                <w:i w:val="0"/>
-                <w:sz w:val="18"/>
-              </w:rPr>
-              <w:t>PGC (restricted); literature</w:t>
-            </w:r>
-          </w:p>
-        </w:tc>
-        <w:tc>
-          <w:tcPr>
-            <w:tcW w:type="dxa" w:w="3216"/>
-          </w:tcPr>
-          <w:p>
-            <w:pPr>
-              <w:spacing w:after="20"/>
-            </w:pPr>
-            <w:r/>
-            <w:r>
-              <w:rPr>
-                <w:rFonts w:ascii="Calibri" w:hAnsi="Calibri"/>
-                <w:b w:val="0"/>
-                <w:i w:val="0"/>
-                <w:sz w:val="18"/>
-              </w:rPr>
-              <w:t>optional / cross-check</w:t>
-            </w:r>
-          </w:p>
-        </w:tc>
-      </w:tr>
-    </w:tbl>
-    <w:p>
-      <w:pPr>
-        <w:spacing w:after="40"/>
-      </w:pPr>
     </w:p>
     <w:p>
       <w:pPr>

--- a/barlow/docs/finesst_proposal_plain.docx
+++ b/barlow/docs/finesst_proposal_plain.docx
@@ -11,75 +11,6 @@
           <w:sz w:val="36"/>
         </w:rPr>
         <w:t>From Detection to Attribution: Tracking and Explaining Stream Change in Antarctica from Terrain Alone</w:t>
-      </w:r>
-    </w:p>
-    <w:p>
-      <w:pPr>
-        <w:spacing w:after="160"/>
-        <w:jc w:val="center"/>
-      </w:pPr>
-      <w:r>
-        <w:rPr>
-          <w:rFonts w:ascii="Calibri" w:hAnsi="Calibri"/>
-          <w:b w:val="0"/>
-          <w:i/>
-          <w:color w:val="666666"/>
-          <w:sz w:val="18"/>
-        </w:rPr>
-        <w:t>NASA ROSES-2025 F.5: Future Investigators in NASA Earth and Space Science and Technology (FINESST)</w:t>
-      </w:r>
-    </w:p>
-    <w:p>
-      <w:pPr>
-        <w:spacing w:after="120"/>
-      </w:pPr>
-      <w:r>
-        <w:rPr>
-          <w:rFonts w:ascii="Calibri" w:hAnsi="Calibri"/>
-          <w:b w:val="0"/>
-          <w:i w:val="0"/>
-        </w:rPr>
-        <w:t>Division:</w:t>
-      </w:r>
-      <w:r>
-        <w:rPr>
-          <w:rFonts w:ascii="Calibri" w:hAnsi="Calibri"/>
-          <w:b w:val="0"/>
-          <w:i w:val="0"/>
-        </w:rPr>
-        <w:t xml:space="preserve"> Earth Science (EARTH25), Antarctic cryosphere / climate </w:t>
-      </w:r>
-      <w:r>
-        <w:rPr>
-          <w:rFonts w:ascii="Calibri" w:hAnsi="Calibri"/>
-          <w:b w:val="0"/>
-          <w:i w:val="0"/>
-        </w:rPr>
-        <w:t>Deadline:</w:t>
-      </w:r>
-      <w:r>
-        <w:rPr>
-          <w:rFonts w:ascii="Calibri" w:hAnsi="Calibri"/>
-          <w:b w:val="0"/>
-          <w:i w:val="0"/>
-        </w:rPr>
-        <w:t xml:space="preserve"> 14 July 2026 (11:59 PM EDT) </w:t>
-      </w:r>
-      <w:r>
-        <w:rPr>
-          <w:rFonts w:ascii="Calibri" w:hAnsi="Calibri"/>
-          <w:b w:val="0"/>
-          <w:i w:val="0"/>
-        </w:rPr>
-        <w:t>Roles:</w:t>
-      </w:r>
-      <w:r>
-        <w:rPr>
-          <w:rFonts w:ascii="Calibri" w:hAnsi="Calibri"/>
-          <w:b w:val="0"/>
-          <w:i w:val="0"/>
-        </w:rPr>
-        <w:t xml:space="preserve"> Grad student is the Future Investigator (FI), lead and main author; advisor is PI on record. Up to ~$50k/yr for up to 3 years.</w:t>
       </w:r>
     </w:p>
     <w:p>
@@ -4616,7 +4547,7 @@
         <w:color w:val="666666"/>
         <w:sz w:val="16"/>
       </w:rPr>
-      <w:t>FINESST S/T/M: MDV ephemeral-channel attribution (draft)</w:t>
+      <w:t>From Detection to Attribution: Tracking and Explaining Stream Change in Antarctica from Terrain Alone</w:t>
       <w:tab/>
       <w:tab/>
     </w:r>

--- a/barlow/docs/finesst_proposal_plain.docx
+++ b/barlow/docs/finesst_proposal_plain.docx
@@ -34,7 +34,7 @@
           <w:i w:val="0"/>
           <w:sz w:val="20"/>
         </w:rPr>
-        <w:t xml:space="preserve"> A working tool already </w:t>
+        <w:t xml:space="preserve"> A tool exists that </w:t>
       </w:r>
       <w:r>
         <w:rPr>
@@ -52,7 +52,7 @@
           <w:i w:val="0"/>
           <w:sz w:val="20"/>
         </w:rPr>
-        <w:t xml:space="preserve"> where Antarctic streams are reshaping the land, but it stops at location: it says where, never why. This project starts at that line. I'll connect the measured change to the processes driving it (heat, melt, thawing ground), make the detector work across different sensors and all four valleys, and attach a real uncertainty value to every pixel. I've already rebuilt and verified the existing pipeline myself and recovered the first driver signal, so this is a concrete next step I'm ready to run, not a proposal resting on untested machinery.</w:t>
+        <w:t xml:space="preserve"> where Antarctic streams are reshaping the land, but it stops at location: it says where, never why. This project starts at that line. The work will connect the measured change to the processes driving it (heat, melt, thawing ground), make the detector work across different sensors and all four valleys, and attach a real uncertainty value to every pixel. §5 shows a reproduction of the measurement foundation from public data, with a first driver signal.</w:t>
       </w:r>
     </w:p>
     <w:p>
@@ -526,7 +526,7 @@
           <w:b w:val="0"/>
           <w:i/>
         </w:rPr>
-        <w:t>Left (detect): Barlow's pipeline, which I've rebuilt and verified. Right (explain and predict): the new work proposed here.</w:t>
+        <w:t>Left (detect): Barlow's pipeline (reproduction shown in §5). Right (explain and predict): the new work proposed here.</w:t>
       </w:r>
     </w:p>
     <w:p>
@@ -1157,7 +1157,7 @@
           <w:b w:val="0"/>
           <w:i w:val="0"/>
         </w:rPr>
-        <w:t xml:space="preserve">Everything below is free and public, and already downloaded and organized (the one exception is flagged). The datasets fall into three jobs: </w:t>
+        <w:t xml:space="preserve">Everything below is free and public (the one exception is flagged). The datasets fall into three jobs: </w:t>
       </w:r>
       <w:r>
         <w:rPr>
@@ -1892,7 +1892,7 @@
                 <w:i w:val="0"/>
                 <w:sz w:val="18"/>
               </w:rPr>
-              <w:t>The direct water driver; already produced the Fig. 5 signal</w:t>
+              <w:t>The direct water driver; source of the Fig. 5 signal</w:t>
             </w:r>
           </w:p>
         </w:tc>
@@ -2812,7 +2812,7 @@
           <w:b w:val="0"/>
           <w:i w:val="0"/>
         </w:rPr>
-        <w:t xml:space="preserve"> For each gauged stream and epoch I'll: </w:t>
+        <w:t xml:space="preserve"> For each gauged stream and epoch: </w:t>
       </w:r>
       <w:r>
         <w:rPr>
@@ -2828,7 +2828,7 @@
           <w:b w:val="0"/>
           <w:i w:val="0"/>
         </w:rPr>
-        <w:t xml:space="preserve"> take the change rate from the DoD inside the channel (already operational, Fig. 2); </w:t>
+        <w:t xml:space="preserve"> take the change rate from the DoD inside the channel (demonstrated in §5, Fig. 2); </w:t>
       </w:r>
       <w:r>
         <w:rPr>
@@ -2892,7 +2892,7 @@
           <w:b w:val="0"/>
           <w:i w:val="0"/>
         </w:rPr>
-        <w:t xml:space="preserve"> test H1 directly: energy-based model against discharge-only. The discharge relationship in Fig. 5 is real but leaves structured residuals, which is exactly what an energy model should resolve. For streams with three time points, I'll regress </w:t>
+        <w:t xml:space="preserve"> test H1 directly: energy-based model against discharge-only. The discharge relationship in Fig. 5 is real but leaves structured residuals, which is exactly what an energy model should resolve. For streams with three time points, regress </w:t>
       </w:r>
       <w:r>
         <w:rPr>
@@ -2945,7 +2945,7 @@
           <w:b w:val="0"/>
           <w:i w:val="0"/>
         </w:rPr>
-        <w:t xml:space="preserve"> Quantify the lidar-vs-REMA difference over stable ground as a function of slope and aspect, learn a correction, retrain the U-Net with both sensors represented, and evaluate F1 across all four valleys and both sensors. My prior work (§6) already shows this architecture holding up on an entirely different landscape, so the risk here is bounded.</w:t>
+        <w:t xml:space="preserve"> Quantify the lidar-vs-REMA difference over stable ground as a function of slope and aspect, learn a correction, retrain the U-Net with both sensors represented, and evaluate F1 across all four valleys and both sensors. Prior work (§6) shows this architecture holding up on an entirely different landscape, which bounds the risk.</w:t>
       </w:r>
     </w:p>
     <w:p>
@@ -2987,7 +2987,7 @@
           <w:b w:val="0"/>
           <w:i w:val="0"/>
         </w:rPr>
-        <w:t xml:space="preserve"> The pipeline is fully scripted: re-run from source and the outputs match, with robust statistics and CRS checks enforced throughout. (One catch that validated the QC: an early nodata bug inflated the noise estimate to 2.7 m; it was caught and fixed before any result was trusted.)</w:t>
+        <w:t xml:space="preserve"> The pipeline is fully scripted: re-run from source and the outputs match, with robust statistics and CRS checks enforced throughout.</w:t>
       </w:r>
     </w:p>
     <w:p>
@@ -3021,7 +3021,7 @@
           <w:b w:val="0"/>
           <w:i w:val="0"/>
         </w:rPr>
-        <w:t xml:space="preserve">The change-detection foundation this project builds on already works. Rebuilding Barlow's pipeline on Taylor Valley reproduces results </w:t>
+        <w:t xml:space="preserve">Rebuilding Barlow's pipeline on Taylor Valley from public data reproduces results </w:t>
       </w:r>
       <w:r>
         <w:rPr>
@@ -3839,7 +3839,7 @@
           <w:i w:val="0"/>
           <w:sz w:val="24"/>
         </w:rPr>
-        <w:t>6. Why I'm positioned to do this</w:t>
+        <w:t>6. FI qualifications</w:t>
       </w:r>
     </w:p>
     <w:p>
@@ -3852,7 +3852,7 @@
           <w:b w:val="0"/>
           <w:i w:val="0"/>
         </w:rPr>
-        <w:t>I've built and run this exact machinery (U-Net segmentation on terrain layers, ICP alignment, DoD change detection) on a very different landscape: detecting channels, roads, and disturbance scars in the Appalachian Plateau from elevation alone. That shows the approach transfers across sensors and biomes, which is precisely O2's risk, and that I can operate the full pipeline end to end.</w:t>
+        <w:t>The FI has built and run this same class of machinery (U-Net segmentation on terrain layers, ICP alignment, DoD change detection) on a very different landscape: detecting channels, roads, and disturbance scars in the Appalachian Plateau from elevation alone. That shows the approach transfers across sensors and biomes, which is precisely O2's risk, and that the FI can operate the full pipeline end to end.</w:t>
       </w:r>
     </w:p>
     <w:p>
@@ -4159,7 +4159,7 @@
           <w:b w:val="0"/>
           <w:i w:val="0"/>
         </w:rPr>
-        <w:t xml:space="preserve"> I'll request them from her group; if that stalls, the LTER centerlines already serve as a stand-in (Figs. 2–3 were built on them), and my prior work shows I can build labels from scratch. </w:t>
+        <w:t xml:space="preserve"> Request them from her group; if that stalls, the LTER centerlines serve as a stand-in (Figs. 2–3 use them), and the FI's prior work shows label-building from scratch is in hand. </w:t>
       </w:r>
       <w:r>
         <w:rPr>

--- a/barlow/docs/finesst_proposal_plain.docx
+++ b/barlow/docs/finesst_proposal_plain.docx
@@ -52,7 +52,7 @@
           <w:i w:val="0"/>
           <w:sz w:val="20"/>
         </w:rPr>
-        <w:t xml:space="preserve"> where Antarctic streams are reshaping the land, but it stops at location: it says where, never why. This project starts at that line. The work will connect the measured change to the processes driving it (heat, melt, thawing ground), make the detector work across different sensors and all four valleys, and attach a real uncertainty value to every pixel. §5 shows a reproduction of the measurement foundation from public data, with a first driver signal.</w:t>
+        <w:t xml:space="preserve"> where Antarctic streams are reshaping the land, but it stops at location: it says where, never why. This project starts at that line. The work will connect the measured change to the processes driving it (heat, melt, thawing ground), make the detector work across different sensors and all four valleys, and attach a real uncertainty value to every pixel.</w:t>
       </w:r>
     </w:p>
     <w:p>
@@ -458,75 +458,7 @@
           <w:b w:val="0"/>
           <w:i w:val="0"/>
         </w:rPr>
-        <w:t xml:space="preserve"> (Fig. 1).</w:t>
-      </w:r>
-    </w:p>
-    <w:p>
-      <w:pPr>
-        <w:jc w:val="center"/>
-      </w:pPr>
-      <w:r>
-        <w:drawing>
-          <wp:inline xmlns:a="http://schemas.openxmlformats.org/drawingml/2006/main" xmlns:pic="http://schemas.openxmlformats.org/drawingml/2006/picture">
-            <wp:extent cx="6126480" cy="1921738"/>
-            <wp:docPr id="1" name="Picture 1"/>
-            <wp:cNvGraphicFramePr>
-              <a:graphicFrameLocks noChangeAspect="1"/>
-            </wp:cNvGraphicFramePr>
-            <a:graphic>
-              <a:graphicData uri="http://schemas.openxmlformats.org/drawingml/2006/picture">
-                <pic:pic>
-                  <pic:nvPicPr>
-                    <pic:cNvPr id="0" name="fig5_workflow.png"/>
-                    <pic:cNvPicPr/>
-                  </pic:nvPicPr>
-                  <pic:blipFill>
-                    <a:blip r:embed="rId9"/>
-                    <a:stretch>
-                      <a:fillRect/>
-                    </a:stretch>
-                  </pic:blipFill>
-                  <pic:spPr>
-                    <a:xfrm>
-                      <a:off x="0" y="0"/>
-                      <a:ext cx="6126480" cy="1921738"/>
-                    </a:xfrm>
-                    <a:prstGeom prst="rect"/>
-                  </pic:spPr>
-                </pic:pic>
-              </a:graphicData>
-            </a:graphic>
-          </wp:inline>
-        </w:drawing>
-      </w:r>
-    </w:p>
-    <w:p>
-      <w:pPr>
-        <w:spacing w:after="120"/>
-      </w:pPr>
-      <w:r>
-        <w:rPr>
-          <w:rFonts w:ascii="Calibri" w:hAnsi="Calibri"/>
-          <w:b w:val="0"/>
-          <w:i/>
-        </w:rPr>
-        <w:t>Figure 1.</w:t>
-      </w:r>
-      <w:r>
-        <w:rPr>
-          <w:rFonts w:ascii="Calibri" w:hAnsi="Calibri"/>
-          <w:b w:val="0"/>
-          <w:i w:val="0"/>
-        </w:rPr>
-        <w:t xml:space="preserve"> </w:t>
-      </w:r>
-      <w:r>
-        <w:rPr>
-          <w:rFonts w:ascii="Calibri" w:hAnsi="Calibri"/>
-          <w:b w:val="0"/>
-          <w:i/>
-        </w:rPr>
-        <w:t>Left (detect): Barlow's pipeline (reproduction shown in §5). Right (explain and predict): the new work proposed here.</w:t>
+        <w:t>.</w:t>
       </w:r>
     </w:p>
     <w:p>
@@ -822,7 +754,7 @@
                 <w:i w:val="0"/>
                 <w:sz w:val="18"/>
               </w:rPr>
-              <w:t>, not raw water volume. An energy-based model outperforms a discharge-only model and explains the residual scatter in Fig. 5.</w:t>
+              <w:t>, not raw water volume. An energy-based model outperforms a discharge-only model and explains the scatter discharge leaves behind.</w:t>
             </w:r>
           </w:p>
         </w:tc>
@@ -1892,7 +1824,7 @@
                 <w:i w:val="0"/>
                 <w:sz w:val="18"/>
               </w:rPr>
-              <w:t>The direct water driver; source of the Fig. 5 signal</w:t>
+              <w:t>The direct water driver for O1</w:t>
             </w:r>
           </w:p>
         </w:tc>
@@ -2558,7 +2490,7 @@
                 <w:i w:val="0"/>
                 <w:sz w:val="18"/>
               </w:rPr>
-              <w:t>Masks the change maps to actual channels (used in every per-stream number here) and stands in as training labels</w:t>
+              <w:t>Masks the change maps to actual channels and stands in as training labels</w:t>
             </w:r>
           </w:p>
         </w:tc>
@@ -2658,7 +2590,7 @@
                 <w:i w:val="0"/>
                 <w:sz w:val="18"/>
               </w:rPr>
-              <w:t>; §7 covers the fallback</w:t>
+              <w:t>; §6 covers the fallback</w:t>
             </w:r>
           </w:p>
         </w:tc>
@@ -2828,7 +2760,7 @@
           <w:b w:val="0"/>
           <w:i w:val="0"/>
         </w:rPr>
-        <w:t xml:space="preserve"> take the change rate from the DoD inside the channel (demonstrated in §5, Fig. 2); </w:t>
+        <w:t xml:space="preserve"> take the change rate from the DoD inside the channel; </w:t>
       </w:r>
       <w:r>
         <w:rPr>
@@ -2892,7 +2824,7 @@
           <w:b w:val="0"/>
           <w:i w:val="0"/>
         </w:rPr>
-        <w:t xml:space="preserve"> test H1 directly: energy-based model against discharge-only. The discharge relationship in Fig. 5 is real but leaves structured residuals, which is exactly what an energy model should resolve. For streams with three time points, regress </w:t>
+        <w:t xml:space="preserve"> test H1 directly: energy-based model against discharge-only. For streams with three time points, regress </w:t>
       </w:r>
       <w:r>
         <w:rPr>
@@ -2945,7 +2877,7 @@
           <w:b w:val="0"/>
           <w:i w:val="0"/>
         </w:rPr>
-        <w:t xml:space="preserve"> Quantify the lidar-vs-REMA difference over stable ground as a function of slope and aspect, learn a correction, retrain the U-Net with both sensors represented, and evaluate F1 across all four valleys and both sensors. Prior work (§6) shows this architecture holding up on an entirely different landscape, which bounds the risk.</w:t>
+        <w:t xml:space="preserve"> Quantify the lidar-vs-REMA difference over stable ground as a function of slope and aspect, learn a correction, retrain the U-Net with both sensors represented, and evaluate F1 across all four valleys and both sensors. Prior work (§5) shows this architecture holding up on an entirely different landscape, which bounds the risk.</w:t>
       </w:r>
     </w:p>
     <w:p>
@@ -2966,7 +2898,7 @@
           <w:b w:val="0"/>
           <w:i w:val="0"/>
         </w:rPr>
-        <w:t xml:space="preserve"> Replace the global NMAD with one conditioned on (slope, aspect, sensor), output it as a per-pixel layer, and verify calibration by confirming the 95% bound is exceeded about 5% of the time on stable ground. Fig. 4 is the global version of this result.</w:t>
+        <w:t xml:space="preserve"> Replace the global NMAD with one conditioned on (slope, aspect, sensor), output it as a per-pixel layer, and verify calibration by confirming the 95% bound is exceeded about 5% of the time on stable ground.</w:t>
       </w:r>
     </w:p>
     <w:p>
@@ -3008,838 +2940,7 @@
           <w:i w:val="0"/>
           <w:sz w:val="24"/>
         </w:rPr>
-        <w:t>5. Preliminary results</w:t>
-      </w:r>
-    </w:p>
-    <w:p>
-      <w:pPr>
-        <w:spacing w:after="120"/>
-      </w:pPr>
-      <w:r>
-        <w:rPr>
-          <w:rFonts w:ascii="Calibri" w:hAnsi="Calibri"/>
-          <w:b w:val="0"/>
-          <w:i w:val="0"/>
-        </w:rPr>
-        <w:t xml:space="preserve">Rebuilding Barlow's pipeline on Taylor Valley from public data reproduces results </w:t>
-      </w:r>
-      <w:r>
-        <w:rPr>
-          <w:rFonts w:ascii="Calibri" w:hAnsi="Calibri"/>
-          <w:b w:val="0"/>
-          <w:i w:val="0"/>
-        </w:rPr>
-        <w:t>inside her published ranges</w:t>
-      </w:r>
-      <w:r>
-        <w:rPr>
-          <w:rFonts w:ascii="Calibri" w:hAnsi="Calibri"/>
-          <w:b w:val="0"/>
-          <w:i w:val="0"/>
-        </w:rPr>
-        <w:t xml:space="preserve"> (below), and a first driver analysis surfaces the attribution signal that O1 develops.</w:t>
-      </w:r>
-    </w:p>
-    <w:p>
-      <w:pPr>
-        <w:spacing w:after="160"/>
-        <w:jc w:val="center"/>
-      </w:pPr>
-      <w:r>
-        <w:rPr>
-          <w:rFonts w:ascii="Calibri" w:hAnsi="Calibri"/>
-          <w:b w:val="0"/>
-          <w:i/>
-          <w:color w:val="666666"/>
-          <w:sz w:val="18"/>
-        </w:rPr>
-        <w:t>(a) Change detection across all three epochs (Fig. 2).</w:t>
-      </w:r>
-    </w:p>
-    <w:p>
-      <w:pPr>
-        <w:jc w:val="center"/>
-      </w:pPr>
-      <w:r>
-        <w:drawing>
-          <wp:inline xmlns:a="http://schemas.openxmlformats.org/drawingml/2006/main" xmlns:pic="http://schemas.openxmlformats.org/drawingml/2006/picture">
-            <wp:extent cx="6126480" cy="2718502"/>
-            <wp:docPr id="2" name="Picture 2"/>
-            <wp:cNvGraphicFramePr>
-              <a:graphicFrameLocks noChangeAspect="1"/>
-            </wp:cNvGraphicFramePr>
-            <a:graphic>
-              <a:graphicData uri="http://schemas.openxmlformats.org/drawingml/2006/picture">
-                <pic:pic>
-                  <pic:nvPicPr>
-                    <pic:cNvPr id="0" name="fig1_dod_maps.png"/>
-                    <pic:cNvPicPr/>
-                  </pic:nvPicPr>
-                  <pic:blipFill>
-                    <a:blip r:embed="rId10"/>
-                    <a:stretch>
-                      <a:fillRect/>
-                    </a:stretch>
-                  </pic:blipFill>
-                  <pic:spPr>
-                    <a:xfrm>
-                      <a:off x="0" y="0"/>
-                      <a:ext cx="6126480" cy="2718502"/>
-                    </a:xfrm>
-                    <a:prstGeom prst="rect"/>
-                  </pic:spPr>
-                </pic:pic>
-              </a:graphicData>
-            </a:graphic>
-          </wp:inline>
-        </w:drawing>
-      </w:r>
-    </w:p>
-    <w:p>
-      <w:pPr>
-        <w:spacing w:after="120"/>
-      </w:pPr>
-      <w:r>
-        <w:rPr>
-          <w:rFonts w:ascii="Calibri" w:hAnsi="Calibri"/>
-          <w:b w:val="0"/>
-          <w:i/>
-        </w:rPr>
-        <w:t>Figure 2.</w:t>
-      </w:r>
-      <w:r>
-        <w:rPr>
-          <w:rFonts w:ascii="Calibri" w:hAnsi="Calibri"/>
-          <w:b w:val="0"/>
-          <w:i w:val="0"/>
-        </w:rPr>
-        <w:t xml:space="preserve"> </w:t>
-      </w:r>
-      <w:r>
-        <w:rPr>
-          <w:rFonts w:ascii="Calibri" w:hAnsi="Calibri"/>
-          <w:b w:val="0"/>
-          <w:i/>
-        </w:rPr>
-        <w:t>DoD maps over the same Taylor Valley stream-corridor window, showing only changes above the noise floor. Left: 2001→2014 (lidar vs lidar). Right: 2014→2021-23 (lidar vs REMA). Red is erosion, blue is deposition. The big flat patch on the left is Lake Fryxell rising ~1.5 m, real change, but water, so an automated screen detects flat water surfaces and drops them from every stream rate.</w:t>
-      </w:r>
-    </w:p>
-    <w:tbl>
-      <w:tblPr>
-        <w:tblStyle w:val="TableGrid"/>
-        <w:tblW w:type="auto" w:w="0"/>
-        <w:jc w:val="center"/>
-        <w:tblLayout w:type="autofit"/>
-        <w:tblLook w:firstColumn="1" w:firstRow="1" w:lastColumn="0" w:lastRow="0" w:noHBand="0" w:noVBand="1" w:val="04A0"/>
-      </w:tblPr>
-      <w:tblGrid>
-        <w:gridCol w:w="1930"/>
-        <w:gridCol w:w="1930"/>
-        <w:gridCol w:w="1930"/>
-        <w:gridCol w:w="1930"/>
-        <w:gridCol w:w="1930"/>
-      </w:tblGrid>
-      <w:tr>
-        <w:tc>
-          <w:tcPr>
-            <w:tcW w:type="dxa" w:w="1930"/>
-            <w:shd w:val="clear" w:fill="E8E8E8"/>
-          </w:tcPr>
-          <w:p>
-            <w:pPr>
-              <w:spacing w:after="20"/>
-            </w:pPr>
-            <w:r>
-              <w:rPr>
-                <w:b/>
-              </w:rPr>
-            </w:r>
-            <w:r>
-              <w:rPr>
-                <w:rFonts w:ascii="Calibri" w:hAnsi="Calibri"/>
-                <w:b/>
-                <w:i w:val="0"/>
-                <w:sz w:val="18"/>
-              </w:rPr>
-              <w:t>Epoch</w:t>
-            </w:r>
-          </w:p>
-        </w:tc>
-        <w:tc>
-          <w:tcPr>
-            <w:tcW w:type="dxa" w:w="1930"/>
-            <w:shd w:val="clear" w:fill="E8E8E8"/>
-          </w:tcPr>
-          <w:p>
-            <w:pPr>
-              <w:spacing w:after="20"/>
-            </w:pPr>
-            <w:r>
-              <w:rPr>
-                <w:b/>
-              </w:rPr>
-            </w:r>
-            <w:r>
-              <w:rPr>
-                <w:rFonts w:ascii="Calibri" w:hAnsi="Calibri"/>
-                <w:b/>
-                <w:i w:val="0"/>
-                <w:sz w:val="18"/>
-              </w:rPr>
-              <w:t>NMAD (noise)</w:t>
-            </w:r>
-          </w:p>
-        </w:tc>
-        <w:tc>
-          <w:tcPr>
-            <w:tcW w:type="dxa" w:w="1930"/>
-            <w:shd w:val="clear" w:fill="E8E8E8"/>
-          </w:tcPr>
-          <w:p>
-            <w:pPr>
-              <w:spacing w:after="20"/>
-            </w:pPr>
-            <w:r>
-              <w:rPr>
-                <w:b/>
-              </w:rPr>
-            </w:r>
-            <w:r>
-              <w:rPr>
-                <w:rFonts w:ascii="Calibri" w:hAnsi="Calibri"/>
-                <w:b/>
-                <w:i w:val="0"/>
-                <w:sz w:val="18"/>
-              </w:rPr>
-              <w:t>LOD95 (detection floor)</w:t>
-            </w:r>
-          </w:p>
-        </w:tc>
-        <w:tc>
-          <w:tcPr>
-            <w:tcW w:type="dxa" w:w="1930"/>
-            <w:shd w:val="clear" w:fill="E8E8E8"/>
-          </w:tcPr>
-          <w:p>
-            <w:pPr>
-              <w:spacing w:after="20"/>
-            </w:pPr>
-            <w:r>
-              <w:rPr>
-                <w:b/>
-              </w:rPr>
-            </w:r>
-            <w:r>
-              <w:rPr>
-                <w:rFonts w:ascii="Calibri" w:hAnsi="Calibri"/>
-                <w:b/>
-                <w:i w:val="0"/>
-                <w:sz w:val="18"/>
-              </w:rPr>
-              <w:t>Barlow's range</w:t>
-            </w:r>
-          </w:p>
-        </w:tc>
-        <w:tc>
-          <w:tcPr>
-            <w:tcW w:type="dxa" w:w="1930"/>
-            <w:shd w:val="clear" w:fill="E8E8E8"/>
-          </w:tcPr>
-          <w:p>
-            <w:pPr>
-              <w:spacing w:after="20"/>
-            </w:pPr>
-            <w:r>
-              <w:rPr>
-                <w:b/>
-              </w:rPr>
-            </w:r>
-            <w:r>
-              <w:rPr>
-                <w:rFonts w:ascii="Calibri" w:hAnsi="Calibri"/>
-                <w:b/>
-                <w:i w:val="0"/>
-                <w:sz w:val="18"/>
-              </w:rPr>
-              <w:t>Match</w:t>
-            </w:r>
-          </w:p>
-        </w:tc>
-      </w:tr>
-      <w:tr>
-        <w:tc>
-          <w:tcPr>
-            <w:tcW w:type="dxa" w:w="1930"/>
-          </w:tcPr>
-          <w:p>
-            <w:pPr>
-              <w:spacing w:after="20"/>
-            </w:pPr>
-            <w:r/>
-            <w:r>
-              <w:rPr>
-                <w:rFonts w:ascii="Calibri" w:hAnsi="Calibri"/>
-                <w:b w:val="0"/>
-                <w:i w:val="0"/>
-                <w:sz w:val="18"/>
-              </w:rPr>
-              <w:t>2001→2014 (lidar–lidar)</w:t>
-            </w:r>
-          </w:p>
-        </w:tc>
-        <w:tc>
-          <w:tcPr>
-            <w:tcW w:type="dxa" w:w="1930"/>
-          </w:tcPr>
-          <w:p>
-            <w:pPr>
-              <w:spacing w:after="20"/>
-            </w:pPr>
-            <w:r/>
-            <w:r>
-              <w:rPr>
-                <w:rFonts w:ascii="Calibri" w:hAnsi="Calibri"/>
-                <w:b w:val="0"/>
-                <w:i w:val="0"/>
-                <w:sz w:val="18"/>
-              </w:rPr>
-              <w:t>0.21 m</w:t>
-            </w:r>
-          </w:p>
-        </w:tc>
-        <w:tc>
-          <w:tcPr>
-            <w:tcW w:type="dxa" w:w="1930"/>
-          </w:tcPr>
-          <w:p>
-            <w:pPr>
-              <w:spacing w:after="20"/>
-            </w:pPr>
-            <w:r/>
-            <w:r>
-              <w:rPr>
-                <w:rFonts w:ascii="Calibri" w:hAnsi="Calibri"/>
-                <w:b w:val="0"/>
-                <w:i w:val="0"/>
-                <w:sz w:val="18"/>
-              </w:rPr>
-              <w:t>0.41 m</w:t>
-            </w:r>
-          </w:p>
-        </w:tc>
-        <w:tc>
-          <w:tcPr>
-            <w:tcW w:type="dxa" w:w="1930"/>
-          </w:tcPr>
-          <w:p>
-            <w:pPr>
-              <w:spacing w:after="20"/>
-            </w:pPr>
-            <w:r/>
-            <w:r>
-              <w:rPr>
-                <w:rFonts w:ascii="Calibri" w:hAnsi="Calibri"/>
-                <w:b w:val="0"/>
-                <w:i w:val="0"/>
-                <w:sz w:val="18"/>
-              </w:rPr>
-              <w:t>NMAD 0.07–0.46 / LOD95 0.15–0.92</w:t>
-            </w:r>
-          </w:p>
-        </w:tc>
-        <w:tc>
-          <w:tcPr>
-            <w:tcW w:type="dxa" w:w="1930"/>
-          </w:tcPr>
-          <w:p>
-            <w:pPr>
-              <w:spacing w:after="20"/>
-            </w:pPr>
-            <w:r/>
-            <w:r>
-              <w:rPr>
-                <w:rFonts w:ascii="Calibri" w:hAnsi="Calibri"/>
-                <w:b w:val="0"/>
-                <w:i w:val="0"/>
-                <w:sz w:val="18"/>
-              </w:rPr>
-              <w:t>✅</w:t>
-            </w:r>
-          </w:p>
-        </w:tc>
-      </w:tr>
-      <w:tr>
-        <w:tc>
-          <w:tcPr>
-            <w:tcW w:type="dxa" w:w="1930"/>
-          </w:tcPr>
-          <w:p>
-            <w:pPr>
-              <w:spacing w:after="20"/>
-            </w:pPr>
-            <w:r/>
-            <w:r>
-              <w:rPr>
-                <w:rFonts w:ascii="Calibri" w:hAnsi="Calibri"/>
-                <w:b w:val="0"/>
-                <w:i w:val="0"/>
-                <w:sz w:val="18"/>
-              </w:rPr>
-              <w:t>2014→2021-23 (lidar–REMA)</w:t>
-            </w:r>
-          </w:p>
-        </w:tc>
-        <w:tc>
-          <w:tcPr>
-            <w:tcW w:type="dxa" w:w="1930"/>
-          </w:tcPr>
-          <w:p>
-            <w:pPr>
-              <w:spacing w:after="20"/>
-            </w:pPr>
-            <w:r/>
-            <w:r>
-              <w:rPr>
-                <w:rFonts w:ascii="Calibri" w:hAnsi="Calibri"/>
-                <w:b w:val="0"/>
-                <w:i w:val="0"/>
-                <w:sz w:val="18"/>
-              </w:rPr>
-              <w:t>0.23 m</w:t>
-            </w:r>
-          </w:p>
-        </w:tc>
-        <w:tc>
-          <w:tcPr>
-            <w:tcW w:type="dxa" w:w="1930"/>
-          </w:tcPr>
-          <w:p>
-            <w:pPr>
-              <w:spacing w:after="20"/>
-            </w:pPr>
-            <w:r/>
-            <w:r>
-              <w:rPr>
-                <w:rFonts w:ascii="Calibri" w:hAnsi="Calibri"/>
-                <w:b w:val="0"/>
-                <w:i w:val="0"/>
-                <w:sz w:val="18"/>
-              </w:rPr>
-              <w:t>0.44 m</w:t>
-            </w:r>
-          </w:p>
-        </w:tc>
-        <w:tc>
-          <w:tcPr>
-            <w:tcW w:type="dxa" w:w="1930"/>
-          </w:tcPr>
-          <w:p>
-            <w:pPr>
-              <w:spacing w:after="20"/>
-            </w:pPr>
-            <w:r/>
-            <w:r>
-              <w:rPr>
-                <w:rFonts w:ascii="Calibri" w:hAnsi="Calibri"/>
-                <w:b w:val="0"/>
-                <w:i w:val="0"/>
-                <w:sz w:val="18"/>
-              </w:rPr>
-              <w:t>NMAD 0.19–0.53 / LOD95 0.37–1.04</w:t>
-            </w:r>
-          </w:p>
-        </w:tc>
-        <w:tc>
-          <w:tcPr>
-            <w:tcW w:type="dxa" w:w="1930"/>
-          </w:tcPr>
-          <w:p>
-            <w:pPr>
-              <w:spacing w:after="20"/>
-            </w:pPr>
-            <w:r/>
-            <w:r>
-              <w:rPr>
-                <w:rFonts w:ascii="Calibri" w:hAnsi="Calibri"/>
-                <w:b w:val="0"/>
-                <w:i w:val="0"/>
-                <w:sz w:val="18"/>
-              </w:rPr>
-              <w:t>✅</w:t>
-            </w:r>
-          </w:p>
-        </w:tc>
-      </w:tr>
-    </w:tbl>
-    <w:p>
-      <w:pPr>
-        <w:spacing w:after="40"/>
-      </w:pPr>
-    </w:p>
-    <w:p>
-      <w:pPr>
-        <w:spacing w:after="120"/>
-      </w:pPr>
-      <w:r>
-        <w:rPr>
-          <w:rFonts w:ascii="Calibri" w:hAnsi="Calibri"/>
-          <w:b w:val="0"/>
-          <w:i w:val="0"/>
-        </w:rPr>
-        <w:t>ICP</w:t>
-      </w:r>
-      <w:r>
-        <w:rPr>
-          <w:rFonts w:ascii="Calibri" w:hAnsi="Calibri"/>
-          <w:b w:val="0"/>
-          <w:i w:val="0"/>
-        </w:rPr>
-        <w:t xml:space="preserve"> behaved as expected: it improved alignment on terrain with relief and correctly added nothing on the flat valley floor, where there's no 3D structure for it to lock onto.</w:t>
-      </w:r>
-    </w:p>
-    <w:p>
-      <w:pPr>
-        <w:spacing w:after="160"/>
-        <w:jc w:val="center"/>
-      </w:pPr>
-      <w:r>
-        <w:rPr>
-          <w:rFonts w:ascii="Calibri" w:hAnsi="Calibri"/>
-          <w:b w:val="0"/>
-          <w:i/>
-          <w:color w:val="666666"/>
-          <w:sz w:val="18"/>
-        </w:rPr>
-        <w:t>(b) Per-stream rates (Fig. 3), the direct input for O1.</w:t>
-      </w:r>
-    </w:p>
-    <w:p>
-      <w:pPr>
-        <w:jc w:val="center"/>
-      </w:pPr>
-      <w:r>
-        <w:drawing>
-          <wp:inline xmlns:a="http://schemas.openxmlformats.org/drawingml/2006/main" xmlns:pic="http://schemas.openxmlformats.org/drawingml/2006/picture">
-            <wp:extent cx="6126480" cy="2598635"/>
-            <wp:docPr id="3" name="Picture 3"/>
-            <wp:cNvGraphicFramePr>
-              <a:graphicFrameLocks noChangeAspect="1"/>
-            </wp:cNvGraphicFramePr>
-            <a:graphic>
-              <a:graphicData uri="http://schemas.openxmlformats.org/drawingml/2006/picture">
-                <pic:pic>
-                  <pic:nvPicPr>
-                    <pic:cNvPr id="0" name="fig2_per_stream_rates.png"/>
-                    <pic:cNvPicPr/>
-                  </pic:nvPicPr>
-                  <pic:blipFill>
-                    <a:blip r:embed="rId11"/>
-                    <a:stretch>
-                      <a:fillRect/>
-                    </a:stretch>
-                  </pic:blipFill>
-                  <pic:spPr>
-                    <a:xfrm>
-                      <a:off x="0" y="0"/>
-                      <a:ext cx="6126480" cy="2598635"/>
-                    </a:xfrm>
-                    <a:prstGeom prst="rect"/>
-                  </pic:spPr>
-                </pic:pic>
-              </a:graphicData>
-            </a:graphic>
-          </wp:inline>
-        </w:drawing>
-      </w:r>
-    </w:p>
-    <w:p>
-      <w:pPr>
-        <w:spacing w:after="120"/>
-      </w:pPr>
-      <w:r>
-        <w:rPr>
-          <w:rFonts w:ascii="Calibri" w:hAnsi="Calibri"/>
-          <w:b w:val="0"/>
-          <w:i/>
-        </w:rPr>
-        <w:t>Figure 3.</w:t>
-      </w:r>
-      <w:r>
-        <w:rPr>
-          <w:rFonts w:ascii="Calibri" w:hAnsi="Calibri"/>
-          <w:b w:val="0"/>
-          <w:i w:val="0"/>
-        </w:rPr>
-        <w:t xml:space="preserve"> </w:t>
-      </w:r>
-      <w:r>
-        <w:rPr>
-          <w:rFonts w:ascii="Calibri" w:hAnsi="Calibri"/>
-          <w:b w:val="0"/>
-          <w:i/>
-        </w:rPr>
-        <w:t>Per-stream rates for six gauged Taylor Valley streams, reported as mm/yr over the channel area rather than raw volume. Gross is total activity (erosion plus deposition); net is the balance (positive = building up, negative = wearing down). Area-normalizing matters because the two epochs don't cover identical footprints (the 2001 lidar swath is narrower), so raw volumes would mix real change with coverage differences.</w:t>
-      </w:r>
-    </w:p>
-    <w:p>
-      <w:pPr>
-        <w:spacing w:after="160"/>
-        <w:jc w:val="center"/>
-      </w:pPr>
-      <w:r>
-        <w:rPr>
-          <w:rFonts w:ascii="Calibri" w:hAnsi="Calibri"/>
-          <w:b w:val="0"/>
-          <w:i/>
-          <w:color w:val="666666"/>
-          <w:sz w:val="18"/>
-        </w:rPr>
-        <w:t>(c) The noise is Laplacian, not Gaussian (Fig. 4), the basis for O3.</w:t>
-      </w:r>
-    </w:p>
-    <w:p>
-      <w:pPr>
-        <w:jc w:val="center"/>
-      </w:pPr>
-      <w:r>
-        <w:drawing>
-          <wp:inline xmlns:a="http://schemas.openxmlformats.org/drawingml/2006/main" xmlns:pic="http://schemas.openxmlformats.org/drawingml/2006/picture">
-            <wp:extent cx="5674821" cy="3657599"/>
-            <wp:docPr id="4" name="Picture 4"/>
-            <wp:cNvGraphicFramePr>
-              <a:graphicFrameLocks noChangeAspect="1"/>
-            </wp:cNvGraphicFramePr>
-            <a:graphic>
-              <a:graphicData uri="http://schemas.openxmlformats.org/drawingml/2006/picture">
-                <pic:pic>
-                  <pic:nvPicPr>
-                    <pic:cNvPr id="0" name="fig3_error_model.png"/>
-                    <pic:cNvPicPr/>
-                  </pic:nvPicPr>
-                  <pic:blipFill>
-                    <a:blip r:embed="rId12"/>
-                    <a:stretch>
-                      <a:fillRect/>
-                    </a:stretch>
-                  </pic:blipFill>
-                  <pic:spPr>
-                    <a:xfrm>
-                      <a:off x="0" y="0"/>
-                      <a:ext cx="5674821" cy="3657599"/>
-                    </a:xfrm>
-                    <a:prstGeom prst="rect"/>
-                  </pic:spPr>
-                </pic:pic>
-              </a:graphicData>
-            </a:graphic>
-          </wp:inline>
-        </w:drawing>
-      </w:r>
-    </w:p>
-    <w:p>
-      <w:pPr>
-        <w:spacing w:after="160"/>
-        <w:jc w:val="center"/>
-      </w:pPr>
-      <w:r>
-        <w:rPr>
-          <w:rFonts w:ascii="Calibri" w:hAnsi="Calibri"/>
-          <w:b w:val="0"/>
-          <w:i/>
-          <w:color w:val="666666"/>
-          <w:sz w:val="18"/>
-        </w:rPr>
-        <w:t>Figure 4.</w:t>
-      </w:r>
-      <w:r>
-        <w:rPr>
-          <w:rFonts w:ascii="Calibri" w:hAnsi="Calibri"/>
-          <w:b w:val="0"/>
-          <w:i/>
-          <w:color w:val="666666"/>
-          <w:sz w:val="18"/>
-        </w:rPr>
-        <w:t xml:space="preserve"> </w:t>
-      </w:r>
-      <w:r>
-        <w:rPr>
-          <w:rFonts w:ascii="Calibri" w:hAnsi="Calibri"/>
-          <w:b w:val="0"/>
-          <w:i/>
-          <w:color w:val="666666"/>
-          <w:sz w:val="18"/>
-        </w:rPr>
-        <w:t xml:space="preserve">Residuals on stable ground are sharply peaked with heavy tails, i.e. </w:t>
-      </w:r>
-      <w:r>
-        <w:rPr>
-          <w:rFonts w:ascii="Calibri" w:hAnsi="Calibri"/>
-          <w:b w:val="0"/>
-          <w:i/>
-          <w:color w:val="666666"/>
-          <w:sz w:val="18"/>
-        </w:rPr>
-        <w:t>Laplacian</w:t>
-      </w:r>
-      <w:r>
-        <w:rPr>
-          <w:rFonts w:ascii="Calibri" w:hAnsi="Calibri"/>
-          <w:b w:val="0"/>
-          <w:i/>
-          <w:color w:val="666666"/>
-          <w:sz w:val="18"/>
-        </w:rPr>
-        <w:t>*</w:t>
-      </w:r>
-    </w:p>
-    <w:p>
-      <w:pPr>
-        <w:spacing w:after="120"/>
-      </w:pPr>
-      <w:r>
-        <w:rPr>
-          <w:rFonts w:ascii="Calibri" w:hAnsi="Calibri"/>
-          <w:b w:val="0"/>
-          <w:i w:val="0"/>
-        </w:rPr>
-        <w:t>rather than the usual bell curve. Assuming a bell curve (and using σ) would let the tails inflate the noise estimate, which is why NMAD is the right choice and the starting point for the per-pixel uncertainty layer in O3.*</w:t>
-      </w:r>
-    </w:p>
-    <w:p>
-      <w:pPr>
-        <w:spacing w:after="160"/>
-        <w:jc w:val="center"/>
-      </w:pPr>
-      <w:r>
-        <w:rPr>
-          <w:rFonts w:ascii="Calibri" w:hAnsi="Calibri"/>
-          <w:b w:val="0"/>
-          <w:i/>
-          <w:color w:val="666666"/>
-          <w:sz w:val="18"/>
-        </w:rPr>
-        <w:t>(d) A first attribution signal (Fig. 5).</w:t>
-      </w:r>
-    </w:p>
-    <w:p>
-      <w:pPr>
-        <w:jc w:val="center"/>
-      </w:pPr>
-      <w:r>
-        <w:drawing>
-          <wp:inline xmlns:a="http://schemas.openxmlformats.org/drawingml/2006/main" xmlns:pic="http://schemas.openxmlformats.org/drawingml/2006/picture">
-            <wp:extent cx="6126480" cy="2695024"/>
-            <wp:docPr id="5" name="Picture 5"/>
-            <wp:cNvGraphicFramePr>
-              <a:graphicFrameLocks noChangeAspect="1"/>
-            </wp:cNvGraphicFramePr>
-            <a:graphic>
-              <a:graphicData uri="http://schemas.openxmlformats.org/drawingml/2006/picture">
-                <pic:pic>
-                  <pic:nvPicPr>
-                    <pic:cNvPr id="0" name="fig4_attribution.png"/>
-                    <pic:cNvPicPr/>
-                  </pic:nvPicPr>
-                  <pic:blipFill>
-                    <a:blip r:embed="rId13"/>
-                    <a:stretch>
-                      <a:fillRect/>
-                    </a:stretch>
-                  </pic:blipFill>
-                  <pic:spPr>
-                    <a:xfrm>
-                      <a:off x="0" y="0"/>
-                      <a:ext cx="6126480" cy="2695024"/>
-                    </a:xfrm>
-                    <a:prstGeom prst="rect"/>
-                  </pic:spPr>
-                </pic:pic>
-              </a:graphicData>
-            </a:graphic>
-          </wp:inline>
-        </w:drawing>
-      </w:r>
-    </w:p>
-    <w:p>
-      <w:pPr>
-        <w:spacing w:after="120"/>
-      </w:pPr>
-      <w:r>
-        <w:rPr>
-          <w:rFonts w:ascii="Calibri" w:hAnsi="Calibri"/>
-          <w:b w:val="0"/>
-          <w:i/>
-        </w:rPr>
-        <w:t>Figure 5.</w:t>
-      </w:r>
-      <w:r>
-        <w:rPr>
-          <w:rFonts w:ascii="Calibri" w:hAnsi="Calibri"/>
-          <w:b w:val="0"/>
-          <w:i w:val="0"/>
-        </w:rPr>
-        <w:t xml:space="preserve"> </w:t>
-      </w:r>
-      <w:r>
-        <w:rPr>
-          <w:rFonts w:ascii="Calibri" w:hAnsi="Calibri"/>
-          <w:b w:val="0"/>
-          <w:i/>
-        </w:rPr>
-        <w:t xml:space="preserve">Each stream's rate against its mean gauged melt discharge (lake signal screened out). In the lidar epoch the per-area rate scales strongly with discharge, </w:t>
-      </w:r>
-      <w:r>
-        <w:rPr>
-          <w:rFonts w:ascii="Calibri" w:hAnsi="Calibri"/>
-          <w:b w:val="0"/>
-          <w:i/>
-        </w:rPr>
-        <w:t>r = +0.95 (p = 0.004), Spearman ρ = +0.94 (p = 0.005)</w:t>
-      </w:r>
-      <w:r>
-        <w:rPr>
-          <w:rFonts w:ascii="Calibri" w:hAnsi="Calibri"/>
-          <w:b w:val="0"/>
-          <w:i/>
-        </w:rPr>
-        <w:t xml:space="preserve">, and dropping any single stream doesn't break it. In the satellite epoch there's no coherent relation, because post-2015 gauge records are thin (as few as 48 gauged days for one stream), so no fit is drawn. That contrast is the case for O1: where gauges are dense the melt–sediment link is strong, so the project swaps patchy gauge data for </w:t>
-      </w:r>
-      <w:r>
-        <w:rPr>
-          <w:rFonts w:ascii="Calibri" w:hAnsi="Calibri"/>
-          <w:b w:val="0"/>
-          <w:i/>
-        </w:rPr>
-        <w:t>modeled melt energy</w:t>
-      </w:r>
-      <w:r>
-        <w:rPr>
-          <w:rFonts w:ascii="Calibri" w:hAnsi="Calibri"/>
-          <w:b w:val="0"/>
-          <w:i/>
-        </w:rPr>
-        <w:t xml:space="preserve"> (PDD / insolation / thaw) that exists everywhere, every year.</w:t>
-      </w:r>
-    </w:p>
-    <w:p>
-      <w:pPr>
-        <w:pBdr>
-          <w:bottom w:val="single" w:sz="6" w:space="1" w:color="BBBBBB"/>
-        </w:pBdr>
-      </w:pPr>
-    </w:p>
-    <w:p>
-      <w:pPr>
-        <w:spacing w:before="140" w:after="60"/>
-      </w:pPr>
-      <w:r>
-        <w:rPr>
-          <w:rFonts w:ascii="Calibri" w:hAnsi="Calibri"/>
-          <w:b/>
-          <w:i w:val="0"/>
-          <w:sz w:val="24"/>
-        </w:rPr>
-        <w:t>6. FI qualifications</w:t>
+        <w:t>5. FI qualifications</w:t>
       </w:r>
     </w:p>
     <w:p>
@@ -3873,7 +2974,7 @@
           <w:i w:val="0"/>
           <w:sz w:val="24"/>
         </w:rPr>
-        <w:t>7. Plan, timeline, risks, and data sharing</w:t>
+        <w:t>6. Plan, timeline, risks, and data sharing</w:t>
       </w:r>
     </w:p>
     <w:p>
@@ -4014,7 +3115,7 @@
                 <w:i w:val="0"/>
                 <w:sz w:val="18"/>
               </w:rPr>
-              <w:t>Build the per-stream driver time series; first O1 attribution model on Taylor Valley (extending Fig. 5); prototype the per-pixel uncertainty layer (O3). Output: attribution paper drafted.</w:t>
+              <w:t>Build the change-detection chain from public data; build the per-stream driver time series; first O1 attribution model on Taylor Valley; prototype the per-pixel uncertainty layer (O3). Output: attribution paper drafted.</w:t>
             </w:r>
           </w:p>
         </w:tc>
@@ -4159,7 +3260,7 @@
           <w:b w:val="0"/>
           <w:i w:val="0"/>
         </w:rPr>
-        <w:t xml:space="preserve"> Request them from her group; if that stalls, the LTER centerlines serve as a stand-in (Figs. 2–3 use them), and the FI's prior work shows label-building from scratch is in hand. </w:t>
+        <w:t xml:space="preserve"> Request them from her group; if that stalls, the public LTER centerlines serve as a stand-in, and the FI's prior work shows label-building from scratch is in hand. </w:t>
       </w:r>
       <w:r>
         <w:rPr>
@@ -4521,11 +3622,11 @@
           <w:b w:val="0"/>
           <w:i/>
         </w:rPr>
-        <w:t>Plain-language version of `finesst_proposal.md`: same science and same real numbers, more direct voice. Figures from `barlow/build/_finesst_figures.py`. Not a submitted proposal.</w:t>
+        <w:t>Plain-language version of `finesst_proposal.md`: same plan, more direct voice. Written as a plan only (no preliminary work presented). Not a submitted proposal.</w:t>
       </w:r>
     </w:p>
     <w:sectPr>
-      <w:footerReference w:type="default" r:id="rId14"/>
+      <w:footerReference w:type="default" r:id="rId9"/>
       <w:pgSz w:w="12240" w:h="15840"/>
       <w:pgMar w:top="1008" w:right="1296" w:bottom="1008" w:left="1296" w:header="720" w:footer="720" w:gutter="0"/>
       <w:cols w:space="720"/>

--- a/barlow/docs/finesst_proposal_plain.docx
+++ b/barlow/docs/finesst_proposal_plain.docx
@@ -52,7 +52,7 @@
           <w:i w:val="0"/>
           <w:sz w:val="20"/>
         </w:rPr>
-        <w:t xml:space="preserve"> where Antarctic streams are reshaping the land, but it stops at location: it says where, never why. This project starts at that line. The work will connect the measured change to the processes driving it (heat, melt, thawing ground), make the detector work across different sensors and all four valleys, and attach a real uncertainty value to every pixel.</w:t>
+        <w:t xml:space="preserve"> where Antarctic streams are reshaping the land, but it stops at location: it says where, never why. This project starts at that line. The work will connect the measured change to the processes driving it (heat, melt, thawing ground), widen the view from the stream channels to everything changing on the valley floors, and attach a real uncertainty value to every pixel.</w:t>
       </w:r>
     </w:p>
     <w:p>
@@ -314,6 +314,62 @@
     </w:p>
     <w:p>
       <w:pPr>
+        <w:spacing w:after="160"/>
+        <w:jc w:val="center"/>
+      </w:pPr>
+      <w:r>
+        <w:rPr>
+          <w:rFonts w:ascii="Calibri" w:hAnsi="Calibri"/>
+          <w:b w:val="0"/>
+          <w:i/>
+          <w:color w:val="666666"/>
+          <w:sz w:val="18"/>
+        </w:rPr>
+        <w:t>The gap.</w:t>
+      </w:r>
+      <w:r>
+        <w:rPr>
+          <w:rFonts w:ascii="Calibri" w:hAnsi="Calibri"/>
+          <w:b w:val="0"/>
+          <w:i/>
+          <w:color w:val="666666"/>
+          <w:sz w:val="18"/>
+        </w:rPr>
+        <w:t xml:space="preserve"> Barlow's work ends at </w:t>
+      </w:r>
+      <w:r>
+        <w:rPr>
+          <w:rFonts w:ascii="Calibri" w:hAnsi="Calibri"/>
+          <w:b w:val="0"/>
+          <w:i/>
+          <w:color w:val="666666"/>
+          <w:sz w:val="18"/>
+        </w:rPr>
+        <w:t>description</w:t>
+      </w:r>
+      <w:r>
+        <w:rPr>
+          <w:rFonts w:ascii="Calibri" w:hAnsi="Calibri"/>
+          <w:b w:val="0"/>
+          <w:i/>
+          <w:color w:val="666666"/>
+          <w:sz w:val="18"/>
+        </w:rPr>
+        <w:t xml:space="preserve">, and at the channel edge. It maps </w:t>
+      </w:r>
+      <w:r>
+        <w:rPr>
+          <w:rFonts w:ascii="Calibri" w:hAnsi="Calibri"/>
+          <w:b w:val="0"/>
+          <w:i/>
+          <w:color w:val="666666"/>
+          <w:sz w:val="18"/>
+        </w:rPr>
+        <w:t>where</w:t>
+      </w:r>
+    </w:p>
+    <w:p>
+      <w:pPr>
         <w:spacing w:after="120"/>
       </w:pPr>
       <w:r>
@@ -322,63 +378,7 @@
           <w:b w:val="0"/>
           <w:i w:val="0"/>
         </w:rPr>
-        <w:t>The gap.</w:t>
-      </w:r>
-      <w:r>
-        <w:rPr>
-          <w:rFonts w:ascii="Calibri" w:hAnsi="Calibri"/>
-          <w:b w:val="0"/>
-          <w:i w:val="0"/>
-        </w:rPr>
-        <w:t xml:space="preserve"> Barlow's work ends at </w:t>
-      </w:r>
-      <w:r>
-        <w:rPr>
-          <w:rFonts w:ascii="Calibri" w:hAnsi="Calibri"/>
-          <w:b w:val="0"/>
-          <w:i/>
-        </w:rPr>
-        <w:t>description</w:t>
-      </w:r>
-      <w:r>
-        <w:rPr>
-          <w:rFonts w:ascii="Calibri" w:hAnsi="Calibri"/>
-          <w:b w:val="0"/>
-          <w:i w:val="0"/>
-        </w:rPr>
-        <w:t xml:space="preserve">. It maps </w:t>
-      </w:r>
-      <w:r>
-        <w:rPr>
-          <w:rFonts w:ascii="Calibri" w:hAnsi="Calibri"/>
-          <w:b w:val="0"/>
-          <w:i w:val="0"/>
-        </w:rPr>
-        <w:t>where</w:t>
-      </w:r>
-      <w:r>
-        <w:rPr>
-          <w:rFonts w:ascii="Calibri" w:hAnsi="Calibri"/>
-          <w:b w:val="0"/>
-          <w:i w:val="0"/>
-        </w:rPr>
-        <w:t xml:space="preserve"> change happens (Denton Hills erodes hardest; parts of Taylor Valley are accelerating) but explicitly leaves two things for future work: </w:t>
-      </w:r>
-      <w:r>
-        <w:rPr>
-          <w:rFonts w:ascii="Calibri" w:hAnsi="Calibri"/>
-          <w:b w:val="0"/>
-          <w:i w:val="0"/>
-        </w:rPr>
-        <w:t>(a)</w:t>
-      </w:r>
-      <w:r>
-        <w:rPr>
-          <w:rFonts w:ascii="Calibri" w:hAnsi="Calibri"/>
-          <w:b w:val="0"/>
-          <w:i w:val="0"/>
-        </w:rPr>
-        <w:t xml:space="preserve"> linking the change to its physical and climate </w:t>
+        <w:t xml:space="preserve">in-channel change happens (Denton Hills erodes hardest; parts of Taylor Valley are accelerating) but leaves the </w:t>
       </w:r>
       <w:r>
         <w:rPr>
@@ -394,7 +394,15 @@
           <w:b w:val="0"/>
           <w:i w:val="0"/>
         </w:rPr>
-        <w:t xml:space="preserve">, and </w:t>
+        <w:t xml:space="preserve"> for future work — and everything the elevation differencing measures </w:t>
+      </w:r>
+      <w:r>
+        <w:rPr>
+          <w:rFonts w:ascii="Calibri" w:hAnsi="Calibri"/>
+          <w:b w:val="0"/>
+          <w:i/>
+        </w:rPr>
+        <w:t>outside</w:t>
       </w:r>
       <w:r>
         <w:rPr>
@@ -402,63 +410,7 @@
           <w:b w:val="0"/>
           <w:i w:val="0"/>
         </w:rPr>
-        <w:t>(b)</w:t>
-      </w:r>
-      <w:r>
-        <w:rPr>
-          <w:rFonts w:ascii="Calibri" w:hAnsi="Calibri"/>
-          <w:b w:val="0"/>
-          <w:i w:val="0"/>
-        </w:rPr>
-        <w:t xml:space="preserve"> making the model work </w:t>
-      </w:r>
-      <w:r>
-        <w:rPr>
-          <w:rFonts w:ascii="Calibri" w:hAnsi="Calibri"/>
-          <w:b w:val="0"/>
-          <w:i w:val="0"/>
-        </w:rPr>
-        <w:t>beyond the MDVs</w:t>
-      </w:r>
-      <w:r>
-        <w:rPr>
-          <w:rFonts w:ascii="Calibri" w:hAnsi="Calibri"/>
-          <w:b w:val="0"/>
-          <w:i w:val="0"/>
-        </w:rPr>
-        <w:t xml:space="preserve">. That's the natural space for a Future Investigator project: moving from a tool that </w:t>
-      </w:r>
-      <w:r>
-        <w:rPr>
-          <w:rFonts w:ascii="Calibri" w:hAnsi="Calibri"/>
-          <w:b w:val="0"/>
-          <w:i/>
-        </w:rPr>
-        <w:t>watches</w:t>
-      </w:r>
-      <w:r>
-        <w:rPr>
-          <w:rFonts w:ascii="Calibri" w:hAnsi="Calibri"/>
-          <w:b w:val="0"/>
-          <w:i w:val="0"/>
-        </w:rPr>
-        <w:t xml:space="preserve"> to one that </w:t>
-      </w:r>
-      <w:r>
-        <w:rPr>
-          <w:rFonts w:ascii="Calibri" w:hAnsi="Calibri"/>
-          <w:b w:val="0"/>
-          <w:i/>
-        </w:rPr>
-        <w:t>explains and predicts</w:t>
-      </w:r>
-      <w:r>
-        <w:rPr>
-          <w:rFonts w:ascii="Calibri" w:hAnsi="Calibri"/>
-          <w:b w:val="0"/>
-          <w:i w:val="0"/>
-        </w:rPr>
-        <w:t>.</w:t>
+        <w:t xml:space="preserve"> the channels (thawing ground, slopes, fans, lake edges) gets thrown away by the channel mask. That's the natural space for a Future Investigator project: explain the change, and stop discarding most of the measurement.</w:t>
       </w:r>
     </w:p>
     <w:p>
@@ -816,7 +768,7 @@
                 <w:i w:val="0"/>
                 <w:sz w:val="18"/>
               </w:rPr>
-              <w:t>Generalization.</w:t>
+              <w:t>Whole-landscape change.</w:t>
             </w:r>
             <w:r>
               <w:rPr>
@@ -825,7 +777,7 @@
                 <w:i w:val="0"/>
                 <w:sz w:val="18"/>
               </w:rPr>
-              <w:t xml:space="preserve"> Make the terrain-only detector work across both lidar (2001/2014) and REMA, and across all four valleys. The obstacle is </w:t>
+              <w:t xml:space="preserve"> Run the change detection over the entire valley floor, not just inside the channel outlines, and sort each patch of significant change by the process behind it: channel shift, ground-ice thaw (</w:t>
             </w:r>
             <w:r>
               <w:rPr>
@@ -834,7 +786,7 @@
                 <w:i w:val="0"/>
                 <w:sz w:val="18"/>
               </w:rPr>
-              <w:t>domain shift</w:t>
+              <w:t>thermokarst</w:t>
             </w:r>
             <w:r>
               <w:rPr>
@@ -843,7 +795,7 @@
                 <w:i w:val="0"/>
                 <w:sz w:val="18"/>
               </w:rPr>
-              <w:t>: lidar and satellite represent the surface differently, which degrades the satellite epoch.</w:t>
+              <w:t>), slope movement, fan growth, lake-edge change. Then test each kind against its own drivers.</w:t>
             </w:r>
           </w:p>
         </w:tc>
@@ -872,7 +824,7 @@
                 <w:i w:val="0"/>
                 <w:sz w:val="18"/>
               </w:rPr>
-              <w:t xml:space="preserve"> A sensor-aware correction (conditioned on slope/aspect, per pixel) closes most of the lidar-vs-REMA gap.</w:t>
+              <w:t xml:space="preserve"> Different kinds of change answer to different drivers — channels follow melt energy and water; thaw-driven sinking follows how deep the ground thaws each summer.</w:t>
             </w:r>
           </w:p>
         </w:tc>
@@ -892,7 +844,7 @@
                 <w:i w:val="0"/>
                 <w:sz w:val="18"/>
               </w:rPr>
-              <w:t>Barlow flags sensor generalization as future work.</w:t>
+              <w:t>Barlow's analysis keeps only what's inside the channel masks; the rest of the measurement is discarded.</w:t>
             </w:r>
           </w:p>
         </w:tc>
@@ -1545,7 +1497,7 @@
                 <w:i w:val="0"/>
                 <w:sz w:val="18"/>
               </w:rPr>
-              <w:t>Extends the record past the last lidar flight; since no new lidar is planned, this is the future of monitoring, which is why O2 (making it interchangeable with lidar) matters</w:t>
+              <w:t>Extends the record past the last lidar flight; since no new lidar is planned, this is the future of monitoring — which is why the lidar-vs-REMA correction in §4 matters</w:t>
             </w:r>
           </w:p>
         </w:tc>
@@ -2869,7 +2821,7 @@
           <w:b w:val="0"/>
           <w:i w:val="0"/>
         </w:rPr>
-        <w:t>O2, generalization.</w:t>
+        <w:t>O2, whole-landscape change.</w:t>
       </w:r>
       <w:r>
         <w:rPr>
@@ -2877,7 +2829,28 @@
           <w:b w:val="0"/>
           <w:i w:val="0"/>
         </w:rPr>
-        <w:t xml:space="preserve"> Quantify the lidar-vs-REMA difference over stable ground as a function of slope and aspect, learn a correction, retrain the U-Net with both sensors represented, and evaluate F1 across all four valleys and both sensors. Prior work (§5) shows this architecture holding up on an entirely different landscape, which bounds the risk.</w:t>
+        <w:t xml:space="preserve"> The DoD already measures the whole surface; the channel mask throws most of it away. Apply the O3 per-pixel thresholds to the full valley floor, pull out the patches of change that clear them, and classify each patch by process type from its shape and setting (on a slope? next to a lake? ice-cored ground?). Each type's rates then get their own driver test in O1. Prior work (§5) classifying terrain disturbance by type on a different landscape shows this move is in hand.</w:t>
+      </w:r>
+    </w:p>
+    <w:p>
+      <w:pPr>
+        <w:spacing w:after="120"/>
+      </w:pPr>
+      <w:r>
+        <w:rPr>
+          <w:rFonts w:ascii="Calibri" w:hAnsi="Calibri"/>
+          <w:b w:val="0"/>
+          <w:i w:val="0"/>
+        </w:rPr>
+        <w:t>Sensor continuity (a method, not an objective).</w:t>
+      </w:r>
+      <w:r>
+        <w:rPr>
+          <w:rFonts w:ascii="Calibri" w:hAnsi="Calibri"/>
+          <w:b w:val="0"/>
+          <w:i w:val="0"/>
+        </w:rPr>
+        <w:t xml:space="preserve"> The record only continues past 2014 on REMA, and satellite elevations disagree with lidar in terrain-dependent ways. Measure that disagreement over stable ground (by slope and aspect) and correct it before any differencing that mixes sensors. Expand beyond Taylor Valley where REMA quality allows.</w:t>
       </w:r>
     </w:p>
     <w:p>
@@ -2953,7 +2926,7 @@
           <w:b w:val="0"/>
           <w:i w:val="0"/>
         </w:rPr>
-        <w:t>The FI has built and run this same class of machinery (U-Net segmentation on terrain layers, ICP alignment, DoD change detection) on a very different landscape: detecting channels, roads, and disturbance scars in the Appalachian Plateau from elevation alone. That shows the approach transfers across sensors and biomes, which is precisely O2's risk, and that the FI can operate the full pipeline end to end.</w:t>
+        <w:t>The FI has built and run this same class of machinery (U-Net segmentation on terrain layers, ICP alignment, DoD change detection) on a very different landscape: detecting channels, roads, and disturbance scars in the Appalachian Plateau from elevation alone. That shows the approach transfers across sensors and biomes, that sorting disturbance features by type (O2's core move) is demonstrated, and that the FI can operate the full pipeline end to end.</w:t>
       </w:r>
     </w:p>
     <w:p>
@@ -3157,7 +3130,7 @@
                 <w:i w:val="0"/>
                 <w:sz w:val="18"/>
               </w:rPr>
-              <w:t>Correct the lidar↔REMA domain shift and generalize the detector to all four valleys (O2); run attribution basin-wide; AGU talk. Output: O2 paper.</w:t>
+              <w:t>Whole-landscape change detection and process classification on Taylor Valley (O2), gated by the O3 thresholds; driver tests per change type; AGU talk. Output: O2 paper.</w:t>
             </w:r>
           </w:p>
         </w:tc>
@@ -3199,7 +3172,7 @@
                 <w:i w:val="0"/>
                 <w:sz w:val="18"/>
               </w:rPr>
-              <w:t>Predict where acceleration migrates next; full three-epoch acceleration attribution; release the uncertainty product (O3). Output: synthesis/prediction paper plus public datasets.</w:t>
+              <w:t>Predict where acceleration migrates next; full three-epoch acceleration attribution; extend beyond Taylor Valley where REMA supports it; release the uncertainty product (O3). Output: synthesis/prediction paper plus public datasets.</w:t>
             </w:r>
           </w:p>
         </w:tc>
@@ -3340,7 +3313,39 @@
           <w:b w:val="0"/>
           <w:i w:val="0"/>
         </w:rPr>
-        <w:t xml:space="preserve"> from reanalysis rather than raw gauge discharge alone.</w:t>
+        <w:t xml:space="preserve"> from reanalysis rather than raw gauge discharge alone. </w:t>
+      </w:r>
+      <w:r>
+        <w:rPr>
+          <w:rFonts w:ascii="Calibri" w:hAnsi="Calibri"/>
+          <w:b w:val="0"/>
+          <w:i w:val="0"/>
+        </w:rPr>
+        <w:t>(4)</w:t>
+      </w:r>
+      <w:r>
+        <w:rPr>
+          <w:rFonts w:ascii="Calibri" w:hAnsi="Calibri"/>
+          <w:b w:val="0"/>
+          <w:i w:val="0"/>
+        </w:rPr>
+        <w:t xml:space="preserve"> </w:t>
+      </w:r>
+      <w:r>
+        <w:rPr>
+          <w:rFonts w:ascii="Calibri" w:hAnsi="Calibri"/>
+          <w:b w:val="0"/>
+          <w:i/>
+        </w:rPr>
+        <w:t>Outside the channels, change may be too small to clear the detection threshold.</w:t>
+      </w:r>
+      <w:r>
+        <w:rPr>
+          <w:rFonts w:ascii="Calibri" w:hAnsi="Calibri"/>
+          <w:b w:val="0"/>
+          <w:i w:val="0"/>
+        </w:rPr>
+        <w:t xml:space="preserve"> Then O2 narrows back to in-channel change and the whole-landscape result is reported as a calibrated null — which is itself a statement about how confined active change currently is.</w:t>
       </w:r>
     </w:p>
     <w:p>
@@ -3361,7 +3366,7 @@
           <w:b w:val="0"/>
           <w:i w:val="0"/>
         </w:rPr>
-        <w:t xml:space="preserve"> All inputs are free/public and cited. My outputs (change maps, per-stream rate tables, uncertainty layers, stream-boundary polygons) will be released open-access (DOIs via Zenodo/EDI) alongside the code. Heavy regenerable rasters stay out of version control; scripts, figures, and tables are tracked. Everything carries explicit CRS, method, and uncertainty metadata, consistent with NASA's open-science requirements.</w:t>
+        <w:t xml:space="preserve"> All inputs are free/public and cited. My outputs (change maps classified by process type, per-stream rate tables, uncertainty layers, stream-boundary polygons) will be released open-access (DOIs via Zenodo/EDI) alongside the code. Heavy regenerable rasters stay out of version control; scripts, figures, and tables are tracked. Everything carries explicit CRS, method, and uncertainty metadata, consistent with NASA's open-science requirements.</w:t>
       </w:r>
     </w:p>
     <w:p>

--- a/barlow/docs/finesst_proposal_plain.docx
+++ b/barlow/docs/finesst_proposal_plain.docx
@@ -10,7 +10,7 @@
           <w:i w:val="0"/>
           <w:sz w:val="36"/>
         </w:rPr>
-        <w:t>From Detection to Attribution: Tracking and Explaining Stream Change in Antarctica from Terrain Alone</w:t>
+        <w:t>From Detection to Attribution: Tracking and Explaining Landscape Change in Antarctica's Dry Valleys from Terrain Alone</w:t>
       </w:r>
     </w:p>
     <w:p>
@@ -444,7 +444,7 @@
           <w:b w:val="0"/>
           <w:i w:val="0"/>
         </w:rPr>
-        <w:t xml:space="preserve">In one sentence: measure how fast each Antarctic stream is reshaping its channel, then explain that rate with heat and melt, so the map stops just </w:t>
+        <w:t xml:space="preserve">In one sentence: measure how fast the Dry Valleys' surfaces are changing — the stream channels first, and the whole valley floor with them — then explain those rates with heat and melt, so the map stops just </w:t>
       </w:r>
       <w:r>
         <w:rPr>
@@ -3653,7 +3653,7 @@
         <w:color w:val="666666"/>
         <w:sz w:val="16"/>
       </w:rPr>
-      <w:t>From Detection to Attribution: Tracking and Explaining Stream Change in Antarctica from Terrain Alone</w:t>
+      <w:t>From Detection to Attribution: Tracking and Explaining Landscape Change in Antarctica's Dry Valleys from Terrain Alone</w:t>
       <w:tab/>
       <w:tab/>
     </w:r>

--- a/barlow/docs/finesst_proposal_plain.docx
+++ b/barlow/docs/finesst_proposal_plain.docx
@@ -157,7 +157,8 @@
     </w:p>
     <w:p>
       <w:pPr>
-        <w:spacing w:after="120"/>
+        <w:spacing w:after="20"/>
+        <w:ind w:left="360" w:hanging="360"/>
       </w:pPr>
       <w:r>
         <w:rPr>
@@ -197,7 +198,21 @@
           <w:b w:val="0"/>
           <w:i w:val="0"/>
         </w:rPr>
-        <w:t xml:space="preserve"> (an image-segmentation CNN) traces stream channels from the shape of the ground alone (elevation, slope, aspect). There's no water signal to key off, since the channels are dry most of the year. 2. </w:t>
+        <w:t xml:space="preserve"> (an image-segmentation CNN) traces stream channels from the shape of the ground alone (elevation, slope, aspect). There's no water signal to key off, since the channels are dry most of the year.</w:t>
+      </w:r>
+    </w:p>
+    <w:p>
+      <w:pPr>
+        <w:spacing w:after="20"/>
+        <w:ind w:left="360" w:hanging="360"/>
+      </w:pPr>
+      <w:r>
+        <w:rPr>
+          <w:rFonts w:ascii="Calibri" w:hAnsi="Calibri"/>
+          <w:b w:val="0"/>
+          <w:i w:val="0"/>
+        </w:rPr>
+        <w:t xml:space="preserve">2. </w:t>
       </w:r>
       <w:r>
         <w:rPr>
@@ -261,7 +276,21 @@
           <w:b w:val="0"/>
           <w:i w:val="0"/>
         </w:rPr>
-        <w:t xml:space="preserve"> (a median-based, outlier-robust spread estimate that's far more reliable here than standard deviation). 3. </w:t>
+        <w:t xml:space="preserve"> (a median-based, outlier-robust spread estimate that's far more reliable here than standard deviation).</w:t>
+      </w:r>
+    </w:p>
+    <w:p>
+      <w:pPr>
+        <w:spacing w:after="20"/>
+        <w:ind w:left="360" w:hanging="360"/>
+      </w:pPr>
+      <w:r>
+        <w:rPr>
+          <w:rFonts w:ascii="Calibri" w:hAnsi="Calibri"/>
+          <w:b w:val="0"/>
+          <w:i w:val="0"/>
+        </w:rPr>
+        <w:t xml:space="preserve">3. </w:t>
       </w:r>
       <w:r>
         <w:rPr>

--- a/barlow/docs/finesst_proposal_plain.docx
+++ b/barlow/docs/finesst_proposal_plain.docx
@@ -228,7 +228,7 @@
           <w:b w:val="0"/>
           <w:i w:val="0"/>
         </w:rPr>
-        <w:t xml:space="preserve"> Airborne lidar is the accuracy benchmark but only exists for 2001 and 2014. Extending past 2014 means using </w:t>
+        <w:t xml:space="preserve"> Airborne LiDAR is the accuracy benchmark but only exists for 2001 and 2014. Extending past 2014 means using </w:t>
       </w:r>
       <w:r>
         <w:rPr>
@@ -1275,7 +1275,7 @@
                 <w:i w:val="0"/>
                 <w:sz w:val="18"/>
               </w:rPr>
-              <w:t>2001 airborne lidar</w:t>
+              <w:t>2001 airborne LiDAR</w:t>
             </w:r>
             <w:r>
               <w:rPr>
@@ -1366,7 +1366,7 @@
                 <w:i w:val="0"/>
                 <w:sz w:val="18"/>
               </w:rPr>
-              <w:t>2014 airborne lidar</w:t>
+              <w:t>2014 airborne LiDAR</w:t>
             </w:r>
             <w:r>
               <w:rPr>
@@ -1526,7 +1526,7 @@
                 <w:i w:val="0"/>
                 <w:sz w:val="18"/>
               </w:rPr>
-              <w:t>Extends the record past the last lidar flight; since no new lidar is planned, this is the future of monitoring — which is why the lidar-vs-REMA correction in §4 matters</w:t>
+              <w:t>Extends the record past the last LiDAR flight; since no new LiDAR is planned, this is the future of monitoring — which is why the LiDAR-vs-REMA correction in §4 matters</w:t>
             </w:r>
           </w:p>
         </w:tc>
@@ -1579,7 +1579,7 @@
           <w:b w:val="0"/>
           <w:i w:val="0"/>
         </w:rPr>
-        <w:t xml:space="preserve"> (where water would collect), and lidar intensity.</w:t>
+        <w:t xml:space="preserve"> (where water would collect), and LiDAR intensity.</w:t>
       </w:r>
     </w:p>
     <w:p>
@@ -2879,7 +2879,7 @@
           <w:b w:val="0"/>
           <w:i w:val="0"/>
         </w:rPr>
-        <w:t xml:space="preserve"> The record only continues past 2014 on REMA, and satellite elevations disagree with lidar in terrain-dependent ways. Measure that disagreement over stable ground (by slope and aspect) and correct it before any differencing that mixes sensors. Expand beyond Taylor Valley where REMA quality allows.</w:t>
+        <w:t xml:space="preserve"> The record only continues past 2014 on REMA, and satellite elevations disagree with LiDAR in terrain-dependent ways. Measure that disagreement over stable ground (by slope and aspect) and correct it before any differencing that mixes sensors. Expand beyond Taylor Valley where REMA quality allows.</w:t>
       </w:r>
     </w:p>
     <w:p>
